--- a/BaoCao/cn-da22ttc-nguyenhuynhphuvinh-110122203-linvnix.docx
+++ b/BaoCao/cn-da22ttc-nguyenhuynhphuvinh-110122203-linvnix.docx
@@ -1362,6 +1362,8 @@
                             </w:pPr>
                             <w:r>
                               <w:tab/>
+                            </w:r>
+                            <w:r>
                               <w:tab/>
                             </w:r>
                           </w:p>
@@ -1374,6 +1376,8 @@
                             </w:pPr>
                             <w:r>
                               <w:tab/>
+                            </w:r>
+                            <w:r>
                               <w:tab/>
                             </w:r>
                           </w:p>
@@ -1386,6 +1390,8 @@
                             </w:pPr>
                             <w:r>
                               <w:tab/>
+                            </w:r>
+                            <w:r>
                               <w:tab/>
                             </w:r>
                           </w:p>
@@ -1398,6 +1404,8 @@
                             </w:pPr>
                             <w:r>
                               <w:tab/>
+                            </w:r>
+                            <w:r>
                               <w:tab/>
                             </w:r>
                           </w:p>
@@ -1410,6 +1418,8 @@
                             </w:pPr>
                             <w:r>
                               <w:tab/>
+                            </w:r>
+                            <w:r>
                               <w:tab/>
                             </w:r>
                           </w:p>
@@ -1422,6 +1432,8 @@
                             </w:pPr>
                             <w:r>
                               <w:tab/>
+                            </w:r>
+                            <w:r>
                               <w:tab/>
                             </w:r>
                           </w:p>
@@ -1434,6 +1446,8 @@
                             </w:pPr>
                             <w:r>
                               <w:tab/>
+                            </w:r>
+                            <w:r>
                               <w:tab/>
                             </w:r>
                           </w:p>
@@ -1446,6 +1460,8 @@
                             </w:pPr>
                             <w:r>
                               <w:tab/>
+                            </w:r>
+                            <w:r>
                               <w:tab/>
                             </w:r>
                           </w:p>
@@ -1458,6 +1474,8 @@
                             </w:pPr>
                             <w:r>
                               <w:tab/>
+                            </w:r>
+                            <w:r>
                               <w:tab/>
                             </w:r>
                           </w:p>
@@ -1470,6 +1488,8 @@
                             </w:pPr>
                             <w:r>
                               <w:tab/>
+                            </w:r>
+                            <w:r>
                               <w:tab/>
                             </w:r>
                           </w:p>
@@ -1482,6 +1502,8 @@
                             </w:pPr>
                             <w:r>
                               <w:tab/>
+                            </w:r>
+                            <w:r>
                               <w:tab/>
                             </w:r>
                           </w:p>
@@ -1494,6 +1516,8 @@
                             </w:pPr>
                             <w:r>
                               <w:tab/>
+                            </w:r>
+                            <w:r>
                               <w:tab/>
                             </w:r>
                           </w:p>
@@ -1506,6 +1530,8 @@
                             </w:pPr>
                             <w:r>
                               <w:tab/>
+                            </w:r>
+                            <w:r>
                               <w:tab/>
                             </w:r>
                           </w:p>
@@ -1518,7 +1544,11 @@
                             </w:pPr>
                             <w:r>
                               <w:tab/>
+                            </w:r>
+                            <w:r>
                               <w:tab/>
+                            </w:r>
+                            <w:r>
                               <w:tab/>
                             </w:r>
                           </w:p>
@@ -1531,6 +1561,8 @@
                             </w:pPr>
                             <w:r>
                               <w:tab/>
+                            </w:r>
+                            <w:r>
                               <w:tab/>
                             </w:r>
                           </w:p>
@@ -1543,6 +1575,8 @@
                             </w:pPr>
                             <w:r>
                               <w:tab/>
+                            </w:r>
+                            <w:r>
                               <w:tab/>
                             </w:r>
                           </w:p>
@@ -1555,6 +1589,8 @@
                             </w:pPr>
                             <w:r>
                               <w:tab/>
+                            </w:r>
+                            <w:r>
                               <w:tab/>
                             </w:r>
                           </w:p>
@@ -1567,6 +1603,8 @@
                             </w:pPr>
                             <w:r>
                               <w:tab/>
+                            </w:r>
+                            <w:r>
                               <w:tab/>
                             </w:r>
                           </w:p>
@@ -1579,6 +1617,8 @@
                             </w:pPr>
                             <w:r>
                               <w:tab/>
+                            </w:r>
+                            <w:r>
                               <w:tab/>
                             </w:r>
                           </w:p>
@@ -1591,6 +1631,8 @@
                             </w:pPr>
                             <w:r>
                               <w:tab/>
+                            </w:r>
+                            <w:r>
                               <w:tab/>
                             </w:r>
                           </w:p>
@@ -1603,6 +1645,8 @@
                             </w:pPr>
                             <w:r>
                               <w:tab/>
+                            </w:r>
+                            <w:r>
                               <w:tab/>
                             </w:r>
                           </w:p>
@@ -1615,6 +1659,8 @@
                             </w:pPr>
                             <w:r>
                               <w:tab/>
+                            </w:r>
+                            <w:r>
                               <w:tab/>
                             </w:r>
                           </w:p>
@@ -1627,6 +1673,8 @@
                             </w:pPr>
                             <w:r>
                               <w:tab/>
+                            </w:r>
+                            <w:r>
                               <w:tab/>
                             </w:r>
                           </w:p>
@@ -1639,6 +1687,8 @@
                             </w:pPr>
                             <w:r>
                               <w:tab/>
+                            </w:r>
+                            <w:r>
                               <w:tab/>
                             </w:r>
                           </w:p>
@@ -1651,6 +1701,8 @@
                             </w:pPr>
                             <w:r>
                               <w:tab/>
+                            </w:r>
+                            <w:r>
                               <w:tab/>
                             </w:r>
                           </w:p>
@@ -1663,6 +1715,8 @@
                             </w:pPr>
                             <w:r>
                               <w:tab/>
+                            </w:r>
+                            <w:r>
                               <w:tab/>
                             </w:r>
                           </w:p>
@@ -1675,6 +1729,8 @@
                             </w:pPr>
                             <w:r>
                               <w:tab/>
+                            </w:r>
+                            <w:r>
                               <w:tab/>
                             </w:r>
                           </w:p>
@@ -1687,6 +1743,8 @@
                             </w:pPr>
                             <w:r>
                               <w:tab/>
+                            </w:r>
+                            <w:r>
                               <w:tab/>
                             </w:r>
                           </w:p>
@@ -1699,6 +1757,8 @@
                             </w:pPr>
                             <w:r>
                               <w:tab/>
+                            </w:r>
+                            <w:r>
                               <w:tab/>
                             </w:r>
                           </w:p>
@@ -1711,6 +1771,8 @@
                             </w:pPr>
                             <w:r>
                               <w:tab/>
+                            </w:r>
+                            <w:r>
                               <w:tab/>
                             </w:r>
                           </w:p>
@@ -1723,6 +1785,8 @@
                             </w:pPr>
                             <w:r>
                               <w:tab/>
+                            </w:r>
+                            <w:r>
                               <w:tab/>
                             </w:r>
                           </w:p>
@@ -1735,6 +1799,8 @@
                             </w:pPr>
                             <w:r>
                               <w:tab/>
+                            </w:r>
+                            <w:r>
                               <w:tab/>
                             </w:r>
                           </w:p>
@@ -1747,6 +1813,8 @@
                             </w:pPr>
                             <w:r>
                               <w:tab/>
+                            </w:r>
+                            <w:r>
                               <w:tab/>
                             </w:r>
                           </w:p>
@@ -1759,6 +1827,8 @@
                             </w:pPr>
                             <w:r>
                               <w:tab/>
+                            </w:r>
+                            <w:r>
                               <w:tab/>
                             </w:r>
                           </w:p>
@@ -1771,6 +1841,8 @@
                             </w:pPr>
                             <w:r>
                               <w:tab/>
+                            </w:r>
+                            <w:r>
                               <w:tab/>
                             </w:r>
                           </w:p>
@@ -2789,6 +2861,12 @@
         <w:lastRenderedPageBreak/>
         <w:tab/>
         <w:t>UBND TỈNH VĨNH LONG</w:t>
+      </w:r>
+      <w:r>
+        <w:rPr>
+          <w:sz w:val="22"/>
+          <w:szCs w:val="22"/>
+        </w:rPr>
         <w:tab/>
       </w:r>
       <w:r>
@@ -2820,6 +2898,13 @@
           <w:szCs w:val="22"/>
         </w:rPr>
         <w:t xml:space="preserve">         ĐẠI HỌC TRÀ VINH   </w:t>
+      </w:r>
+      <w:r>
+        <w:rPr>
+          <w:b/>
+          <w:sz w:val="22"/>
+          <w:szCs w:val="22"/>
+        </w:rPr>
         <w:tab/>
         <w:t>Độc lập – Tự do – Hạnh Phúc</w:t>
       </w:r>
@@ -2901,6 +2986,11 @@
             </w:pict>
           </mc:Fallback>
         </mc:AlternateContent>
+      </w:r>
+      <w:r>
+        <w:rPr>
+          <w:noProof/>
+        </w:rPr>
         <mc:AlternateContent>
           <mc:Choice Requires="wps">
             <w:drawing>
@@ -3055,8 +3145,18 @@
           <w:szCs w:val="26"/>
         </w:rPr>
         <w:t xml:space="preserve">Họ và tên sinh viên: </w:t>
+      </w:r>
+      <w:r>
+        <w:rPr>
+          <w:szCs w:val="26"/>
+        </w:rPr>
         <w:tab/>
         <w:t xml:space="preserve">MSSV: </w:t>
+      </w:r>
+      <w:r>
+        <w:rPr>
+          <w:szCs w:val="26"/>
+        </w:rPr>
         <w:tab/>
       </w:r>
     </w:p>
@@ -3073,8 +3173,18 @@
           <w:szCs w:val="26"/>
         </w:rPr>
         <w:t>Ngành:</w:t>
+      </w:r>
+      <w:r>
+        <w:rPr>
+          <w:szCs w:val="26"/>
+        </w:rPr>
         <w:tab/>
         <w:t xml:space="preserve">Khóa: </w:t>
+      </w:r>
+      <w:r>
+        <w:rPr>
+          <w:szCs w:val="26"/>
+        </w:rPr>
         <w:tab/>
       </w:r>
     </w:p>
@@ -3093,6 +3203,11 @@
           <w:szCs w:val="26"/>
         </w:rPr>
         <w:t>Tên đề tài:</w:t>
+      </w:r>
+      <w:r>
+        <w:rPr>
+          <w:szCs w:val="26"/>
+        </w:rPr>
         <w:tab/>
       </w:r>
     </w:p>
@@ -3145,6 +3260,11 @@
           <w:szCs w:val="26"/>
         </w:rPr>
         <w:t>Họ và tên Giáo viên hướng dẫn:</w:t>
+      </w:r>
+      <w:r>
+        <w:rPr>
+          <w:szCs w:val="26"/>
+        </w:rPr>
         <w:tab/>
       </w:r>
     </w:p>
@@ -3161,8 +3281,18 @@
           <w:szCs w:val="26"/>
         </w:rPr>
         <w:t xml:space="preserve">Chức danh:  </w:t>
+      </w:r>
+      <w:r>
+        <w:rPr>
+          <w:szCs w:val="26"/>
+        </w:rPr>
         <w:tab/>
         <w:t xml:space="preserve">Học vị: </w:t>
+      </w:r>
+      <w:r>
+        <w:rPr>
+          <w:szCs w:val="26"/>
+        </w:rPr>
         <w:tab/>
       </w:r>
     </w:p>
@@ -4229,6 +4359,12 @@
           <w:szCs w:val="22"/>
         </w:rPr>
         <w:t xml:space="preserve">UBND TỈNH VĨNH LONG </w:t>
+      </w:r>
+      <w:r>
+        <w:rPr>
+          <w:sz w:val="22"/>
+          <w:szCs w:val="22"/>
+        </w:rPr>
         <w:tab/>
       </w:r>
       <w:r>
@@ -4253,6 +4389,13 @@
           <w:szCs w:val="22"/>
         </w:rPr>
         <w:t xml:space="preserve">                       ĐẠI HỌC TRÀ VINH </w:t>
+      </w:r>
+      <w:r>
+        <w:rPr>
+          <w:b/>
+          <w:sz w:val="22"/>
+          <w:szCs w:val="22"/>
+        </w:rPr>
         <w:tab/>
         <w:t>Độc lập - Tự do - Hạnh phúc</w:t>
       </w:r>
@@ -4336,6 +4479,11 @@
             </w:pict>
           </mc:Fallback>
         </mc:AlternateContent>
+      </w:r>
+      <w:r>
+        <w:rPr>
+          <w:noProof/>
+        </w:rPr>
         <mc:AlternateContent>
           <mc:Choice Requires="wps">
             <w:drawing>
@@ -4460,6 +4608,11 @@
           <w:szCs w:val="26"/>
         </w:rPr>
         <w:t xml:space="preserve">Họ và tên người nhận xét: </w:t>
+      </w:r>
+      <w:r>
+        <w:rPr>
+          <w:szCs w:val="26"/>
+        </w:rPr>
         <w:tab/>
       </w:r>
     </w:p>
@@ -4476,8 +4629,18 @@
           <w:szCs w:val="26"/>
         </w:rPr>
         <w:t xml:space="preserve">Chức danh: </w:t>
+      </w:r>
+      <w:r>
+        <w:rPr>
+          <w:szCs w:val="26"/>
+        </w:rPr>
         <w:tab/>
         <w:t xml:space="preserve"> Học vị: </w:t>
+      </w:r>
+      <w:r>
+        <w:rPr>
+          <w:szCs w:val="26"/>
+        </w:rPr>
         <w:tab/>
         <w:t xml:space="preserve">  </w:t>
       </w:r>
@@ -4497,6 +4660,11 @@
           <w:szCs w:val="26"/>
         </w:rPr>
         <w:t xml:space="preserve">Chuyên ngành: </w:t>
+      </w:r>
+      <w:r>
+        <w:rPr>
+          <w:szCs w:val="26"/>
+        </w:rPr>
         <w:tab/>
       </w:r>
     </w:p>
@@ -4515,6 +4683,11 @@
           <w:szCs w:val="26"/>
         </w:rPr>
         <w:t xml:space="preserve">Cơ quan công tác: </w:t>
+      </w:r>
+      <w:r>
+        <w:rPr>
+          <w:szCs w:val="26"/>
+        </w:rPr>
         <w:tab/>
         <w:t xml:space="preserve"> </w:t>
       </w:r>
@@ -4534,6 +4707,11 @@
           <w:szCs w:val="26"/>
         </w:rPr>
         <w:t xml:space="preserve">Tên sinh viên: </w:t>
+      </w:r>
+      <w:r>
+        <w:rPr>
+          <w:szCs w:val="26"/>
+        </w:rPr>
         <w:tab/>
       </w:r>
     </w:p>
@@ -4549,6 +4727,11 @@
           <w:szCs w:val="26"/>
         </w:rPr>
         <w:t xml:space="preserve">Tên đề tài đồ án, khóa luận tốt nghiệp: </w:t>
+      </w:r>
+      <w:r>
+        <w:rPr>
+          <w:szCs w:val="26"/>
+        </w:rPr>
         <w:tab/>
       </w:r>
     </w:p>
@@ -4958,6 +5141,11 @@
           <w:szCs w:val="26"/>
         </w:rPr>
         <w:tab/>
+      </w:r>
+      <w:r>
+        <w:rPr>
+          <w:szCs w:val="26"/>
+        </w:rPr>
         <w:tab/>
       </w:r>
     </w:p>
@@ -6308,9 +6496,17 @@
       </w:pPr>
       <w:r>
         <w:fldChar w:fldCharType="begin"/>
+      </w:r>
+      <w:r>
         <w:instrText xml:space="preserve"> TOC \o "1-3" \h \z \u </w:instrText>
+      </w:r>
+      <w:r>
         <w:fldChar w:fldCharType="separate"/>
+      </w:r>
+      <w:r>
         <w:t>LỜI CẢM ƠN</w:t>
+      </w:r>
+      <w:r>
         <w:tab/>
         <w:t>i</w:t>
       </w:r>
@@ -6324,6 +6520,8 @@
       </w:pPr>
       <w:r>
         <w:t>TÓM TẮT KHÓA LUẬN TỐT NGHIỆP</w:t>
+      </w:r>
+      <w:r>
         <w:tab/>
         <w:t>ii</w:t>
       </w:r>
@@ -6337,6 +6535,8 @@
       </w:pPr>
       <w:r>
         <w:t>MỞ ĐẦU</w:t>
+      </w:r>
+      <w:r>
         <w:tab/>
         <w:t>iii</w:t>
       </w:r>
@@ -6350,6 +6550,8 @@
       </w:pPr>
       <w:r>
         <w:t>CHƯƠNG 1. TỔNG QUAN</w:t>
+      </w:r>
+      <w:r>
         <w:tab/>
         <w:t>1</w:t>
       </w:r>
@@ -6363,6 +6565,8 @@
       </w:pPr>
       <w:r>
         <w:t>CHƯƠNG 2. NGHIÊN CỨU LÝ THUYẾT</w:t>
+      </w:r>
+      <w:r>
         <w:tab/>
         <w:t>2</w:t>
       </w:r>
@@ -6376,6 +6580,8 @@
       </w:pPr>
       <w:r>
         <w:t>2.1 Phương pháp dạy tiếng Việt cho người nước ngoài</w:t>
+      </w:r>
+      <w:r>
         <w:tab/>
         <w:t>2</w:t>
       </w:r>
@@ -6389,6 +6595,8 @@
       </w:pPr>
       <w:r>
         <w:t>2.1.1 Khung tham chiếu chuẩn châu Âu (CEFR)</w:t>
+      </w:r>
+      <w:r>
         <w:tab/>
         <w:t>2</w:t>
       </w:r>
@@ -6402,6 +6610,8 @@
       </w:pPr>
       <w:r>
         <w:t>2.1.2 Đặc trưng ngôn ngữ: thanh điệu và phương ngữ</w:t>
+      </w:r>
+      <w:r>
         <w:tab/>
         <w:t>3</w:t>
       </w:r>
@@ -6415,6 +6625,8 @@
       </w:pPr>
       <w:r>
         <w:t>2.1.3 Các lỗi thường gặp khi học tiếng Việt</w:t>
+      </w:r>
+      <w:r>
         <w:tab/>
         <w:t>4</w:t>
       </w:r>
@@ -6428,6 +6640,8 @@
       </w:pPr>
       <w:r>
         <w:t>2.2 Tìm hiểu Flutter</w:t>
+      </w:r>
+      <w:r>
         <w:tab/>
         <w:t>5</w:t>
       </w:r>
@@ -6441,6 +6655,8 @@
       </w:pPr>
       <w:r>
         <w:t>2.2.1 Tổng quan về Flutter</w:t>
+      </w:r>
+      <w:r>
         <w:tab/>
         <w:t>5</w:t>
       </w:r>
@@ -6454,6 +6670,8 @@
       </w:pPr>
       <w:r>
         <w:t>2.2.2 Kiến trúc hoạt động</w:t>
+      </w:r>
+      <w:r>
         <w:tab/>
         <w:t>6</w:t>
       </w:r>
@@ -6467,6 +6685,8 @@
       </w:pPr>
       <w:r>
         <w:t>2.2.3 Ưu điểm và nhược điểm</w:t>
+      </w:r>
+      <w:r>
         <w:tab/>
         <w:t>6</w:t>
       </w:r>
@@ -6480,6 +6700,8 @@
       </w:pPr>
       <w:r>
         <w:t>2.3 Tìm hiểu React</w:t>
+      </w:r>
+      <w:r>
         <w:tab/>
         <w:t>7</w:t>
       </w:r>
@@ -6493,6 +6715,8 @@
       </w:pPr>
       <w:r>
         <w:t>2.3.1 Tổng quan về React</w:t>
+      </w:r>
+      <w:r>
         <w:tab/>
         <w:t>7</w:t>
       </w:r>
@@ -6506,6 +6730,8 @@
       </w:pPr>
       <w:r>
         <w:t>2.3.2 Kiến trúc hoạt động</w:t>
+      </w:r>
+      <w:r>
         <w:tab/>
         <w:t>8</w:t>
       </w:r>
@@ -6519,6 +6745,8 @@
       </w:pPr>
       <w:r>
         <w:t>2.3.3 Ưu điểm và nhược điểm</w:t>
+      </w:r>
+      <w:r>
         <w:tab/>
         <w:t>8</w:t>
       </w:r>
@@ -6532,6 +6760,8 @@
       </w:pPr>
       <w:r>
         <w:t>2.4 Tìm hiểu NestJS</w:t>
+      </w:r>
+      <w:r>
         <w:tab/>
         <w:t>9</w:t>
       </w:r>
@@ -6545,6 +6775,8 @@
       </w:pPr>
       <w:r>
         <w:t>2.4.1 Tổng quan về NestJS</w:t>
+      </w:r>
+      <w:r>
         <w:tab/>
         <w:t>9</w:t>
       </w:r>
@@ -6558,6 +6790,8 @@
       </w:pPr>
       <w:r>
         <w:t>2.4.2 Kiến trúc module và dependency injection</w:t>
+      </w:r>
+      <w:r>
         <w:tab/>
         <w:t>10</w:t>
       </w:r>
@@ -6571,6 +6805,8 @@
       </w:pPr>
       <w:r>
         <w:t>2.4.3 Ưu điểm và nhược điểm</w:t>
+      </w:r>
+      <w:r>
         <w:tab/>
         <w:t>10</w:t>
       </w:r>
@@ -6584,6 +6820,8 @@
       </w:pPr>
       <w:r>
         <w:t>2.5 Tìm hiểu PostgreSQL</w:t>
+      </w:r>
+      <w:r>
         <w:tab/>
         <w:t>11</w:t>
       </w:r>
@@ -6597,6 +6835,8 @@
       </w:pPr>
       <w:r>
         <w:t>2.5.1 Tổng quan về PostgreSQL</w:t>
+      </w:r>
+      <w:r>
         <w:tab/>
         <w:t>11</w:t>
       </w:r>
@@ -6610,6 +6850,8 @@
       </w:pPr>
       <w:r>
         <w:t>2.5.2 Đặc điểm và ưu điểm</w:t>
+      </w:r>
+      <w:r>
         <w:tab/>
         <w:t>12</w:t>
       </w:r>
@@ -6623,6 +6865,8 @@
       </w:pPr>
       <w:r>
         <w:t>2.6 Tìm hiểu mô hình AI đa phương thức</w:t>
+      </w:r>
+      <w:r>
         <w:tab/>
         <w:t>13</w:t>
       </w:r>
@@ -6636,6 +6880,8 @@
       </w:pPr>
       <w:r>
         <w:t>2.6.1 Khái niệm AI đa phương thức</w:t>
+      </w:r>
+      <w:r>
         <w:tab/>
         <w:t>13</w:t>
       </w:r>
@@ -6649,6 +6895,8 @@
       </w:pPr>
       <w:r>
         <w:t>2.6.2 Xử lý văn bản và hình ảnh</w:t>
+      </w:r>
+      <w:r>
         <w:tab/>
         <w:t>14</w:t>
       </w:r>
@@ -6662,6 +6910,8 @@
       </w:pPr>
       <w:r>
         <w:t>2.6.3 Tích hợp AI vào ứng dụng học ngoại ngữ</w:t>
+      </w:r>
+      <w:r>
         <w:tab/>
         <w:t>15</w:t>
       </w:r>
@@ -6675,6 +6925,8 @@
       </w:pPr>
       <w:r>
         <w:t>CHƯƠNG 3. HIỆN THỰC HÓA NGHIÊN CỨU</w:t>
+      </w:r>
+      <w:r>
         <w:tab/>
         <w:t>16</w:t>
       </w:r>
@@ -6688,6 +6940,8 @@
       </w:pPr>
       <w:r>
         <w:t>3.1 Mô tả bài toán</w:t>
+      </w:r>
+      <w:r>
         <w:tab/>
         <w:t>16</w:t>
       </w:r>
@@ -6701,6 +6955,8 @@
       </w:pPr>
       <w:r>
         <w:t>3.2 Phân tích và thiết kế hệ thống</w:t>
+      </w:r>
+      <w:r>
         <w:tab/>
         <w:t>17</w:t>
       </w:r>
@@ -6714,6 +6970,8 @@
       </w:pPr>
       <w:r>
         <w:t>3.2.1 Sơ đồ ca sử dụng (Use-case)</w:t>
+      </w:r>
+      <w:r>
         <w:tab/>
         <w:t>17</w:t>
       </w:r>
@@ -6727,6 +6985,8 @@
       </w:pPr>
       <w:r>
         <w:t>3.2.2 Kiến trúc hệ thống tổng thể</w:t>
+      </w:r>
+      <w:r>
         <w:tab/>
         <w:t>18</w:t>
       </w:r>
@@ -6740,6 +7000,8 @@
       </w:pPr>
       <w:r>
         <w:t>3.2.3 Quy trình tương tác cốt lõi của tính năng AI</w:t>
+      </w:r>
+      <w:r>
         <w:tab/>
         <w:t>19</w:t>
       </w:r>
@@ -6753,6 +7015,8 @@
       </w:pPr>
       <w:r>
         <w:t>3.3 Thiết kế dữ liệu</w:t>
+      </w:r>
+      <w:r>
         <w:tab/>
         <w:t>20</w:t>
       </w:r>
@@ -6765,7 +7029,10 @@
         </w:tabs>
       </w:pPr>
       <w:r>
+        <w:lastRenderedPageBreak/>
         <w:t>3.3.1 Lược đồ cơ sở dữ liệu</w:t>
+      </w:r>
+      <w:r>
         <w:tab/>
         <w:t>20</w:t>
       </w:r>
@@ -6779,6 +7046,8 @@
       </w:pPr>
       <w:r>
         <w:t>3.3.2 Chi tiết các thực thể chính</w:t>
+      </w:r>
+      <w:r>
         <w:tab/>
         <w:t>21</w:t>
       </w:r>
@@ -6792,6 +7061,8 @@
       </w:pPr>
       <w:r>
         <w:t>3.4 Triển khai hệ thống</w:t>
+      </w:r>
+      <w:r>
         <w:tab/>
         <w:t>37</w:t>
       </w:r>
@@ -6805,6 +7076,8 @@
       </w:pPr>
       <w:r>
         <w:t>3.4.1 Môi trường phát triển cục bộ (Local Environment)</w:t>
+      </w:r>
+      <w:r>
         <w:tab/>
         <w:t>37</w:t>
       </w:r>
@@ -6818,6 +7091,8 @@
       </w:pPr>
       <w:r>
         <w:t>3.4.2 Kiến trúc triển khai sản phẩm (Production Deployment)</w:t>
+      </w:r>
+      <w:r>
         <w:tab/>
         <w:t>38</w:t>
       </w:r>
@@ -6831,6 +7106,8 @@
       </w:pPr>
       <w:r>
         <w:t>CHƯƠNG 4. KẾT QUẢ NGHIÊN CỨU</w:t>
+      </w:r>
+      <w:r>
         <w:tab/>
         <w:t>40</w:t>
       </w:r>
@@ -6844,6 +7121,8 @@
       </w:pPr>
       <w:r>
         <w:t>4.1 Kiểm thử API với Postman</w:t>
+      </w:r>
+      <w:r>
         <w:tab/>
         <w:t>40</w:t>
       </w:r>
@@ -6857,6 +7136,8 @@
       </w:pPr>
       <w:r>
         <w:t>4.2 Giao diện ứng dụng di động cho học viên</w:t>
+      </w:r>
+      <w:r>
         <w:tab/>
         <w:t>41</w:t>
       </w:r>
@@ -6870,6 +7151,8 @@
       </w:pPr>
       <w:r>
         <w:t>4.3 Giao diện trang quản trị cho quản trị viên</w:t>
+      </w:r>
+      <w:r>
         <w:tab/>
         <w:t>43</w:t>
       </w:r>
@@ -6883,6 +7166,8 @@
       </w:pPr>
       <w:r>
         <w:t>CHƯƠNG 5. KẾT LUẬN VÀ HƯỚNG PHÁT TRIỂN</w:t>
+      </w:r>
+      <w:r>
         <w:tab/>
         <w:t>45</w:t>
       </w:r>
@@ -6896,6 +7181,8 @@
       </w:pPr>
       <w:r>
         <w:t>5.1 Kết quả đạt được</w:t>
+      </w:r>
+      <w:r>
         <w:tab/>
         <w:t>45</w:t>
       </w:r>
@@ -6909,6 +7196,8 @@
       </w:pPr>
       <w:r>
         <w:t>5.2 Hướng phát triển</w:t>
+      </w:r>
+      <w:r>
         <w:tab/>
         <w:t>45</w:t>
       </w:r>
@@ -6922,8 +7211,12 @@
       </w:pPr>
       <w:r>
         <w:t>PHỤ LỤC</w:t>
+      </w:r>
+      <w:r>
         <w:tab/>
         <w:t>52</w:t>
+      </w:r>
+      <w:r>
         <w:fldChar w:fldCharType="end"/>
       </w:r>
     </w:p>
@@ -6936,6 +7229,8 @@
       </w:pPr>
       <w:r>
         <w:t>DANH MỤC TÀI LIỆU THAM KHẢO</w:t>
+      </w:r>
+      <w:r>
         <w:tab/>
         <w:t>52</w:t>
       </w:r>
@@ -6970,6 +7265,8 @@
       </w:pPr>
       <w:r>
         <w:t>Hình 2.1. Khung 6 bậc tiếng Việt dùng cho người nước ngoài tham chiếu theo CEFR.</w:t>
+      </w:r>
+      <w:r>
         <w:tab/>
         <w:t>3</w:t>
       </w:r>
@@ -6983,6 +7280,8 @@
       </w:pPr>
       <w:r>
         <w:t>Hình 2.2. Logo Flutter.</w:t>
+      </w:r>
+      <w:r>
         <w:tab/>
         <w:t>5</w:t>
       </w:r>
@@ -6996,6 +7295,8 @@
       </w:pPr>
       <w:r>
         <w:t>Hình 2.3. Logo React.</w:t>
+      </w:r>
+      <w:r>
         <w:tab/>
         <w:t>7</w:t>
       </w:r>
@@ -7009,6 +7310,8 @@
       </w:pPr>
       <w:r>
         <w:t>Hình 2.4. Logo NestJS.</w:t>
+      </w:r>
+      <w:r>
         <w:tab/>
         <w:t>9</w:t>
       </w:r>
@@ -7022,6 +7325,8 @@
       </w:pPr>
       <w:r>
         <w:t>Hình 2.5. Logo PostgreSQL.</w:t>
+      </w:r>
+      <w:r>
         <w:tab/>
         <w:t>11</w:t>
       </w:r>
@@ -7035,6 +7340,8 @@
       </w:pPr>
       <w:r>
         <w:t>Hình 2.6. Cơ chế tổng quát của mô hình AI đa phương thức.</w:t>
+      </w:r>
+      <w:r>
         <w:tab/>
         <w:t>14</w:t>
       </w:r>
@@ -7048,6 +7355,8 @@
       </w:pPr>
       <w:r>
         <w:t>Hình 3.1. Sơ đồ Use-case tổng quan của hệ thống LinVNix.</w:t>
+      </w:r>
+      <w:r>
         <w:tab/>
         <w:t>19</w:t>
       </w:r>
@@ -7061,6 +7370,8 @@
       </w:pPr>
       <w:r>
         <w:t>Hình 3.2. Sơ đồ kiến trúc toàn cảnh hệ thống LinVNix.</w:t>
+      </w:r>
+      <w:r>
         <w:tab/>
         <w:t>32</w:t>
       </w:r>
@@ -7074,6 +7385,8 @@
       </w:pPr>
       <w:r>
         <w:t>Hình 3.3. Sơ đồ tuần tự của một lượt hỏi Trợ lý AI.</w:t>
+      </w:r>
+      <w:r>
         <w:tab/>
         <w:t>36</w:t>
       </w:r>
@@ -7087,6 +7400,8 @@
       </w:pPr>
       <w:r>
         <w:t>Hình 3.4. Sơ đồ tuần tự quá trình Hội thoại mô phỏng.</w:t>
+      </w:r>
+      <w:r>
         <w:tab/>
         <w:t>37</w:t>
       </w:r>
@@ -7100,6 +7415,8 @@
       </w:pPr>
       <w:r>
         <w:t>Hình 3.5. Lược đồ thực thể liên kết (ERD) các bảng nghiệp vụ chính.</w:t>
+      </w:r>
+      <w:r>
         <w:tab/>
         <w:t>21</w:t>
       </w:r>
@@ -7113,6 +7430,8 @@
       </w:pPr>
       <w:r>
         <w:t>Hình 3.6. Sơ đồ triển khai hạ tầng Production.</w:t>
+      </w:r>
+      <w:r>
         <w:tab/>
         <w:t>39</w:t>
       </w:r>
@@ -7126,6 +7445,8 @@
       </w:pPr>
       <w:r>
         <w:t>Bảng 3.1. Phân tích các tác nhân của hệ thống.</w:t>
+      </w:r>
+      <w:r>
         <w:tab/>
         <w:t>18</w:t>
       </w:r>
@@ -7139,6 +7460,8 @@
       </w:pPr>
       <w:r>
         <w:t>Bảng 3.2. Mô tả các ca sử dụng chính.</w:t>
+      </w:r>
+      <w:r>
         <w:tab/>
         <w:t>20</w:t>
       </w:r>
@@ -7152,6 +7475,8 @@
       </w:pPr>
       <w:r>
         <w:t>Bảng 3.3. Chi tiết thực thể “users” (Thông tin tài khoản và cấu hình học viên).</w:t>
+      </w:r>
+      <w:r>
         <w:tab/>
         <w:t>22</w:t>
       </w:r>
@@ -7165,6 +7490,8 @@
       </w:pPr>
       <w:r>
         <w:t>Bảng 3.4. Chi tiết thực thể “courses” (Khóa học).</w:t>
+      </w:r>
+      <w:r>
         <w:tab/>
         <w:t>23</w:t>
       </w:r>
@@ -7178,6 +7505,8 @@
       </w:pPr>
       <w:r>
         <w:t>Bảng 3.5. Chi tiết thực thể “vocabularies” (Từ vựng học thuật).</w:t>
+      </w:r>
+      <w:r>
         <w:tab/>
         <w:t>24</w:t>
       </w:r>
@@ -7191,6 +7520,8 @@
       </w:pPr>
       <w:r>
         <w:t>Bảng 3.6. Chi tiết thực thể “scenarios” (Kịch bản hội thoại AI).</w:t>
+      </w:r>
+      <w:r>
         <w:tab/>
         <w:t>32</w:t>
       </w:r>
@@ -7204,6 +7535,8 @@
       </w:pPr>
       <w:r>
         <w:t>Bảng 3.7. Chi tiết thực thể “simulation_sessions” (Phiên thực hành mô phỏng).</w:t>
+      </w:r>
+      <w:r>
         <w:tab/>
         <w:t>33</w:t>
       </w:r>
@@ -8844,6 +9177,8 @@
       </w:pPr>
       <w:r>
         <w:t xml:space="preserve">Đề tài lấy khung sáu bậc nói trên làm chuẩn để chia các khóa học trong ứng dụng. Mỗi khóa học gắn với một bậc, các chủ đề và bài học bên trong được sắp xếp tăng dần độ khó. Cách chia này giúp học viên biết được mình đang ở đâu, cần học gì </w:t>
+      </w:r>
+      <w:r>
         <w:lastRenderedPageBreak/>
         <w:t>tiếp theo, và đối chiếu được trình độ của mình với các kỳ thi tiếng Việt theo Khung năng lực 6 bậc của Bộ.</w:t>
       </w:r>
@@ -9101,7 +9436,7 @@
           <w:i/>
           <w:iCs/>
         </w:rPr>
-        <w:t>Hình 2.2. Logo Flutter.</w:t>
+        <w:t>Hình 2.2. Flutter.</w:t>
       </w:r>
     </w:p>
     <w:p>
@@ -9292,7 +9627,7 @@
           <w:i/>
           <w:iCs/>
         </w:rPr>
-        <w:t>Hình 2.3. Logo React.</w:t>
+        <w:t>Hình 2.3. React.</w:t>
       </w:r>
     </w:p>
     <w:p>
@@ -9327,6 +9662,8 @@
       </w:pPr>
       <w:r>
         <w:t xml:space="preserve">Cú pháp JSX cho phép viết mô tả giao diện trông gần với HTML ngay trong mã JavaScript, sau đó được trình biên dịch chuyển về các lời gọi React.createElement. Từ phiên bản 16.8 năm 2019, React đưa ra các Hook như useState, useEffect, useContext, useReducer, useMemo, cho phép quản lý trạng thái và hiệu ứng phụ ngay trong các function component, giúp code gọn hơn so với class component. React còn </w:t>
+      </w:r>
+      <w:r>
         <w:lastRenderedPageBreak/>
         <w:t>hỗ trợ render phía máy chủ (SSR) và mô hình React Server Components, mở rộng phạm vi ứng dụng từ web động đến web tĩnh.</w:t>
       </w:r>
@@ -9468,7 +9805,23 @@
           <w:i/>
           <w:iCs/>
         </w:rPr>
-        <w:t>Hình 2.4. Logo NestJS.</w:t>
+        <w:t xml:space="preserve">Hình 2.4. </w:t>
+      </w:r>
+      <w:proofErr w:type="spellStart"/>
+      <w:r>
+        <w:rPr>
+          <w:i/>
+          <w:iCs/>
+        </w:rPr>
+        <w:t>NestJS</w:t>
+      </w:r>
+      <w:proofErr w:type="spellEnd"/>
+      <w:r>
+        <w:rPr>
+          <w:i/>
+          <w:iCs/>
+        </w:rPr>
+        <w:t>.</w:t>
       </w:r>
     </w:p>
     <w:p>
@@ -9528,6 +9881,8 @@
       </w:r>
       <w:r>
         <w:t xml:space="preserve"> cấu trúc thư mục và quy ước rõ ràng theo module, controller, service giúp dự án lớn dễ bảo trì; mạnh về TypeScript ngay từ đầu nên hỗ trợ kiểu chặt; hệ thống Dependency Injection làm code dễ kiểm thử bằng các mock; ecosystem mở </w:t>
+      </w:r>
+      <w:r>
         <w:lastRenderedPageBreak/>
         <w:t>rộng với Passport cho xác thực, TypeORM hay Prisma cho ORM, class-validator cho xác thực dữ liệu; phù hợp cho REST, GraphQL, WebSocket và microservice. [16]</w:t>
       </w:r>
@@ -9644,7 +9999,7 @@
           <w:iCs/>
         </w:rPr>
         <w:lastRenderedPageBreak/>
-        <w:t>Hình 2.5. Logo PostgreSQL.</w:t>
+        <w:t>Hình 2.5. PostgreSQL.</w:t>
       </w:r>
     </w:p>
     <w:p>
@@ -9715,6 +10070,8 @@
       </w:pPr>
       <w:r>
         <w:t xml:space="preserve">Mô hình trí tuệ nhân tạo đa phương thức (Multimodal AI) là các hệ thống AI tích hợp và xử lý đồng thời nhiều dạng dữ liệu khác nhau như văn bản, hình ảnh, âm </w:t>
+      </w:r>
+      <w:r>
         <w:lastRenderedPageBreak/>
         <w:t>thanh, video. Khác với mô hình ngôn ngữ lớn chỉ xử lý văn bản, mô hình đa phương thức có thể đọc một bức ảnh và viết mô tả, trả lời câu hỏi về nội dung ảnh, hay liên kết ý nghĩa giữa các dạng dữ liệu. Nhánh mô hình ngôn ngữ lớn đa phương thức (Multimodal Large Language Models, MLLM) được xem là bước tiếp theo của mô hình ngôn ngữ lớn truyền thống, mở rộng khả năng từ chỉ hiểu chữ sang hiểu cả ảnh và âm thanh.</w:t>
       </w:r>
@@ -9771,6 +10128,8 @@
       </w:pPr>
       <w:r>
         <w:t xml:space="preserve">Trên nền tảng này, một số bài toán phổ biến đã được phát triển. Image captioning là bài toán sinh mô tả ảnh tự động bằng ngôn ngữ tự nhiên. Visual </w:t>
+      </w:r>
+      <w:r>
         <w:lastRenderedPageBreak/>
         <w:t>Question Answering (VQA), do Antol và cộng sự đề xuất từ năm 2015, yêu cầu mô hình trả lời một câu hỏi tự nhiên về một bức ảnh; mô hình phải hiểu cả nội dung ảnh và câu hỏi, vốn không biết trước lúc huấn luyện. Cả hai bài toán này là nền cho nhiều ứng dụng thực tế từ giáo dục đến y tế và trợ giúp người khiếm thị. [8]</w:t>
       </w:r>
@@ -9851,6 +10210,8 @@
       </w:pPr>
       <w:r>
         <w:t xml:space="preserve">Bốn năng lực vừa nêu của mô hình AI đa phương thức ánh xạ trực tiếp sang bốn tính năng AI trong LinVNix: hiểu ảnh cho Khám phá ảnh, sinh câu hỏi cho Sinh bài tập tự động, đối thoại nhiều lượt cho Hội thoại mô phỏng, và giải thích theo ngữ </w:t>
+      </w:r>
+      <w:r>
         <w:lastRenderedPageBreak/>
         <w:t>cảnh cho Trợ lý AI. Cả bốn đều gọi chung một nhà cung cấp mô hình ở tầng máy chủ, chỉ khác nhau ở prompt và bộ công cụ đi kèm.</w:t>
       </w:r>
@@ -9859,28 +10220,125 @@
       <w:pPr>
         <w:pStyle w:val="Heading1"/>
       </w:pPr>
-      <w:bookmarkStart w:id="100" w:name="_LinVNix_new_100"/>
-      <w:r>
+      <w:bookmarkStart w:id="25" w:name="_LinVNix_new_100"/>
+      <w:r>
+        <w:lastRenderedPageBreak/>
         <w:t>HIỆN THỰC HÓA NGHIÊN CỨU</w:t>
       </w:r>
-      <w:bookmarkEnd w:id="100"/>
+      <w:bookmarkEnd w:id="25"/>
     </w:p>
     <w:p>
       <w:pPr>
         <w:pStyle w:val="Heading2"/>
       </w:pPr>
-      <w:bookmarkStart w:id="101" w:name="_LinVNix_new_101"/>
+      <w:bookmarkStart w:id="26" w:name="_LinVNix_new_101"/>
       <w:r>
         <w:t>3.1 Mô tả bài toán</w:t>
       </w:r>
-      <w:bookmarkEnd w:id="101"/>
+      <w:bookmarkEnd w:id="26"/>
     </w:p>
     <w:p>
       <w:pPr>
         <w:pStyle w:val="BodyText1"/>
       </w:pPr>
       <w:r>
-        <w:t>Trong bối cảnh số lượng người nước ngoài đến Việt Nam học tập, làm việc và du lịch ngày càng tăng, nhu cầu học tiếng Việt thực hành đang phát triển mạnh mẽ. Tuy nhiên, các nền tảng học ngoại ngữ phổ biến hiện nay chủ yếu tập trung vào các ngôn ngữ lớn, tài nguyên dành cho tiếng Việt vẫn còn hạn chế. Đặc biệt, các ứng dụng hiện có chưa chú trọng nhiều vào đặc trưng phương ngữ, phát âm và chưa tận dụng được sức mạnh của Trí tuệ nhân tạo (AI) để tạo ra môi trường học tập tương tác, cá nhân hóa.</w:t>
+        <w:t xml:space="preserve">Trong bối cảnh số lượng người nước ngoài đến Việt Nam học tập, làm việc và du lịch ngày càng tăng, nhu </w:t>
+      </w:r>
+      <w:proofErr w:type="spellStart"/>
+      <w:r>
+        <w:t>cầu</w:t>
+      </w:r>
+      <w:proofErr w:type="spellEnd"/>
+      <w:r>
+        <w:t xml:space="preserve"> </w:t>
+      </w:r>
+      <w:proofErr w:type="spellStart"/>
+      <w:r>
+        <w:t>học</w:t>
+      </w:r>
+      <w:proofErr w:type="spellEnd"/>
+      <w:r>
+        <w:t xml:space="preserve"> </w:t>
+      </w:r>
+      <w:proofErr w:type="spellStart"/>
+      <w:r>
+        <w:t>tiếng</w:t>
+      </w:r>
+      <w:proofErr w:type="spellEnd"/>
+      <w:r>
+        <w:t xml:space="preserve"> Việt </w:t>
+      </w:r>
+      <w:proofErr w:type="spellStart"/>
+      <w:r>
+        <w:t>đang</w:t>
+      </w:r>
+      <w:proofErr w:type="spellEnd"/>
+      <w:r>
+        <w:t xml:space="preserve"> </w:t>
+      </w:r>
+      <w:proofErr w:type="spellStart"/>
+      <w:r>
+        <w:t>phát</w:t>
+      </w:r>
+      <w:proofErr w:type="spellEnd"/>
+      <w:r>
+        <w:t xml:space="preserve"> </w:t>
+      </w:r>
+      <w:proofErr w:type="spellStart"/>
+      <w:r>
+        <w:t>triển</w:t>
+      </w:r>
+      <w:proofErr w:type="spellEnd"/>
+      <w:r>
+        <w:t xml:space="preserve"> mạnh mẽ. Tuy nhiên, các nền tảng học ngoại ngữ phổ biến hiện nay chủ yếu tập trung vào các ngôn ngữ lớn, tài nguyên dành cho tiếng Việt vẫn còn hạn chế. Đặc biệt, các ứng dụng hiện có chưa chú trọng nhiều vào đặc trưng phương ngữ, phát âm và chưa tận dụng được sức mạnh của Trí </w:t>
+      </w:r>
+      <w:proofErr w:type="spellStart"/>
+      <w:r>
+        <w:t>tuệ</w:t>
+      </w:r>
+      <w:proofErr w:type="spellEnd"/>
+      <w:r>
+        <w:t xml:space="preserve"> </w:t>
+      </w:r>
+      <w:proofErr w:type="spellStart"/>
+      <w:r>
+        <w:t>nhân</w:t>
+      </w:r>
+      <w:proofErr w:type="spellEnd"/>
+      <w:r>
+        <w:t xml:space="preserve"> </w:t>
+      </w:r>
+      <w:proofErr w:type="spellStart"/>
+      <w:r>
+        <w:t>tạo</w:t>
+      </w:r>
+      <w:proofErr w:type="spellEnd"/>
+      <w:r>
+        <w:t xml:space="preserve"> </w:t>
+      </w:r>
+      <w:proofErr w:type="spellStart"/>
+      <w:r>
+        <w:t>để</w:t>
+      </w:r>
+      <w:proofErr w:type="spellEnd"/>
+      <w:r>
+        <w:t xml:space="preserve"> </w:t>
+      </w:r>
+      <w:proofErr w:type="spellStart"/>
+      <w:r>
+        <w:t>tạo</w:t>
+      </w:r>
+      <w:proofErr w:type="spellEnd"/>
+      <w:r>
+        <w:t xml:space="preserve"> </w:t>
+      </w:r>
+      <w:proofErr w:type="spellStart"/>
+      <w:r>
+        <w:t>ra</w:t>
+      </w:r>
+      <w:proofErr w:type="spellEnd"/>
+      <w:r>
+        <w:t xml:space="preserve"> môi trường học tập tương tác, cá nhân hóa.</w:t>
       </w:r>
     </w:p>
     <w:p>
@@ -9888,7 +10346,55 @@
         <w:pStyle w:val="BodyText1"/>
       </w:pPr>
       <w:r>
-        <w:t>Bài toán đặt ra của đề tài là: Xây dựng nền tảng hỗ trợ dạy và học tiếng Việt đa nền tảng (LinVNix), lấy việc tích hợp mô hình AI đa phương thức làm trung tâm, nhằm thu hẹp khoảng trống tài nguyên và nâng cao trải nghiệm tự học cho người nước ngoài.</w:t>
+        <w:t xml:space="preserve">Bài toán đặt ra của đề tài là: Xây dựng nền tảng hỗ trợ dạy và học tiếng Việt </w:t>
+      </w:r>
+      <w:proofErr w:type="spellStart"/>
+      <w:r>
+        <w:t>đa</w:t>
+      </w:r>
+      <w:proofErr w:type="spellEnd"/>
+      <w:r>
+        <w:t xml:space="preserve"> </w:t>
+      </w:r>
+      <w:proofErr w:type="spellStart"/>
+      <w:r>
+        <w:t>nền</w:t>
+      </w:r>
+      <w:proofErr w:type="spellEnd"/>
+      <w:r>
+        <w:t xml:space="preserve"> </w:t>
+      </w:r>
+      <w:proofErr w:type="spellStart"/>
+      <w:r>
+        <w:t>tảng</w:t>
+      </w:r>
+      <w:proofErr w:type="spellEnd"/>
+      <w:r>
+        <w:t xml:space="preserve">, </w:t>
+      </w:r>
+      <w:proofErr w:type="spellStart"/>
+      <w:r>
+        <w:t>lấy</w:t>
+      </w:r>
+      <w:proofErr w:type="spellEnd"/>
+      <w:r>
+        <w:t xml:space="preserve"> </w:t>
+      </w:r>
+      <w:proofErr w:type="spellStart"/>
+      <w:r>
+        <w:t>việc</w:t>
+      </w:r>
+      <w:proofErr w:type="spellEnd"/>
+      <w:r>
+        <w:t xml:space="preserve"> </w:t>
+      </w:r>
+      <w:proofErr w:type="spellStart"/>
+      <w:r>
+        <w:t>tích</w:t>
+      </w:r>
+      <w:proofErr w:type="spellEnd"/>
+      <w:r>
+        <w:t xml:space="preserve"> hợp mô hình AI đa phương thức làm trung tâm, nhằm thu hẹp khoảng trống tài nguyên và nâng cao trải nghiệm tự học cho người nước ngoài.</w:t>
       </w:r>
     </w:p>
     <w:p>
@@ -9912,10 +10418,50 @@
           <w:b/>
           <w:bCs/>
         </w:rPr>
-        <w:t>Học viên (User):</w:t>
-      </w:r>
-      <w:r>
-        <w:t xml:space="preserve"> Là người nước ngoài có nhu cầu học tiếng Việt. Người dùng cần một môi trường học tập trực quan, có thể chọn cấp độ (từ A1 đến C2), chọn ngôn ngữ mẹ đẻ và phương ngữ tiếng Việt ưu tiên. Học viên có thể học lý thuyết, làm bài tập, đặt mục tiêu và tương tác với AI.</w:t>
+        <w:t xml:space="preserve">Học </w:t>
+      </w:r>
+      <w:proofErr w:type="spellStart"/>
+      <w:r>
+        <w:rPr>
+          <w:b/>
+          <w:bCs/>
+        </w:rPr>
+        <w:t>viên</w:t>
+      </w:r>
+      <w:proofErr w:type="spellEnd"/>
+      <w:r>
+        <w:rPr>
+          <w:b/>
+          <w:bCs/>
+        </w:rPr>
+        <w:t>:</w:t>
+      </w:r>
+      <w:r>
+        <w:t xml:space="preserve"> </w:t>
+      </w:r>
+      <w:proofErr w:type="spellStart"/>
+      <w:r>
+        <w:t>Là</w:t>
+      </w:r>
+      <w:proofErr w:type="spellEnd"/>
+      <w:r>
+        <w:t xml:space="preserve"> </w:t>
+      </w:r>
+      <w:proofErr w:type="spellStart"/>
+      <w:r>
+        <w:t>người</w:t>
+      </w:r>
+      <w:proofErr w:type="spellEnd"/>
+      <w:r>
+        <w:t xml:space="preserve"> </w:t>
+      </w:r>
+      <w:proofErr w:type="spellStart"/>
+      <w:r>
+        <w:t>nước</w:t>
+      </w:r>
+      <w:proofErr w:type="spellEnd"/>
+      <w:r>
+        <w:t xml:space="preserve"> ngoài có nhu cầu học tiếng Việt. Người dùng cần một môi trường học tập trực quan, có thể chọn cấp độ (từ A1 đến C2), chọn ngôn ngữ mẹ đẻ và phương ngữ tiếng Việt ưu tiên. Học viên có thể học lý thuyết, làm bài tập, đặt mục tiêu và tương tác với AI.</w:t>
       </w:r>
     </w:p>
     <w:p>
@@ -9931,10 +10477,122 @@
           <w:b/>
           <w:bCs/>
         </w:rPr>
-        <w:t>Quản trị viên (Admin):</w:t>
-      </w:r>
-      <w:r>
-        <w:t xml:space="preserve"> Là người chịu trách nhiệm biên soạn nội dung học thuật và vận hành hệ thống. Quản trị viên cần công cụ để soạn thảo khóa học, theo dõi hoạt động của học viên và quản lý các tình huống hội thoại mô phỏng.</w:t>
+        <w:t xml:space="preserve">Quản </w:t>
+      </w:r>
+      <w:proofErr w:type="spellStart"/>
+      <w:r>
+        <w:rPr>
+          <w:b/>
+          <w:bCs/>
+        </w:rPr>
+        <w:t>trị</w:t>
+      </w:r>
+      <w:proofErr w:type="spellEnd"/>
+      <w:r>
+        <w:rPr>
+          <w:b/>
+          <w:bCs/>
+        </w:rPr>
+        <w:t xml:space="preserve"> </w:t>
+      </w:r>
+      <w:proofErr w:type="spellStart"/>
+      <w:r>
+        <w:rPr>
+          <w:b/>
+          <w:bCs/>
+        </w:rPr>
+        <w:t>viên</w:t>
+      </w:r>
+      <w:proofErr w:type="spellEnd"/>
+      <w:r>
+        <w:rPr>
+          <w:b/>
+          <w:bCs/>
+        </w:rPr>
+        <w:t>:</w:t>
+      </w:r>
+      <w:r>
+        <w:t xml:space="preserve"> </w:t>
+      </w:r>
+      <w:proofErr w:type="spellStart"/>
+      <w:r>
+        <w:t>Là</w:t>
+      </w:r>
+      <w:proofErr w:type="spellEnd"/>
+      <w:r>
+        <w:t xml:space="preserve"> </w:t>
+      </w:r>
+      <w:proofErr w:type="spellStart"/>
+      <w:r>
+        <w:t>người</w:t>
+      </w:r>
+      <w:proofErr w:type="spellEnd"/>
+      <w:r>
+        <w:t xml:space="preserve"> </w:t>
+      </w:r>
+      <w:proofErr w:type="spellStart"/>
+      <w:r>
+        <w:t>chịu</w:t>
+      </w:r>
+      <w:proofErr w:type="spellEnd"/>
+      <w:r>
+        <w:t xml:space="preserve"> trách nhiệm biên soạn nội dung học thuật và vận hành hệ thống. Quản trị viên cần công cụ để </w:t>
+      </w:r>
+      <w:proofErr w:type="spellStart"/>
+      <w:r>
+        <w:t>soạn</w:t>
+      </w:r>
+      <w:proofErr w:type="spellEnd"/>
+      <w:r>
+        <w:t xml:space="preserve"> </w:t>
+      </w:r>
+      <w:proofErr w:type="spellStart"/>
+      <w:r>
+        <w:t>thảo</w:t>
+      </w:r>
+      <w:proofErr w:type="spellEnd"/>
+      <w:r>
+        <w:t xml:space="preserve"> </w:t>
+      </w:r>
+      <w:proofErr w:type="spellStart"/>
+      <w:r>
+        <w:t>khóa</w:t>
+      </w:r>
+      <w:proofErr w:type="spellEnd"/>
+      <w:r>
+        <w:t xml:space="preserve"> </w:t>
+      </w:r>
+      <w:proofErr w:type="spellStart"/>
+      <w:r>
+        <w:t>học</w:t>
+      </w:r>
+      <w:proofErr w:type="spellEnd"/>
+      <w:r>
+        <w:t xml:space="preserve"> </w:t>
+      </w:r>
+      <w:proofErr w:type="spellStart"/>
+      <w:r>
+        <w:t>và</w:t>
+      </w:r>
+      <w:proofErr w:type="spellEnd"/>
+      <w:r>
+        <w:t xml:space="preserve"> q</w:t>
+      </w:r>
+      <w:proofErr w:type="spellStart"/>
+      <w:r>
+        <w:t>uản</w:t>
+      </w:r>
+      <w:proofErr w:type="spellEnd"/>
+      <w:r>
+        <w:t xml:space="preserve"> </w:t>
+      </w:r>
+      <w:proofErr w:type="spellStart"/>
+      <w:r>
+        <w:t>lý</w:t>
+      </w:r>
+      <w:proofErr w:type="spellEnd"/>
+      <w:r>
+        <w:t xml:space="preserve"> các tình huống hội thoại mô phỏng.</w:t>
       </w:r>
     </w:p>
     <w:p>
@@ -9942,7 +10600,63 @@
         <w:pStyle w:val="BodyText1"/>
       </w:pPr>
       <w:r>
-        <w:t>Để đáp ứng các nhu cầu trên, hệ thống LinVNix được thiết kế với các phạm vi chức năng cốt lõi sau:</w:t>
+        <w:t xml:space="preserve">Để đáp ứng các nhu </w:t>
+      </w:r>
+      <w:proofErr w:type="spellStart"/>
+      <w:r>
+        <w:t>cầu</w:t>
+      </w:r>
+      <w:proofErr w:type="spellEnd"/>
+      <w:r>
+        <w:t xml:space="preserve"> </w:t>
+      </w:r>
+      <w:proofErr w:type="spellStart"/>
+      <w:r>
+        <w:t>trên</w:t>
+      </w:r>
+      <w:proofErr w:type="spellEnd"/>
+      <w:r>
+        <w:t xml:space="preserve">, </w:t>
+      </w:r>
+      <w:proofErr w:type="spellStart"/>
+      <w:r>
+        <w:t>hệ</w:t>
+      </w:r>
+      <w:proofErr w:type="spellEnd"/>
+      <w:r>
+        <w:t xml:space="preserve"> </w:t>
+      </w:r>
+      <w:proofErr w:type="spellStart"/>
+      <w:r>
+        <w:t>thống</w:t>
+      </w:r>
+      <w:proofErr w:type="spellEnd"/>
+      <w:r>
+        <w:t xml:space="preserve"> </w:t>
+      </w:r>
+      <w:proofErr w:type="spellStart"/>
+      <w:r>
+        <w:t>được</w:t>
+      </w:r>
+      <w:proofErr w:type="spellEnd"/>
+      <w:r>
+        <w:t xml:space="preserve"> </w:t>
+      </w:r>
+      <w:proofErr w:type="spellStart"/>
+      <w:r>
+        <w:t>thiết</w:t>
+      </w:r>
+      <w:proofErr w:type="spellEnd"/>
+      <w:r>
+        <w:t xml:space="preserve"> </w:t>
+      </w:r>
+      <w:proofErr w:type="spellStart"/>
+      <w:r>
+        <w:t>kế</w:t>
+      </w:r>
+      <w:proofErr w:type="spellEnd"/>
+      <w:r>
+        <w:t xml:space="preserve"> với các phạm vi chức năng cốt lõi sau:</w:t>
       </w:r>
     </w:p>
     <w:p>
@@ -10004,6 +10718,7 @@
         </w:numPr>
       </w:pPr>
       <w:r>
+        <w:lastRenderedPageBreak/>
         <w:t>Cung cấp đa dạng các định dạng bài tập (trắc nghiệm, điền chỗ trống, ghép đôi, sắp xếp, dịch, nghe).</w:t>
       </w:r>
     </w:p>
@@ -10016,7 +10731,63 @@
         </w:numPr>
       </w:pPr>
       <w:r>
-        <w:t>Hỗ trợ học viên đặt mục tiêu học tập hằng ngày, theo dõi chuỗi ngày học liên tiếp (streaks) và lưu trữ từ vựng cá nhân vào danh sách yêu thích.</w:t>
+        <w:t xml:space="preserve">Hỗ trợ học viên đặt mục tiêu học tập hằng ngày, theo dõi chuỗi </w:t>
+      </w:r>
+      <w:proofErr w:type="spellStart"/>
+      <w:r>
+        <w:t>ngày</w:t>
+      </w:r>
+      <w:proofErr w:type="spellEnd"/>
+      <w:r>
+        <w:t xml:space="preserve"> </w:t>
+      </w:r>
+      <w:proofErr w:type="spellStart"/>
+      <w:r>
+        <w:t>học</w:t>
+      </w:r>
+      <w:proofErr w:type="spellEnd"/>
+      <w:r>
+        <w:t xml:space="preserve"> </w:t>
+      </w:r>
+      <w:proofErr w:type="spellStart"/>
+      <w:r>
+        <w:t>liên</w:t>
+      </w:r>
+      <w:proofErr w:type="spellEnd"/>
+      <w:r>
+        <w:t xml:space="preserve"> </w:t>
+      </w:r>
+      <w:proofErr w:type="spellStart"/>
+      <w:r>
+        <w:t>tiếp</w:t>
+      </w:r>
+      <w:proofErr w:type="spellEnd"/>
+      <w:r>
+        <w:t xml:space="preserve"> </w:t>
+      </w:r>
+      <w:proofErr w:type="spellStart"/>
+      <w:r>
+        <w:t>và</w:t>
+      </w:r>
+      <w:proofErr w:type="spellEnd"/>
+      <w:r>
+        <w:t xml:space="preserve"> </w:t>
+      </w:r>
+      <w:proofErr w:type="spellStart"/>
+      <w:r>
+        <w:t>lưu</w:t>
+      </w:r>
+      <w:proofErr w:type="spellEnd"/>
+      <w:r>
+        <w:t xml:space="preserve"> </w:t>
+      </w:r>
+      <w:proofErr w:type="spellStart"/>
+      <w:r>
+        <w:t>trữ</w:t>
+      </w:r>
+      <w:proofErr w:type="spellEnd"/>
+      <w:r>
+        <w:t xml:space="preserve"> từ vựng cá nhân vào danh sách yêu thích.</w:t>
       </w:r>
     </w:p>
     <w:p>
@@ -10142,7 +10913,52 @@
         </w:numPr>
       </w:pPr>
       <w:r>
-        <w:t>Quản lý và thiết lập các kịch bản tình huống cho chức năng hội thoại mô phỏng.</w:t>
+        <w:t xml:space="preserve">Quản lý và thiết lập các kịch bản tình huống cho chức năng </w:t>
+      </w:r>
+      <w:proofErr w:type="spellStart"/>
+      <w:r>
+        <w:t>hội</w:t>
+      </w:r>
+      <w:proofErr w:type="spellEnd"/>
+      <w:r>
+        <w:t xml:space="preserve"> </w:t>
+      </w:r>
+      <w:proofErr w:type="spellStart"/>
+      <w:r>
+        <w:t>thoại</w:t>
+      </w:r>
+      <w:proofErr w:type="spellEnd"/>
+      <w:r>
+        <w:t xml:space="preserve"> </w:t>
+      </w:r>
+      <w:proofErr w:type="spellStart"/>
+      <w:r>
+        <w:t>mô</w:t>
+      </w:r>
+      <w:proofErr w:type="spellEnd"/>
+      <w:r>
+        <w:t xml:space="preserve"> </w:t>
+      </w:r>
+      <w:proofErr w:type="spellStart"/>
+      <w:r>
+        <w:t>phỏng</w:t>
+      </w:r>
+      <w:proofErr w:type="spellEnd"/>
+      <w:r>
+        <w:t>.</w:t>
+      </w:r>
+    </w:p>
+    <w:p>
+      <w:pPr>
+        <w:pStyle w:val="BodyText1"/>
+        <w:ind w:firstLine="0"/>
+      </w:pPr>
+      <w:r>
+        <w:rPr>
+          <w:b/>
+          <w:bCs/>
+        </w:rPr>
+        <w:t>Yêu cầu kỹ thuật và triển khai:</w:t>
       </w:r>
     </w:p>
     <w:p>
@@ -10154,20 +10970,15 @@
         </w:numPr>
       </w:pPr>
       <w:r>
-        <w:t>Cung cấp các bảng điều khiển (dashboard) thống kê số liệu hoạt động của học viên, tiến trình học và các phiên tương tác với AI.</w:t>
-      </w:r>
-    </w:p>
-    <w:p>
-      <w:pPr>
-        <w:pStyle w:val="BodyText1"/>
-        <w:ind w:firstLine="0"/>
-      </w:pPr>
-      <w:r>
-        <w:rPr>
-          <w:b/>
-          <w:bCs/>
-        </w:rPr>
-        <w:t>Yêu cầu kỹ thuật và triển khai:</w:t>
+        <w:t xml:space="preserve">Hệ thống phải chạy mượt mà trên nền tảng di </w:t>
+      </w:r>
+      <w:proofErr w:type="spellStart"/>
+      <w:r>
+        <w:t>động</w:t>
+      </w:r>
+      <w:proofErr w:type="spellEnd"/>
+      <w:r>
+        <w:t xml:space="preserve"> cho học viên và nền tảng Web cho quản trị viên.</w:t>
       </w:r>
     </w:p>
     <w:p>
@@ -10179,7 +10990,15 @@
         </w:numPr>
       </w:pPr>
       <w:r>
-        <w:t>Hệ thống phải chạy mượt mà trên nền tảng di động (Android/iOS) cho học viên và nền tảng Web cho quản trị viên.</w:t>
+        <w:t xml:space="preserve">Giao diện ứng dụng di động phải hỗ trợ đa ngôn </w:t>
+      </w:r>
+      <w:proofErr w:type="spellStart"/>
+      <w:r>
+        <w:t>ngữ</w:t>
+      </w:r>
+      <w:proofErr w:type="spellEnd"/>
+      <w:r>
+        <w:t xml:space="preserve"> để tiếp cận đa dạng học viên quốc tế.</w:t>
       </w:r>
     </w:p>
     <w:p>
@@ -10191,7 +11010,7 @@
         </w:numPr>
       </w:pPr>
       <w:r>
-        <w:t>Giao diện ứng dụng di động phải hỗ trợ đa ngôn ngữ (9 ngôn ngữ) để tiếp cận đa dạng học viên quốc tế.</w:t>
+        <w:t>Đảm bảo kiến trúc hệ thống Client-Server lưu trữ dữ liệu tập trung, tích hợp mượt mà với các API của nhà cung cấp AI.</w:t>
       </w:r>
     </w:p>
     <w:p>
@@ -10203,53 +11022,157 @@
         </w:numPr>
       </w:pPr>
       <w:r>
-        <w:t>Đảm bảo kiến trúc hệ thống Client-Server lưu trữ dữ liệu tập trung, tích hợp mượt mà với các API của nhà cung cấp AI.</w:t>
-      </w:r>
+        <w:t>Hệ thống có khả năng triển khai trên hạ tầng đám mây với mức chi phí tối ưu nhưng vẫn đảm bảo hiệu suất phản hồi nhanh.</w:t>
+      </w:r>
+    </w:p>
+    <w:p>
+      <w:pPr>
+        <w:pStyle w:val="Heading2"/>
+      </w:pPr>
+      <w:bookmarkStart w:id="27" w:name="_LinVNix_new_102"/>
+      <w:r>
+        <w:lastRenderedPageBreak/>
+        <w:t>3.2 Phân tích và thiết kế hệ thống</w:t>
+      </w:r>
+      <w:bookmarkEnd w:id="27"/>
+    </w:p>
+    <w:p>
+      <w:pPr>
+        <w:pStyle w:val="Heading3"/>
+      </w:pPr>
+      <w:bookmarkStart w:id="28" w:name="_LinVNix_new_103"/>
+      <w:r>
+        <w:t>3.2.1 Sơ đồ ca sử dụng (Use-case)</w:t>
+      </w:r>
+      <w:bookmarkEnd w:id="28"/>
     </w:p>
     <w:p>
       <w:pPr>
         <w:pStyle w:val="BodyText1"/>
-        <w:numPr>
-          <w:ilvl w:val="0"/>
-          <w:numId w:val="18"/>
-        </w:numPr>
-      </w:pPr>
-      <w:r>
-        <w:t>Hệ thống có khả năng triển khai trên hạ tầng đám mây với mức chi phí tối ưu nhưng vẫn đảm bảo hiệu suất phản hồi nhanh.</w:t>
-      </w:r>
-    </w:p>
-    <w:p>
-      <w:pPr>
-        <w:pStyle w:val="Heading2"/>
-      </w:pPr>
-      <w:bookmarkStart w:id="102" w:name="_LinVNix_new_102"/>
-      <w:r>
-        <w:t>3.2 Phân tích và thiết kế hệ thống</w:t>
-      </w:r>
-      <w:bookmarkEnd w:id="102"/>
-    </w:p>
-    <w:p>
-      <w:pPr>
-        <w:pStyle w:val="Heading3"/>
-      </w:pPr>
-      <w:bookmarkStart w:id="103" w:name="_LinVNix_new_103"/>
-      <w:r>
-        <w:t>3.2.1 Sơ đồ ca sử dụng (Use-case)</w:t>
-      </w:r>
-      <w:bookmarkEnd w:id="103"/>
-    </w:p>
-    <w:p>
-      <w:pPr>
-        <w:pStyle w:val="BodyText1"/>
-      </w:pPr>
-      <w:r>
-        <w:t>Hệ thống LinVNix được mô hình hóa dựa trên tương tác của hai tác nhân (Actor) chính là Học viên và Quản trị viên. Mỗi tác nhân được phân quyền truy cập vào các nhóm chức năng riêng biệt nhằm đảm bảo tính bảo mật và chuyên biệt hóa luồng công việc.</w:t>
+      </w:pPr>
+      <w:r>
+        <w:t xml:space="preserve">Hệ </w:t>
+      </w:r>
+      <w:proofErr w:type="spellStart"/>
+      <w:r>
+        <w:t>thống</w:t>
+      </w:r>
+      <w:proofErr w:type="spellEnd"/>
+      <w:r>
+        <w:t xml:space="preserve"> được mô hình hóa dựa trên tương tác </w:t>
+      </w:r>
+      <w:proofErr w:type="spellStart"/>
+      <w:r>
+        <w:t>của</w:t>
+      </w:r>
+      <w:proofErr w:type="spellEnd"/>
+      <w:r>
+        <w:t xml:space="preserve"> </w:t>
+      </w:r>
+      <w:proofErr w:type="spellStart"/>
+      <w:r>
+        <w:t>hai</w:t>
+      </w:r>
+      <w:proofErr w:type="spellEnd"/>
+      <w:r>
+        <w:t xml:space="preserve"> </w:t>
+      </w:r>
+      <w:proofErr w:type="spellStart"/>
+      <w:r>
+        <w:t>tác</w:t>
+      </w:r>
+      <w:proofErr w:type="spellEnd"/>
+      <w:r>
+        <w:t xml:space="preserve"> </w:t>
+      </w:r>
+      <w:proofErr w:type="spellStart"/>
+      <w:r>
+        <w:t>nhân</w:t>
+      </w:r>
+      <w:proofErr w:type="spellEnd"/>
+      <w:r>
+        <w:t xml:space="preserve"> </w:t>
+      </w:r>
+      <w:proofErr w:type="spellStart"/>
+      <w:r>
+        <w:t>chính</w:t>
+      </w:r>
+      <w:proofErr w:type="spellEnd"/>
+      <w:r>
+        <w:t xml:space="preserve"> </w:t>
+      </w:r>
+      <w:proofErr w:type="spellStart"/>
+      <w:r>
+        <w:t>là</w:t>
+      </w:r>
+      <w:proofErr w:type="spellEnd"/>
+      <w:r>
+        <w:t xml:space="preserve"> Học viên và Quản trị viên. Mỗi tác nhân được phân quyền truy cập vào các nhóm chức năng riêng biệt nhằm đảm bảo tính bảo mật và chuyên biệt hóa luồng công việc.</w:t>
       </w:r>
     </w:p>
     <w:p>
       <w:pPr>
         <w:spacing w:before="120" w:after="60"/>
         <w:jc w:val="center"/>
+      </w:pPr>
+      <w:r>
+        <w:rPr>
+          <w:noProof/>
+        </w:rPr>
+        <w:drawing>
+          <wp:inline distT="0" distB="0" distL="0" distR="0" wp14:anchorId="23B221AD" wp14:editId="5A5A8DAE">
+            <wp:extent cx="5455920" cy="5478780"/>
+            <wp:effectExtent l="0" t="0" r="0" b="7620"/>
+            <wp:docPr id="112166146" name="Picture 11"/>
+            <wp:cNvGraphicFramePr>
+              <a:graphicFrameLocks xmlns:a="http://schemas.openxmlformats.org/drawingml/2006/main" noChangeAspect="1"/>
+            </wp:cNvGraphicFramePr>
+            <a:graphic xmlns:a="http://schemas.openxmlformats.org/drawingml/2006/main">
+              <a:graphicData uri="http://schemas.openxmlformats.org/drawingml/2006/picture">
+                <pic:pic xmlns:pic="http://schemas.openxmlformats.org/drawingml/2006/picture">
+                  <pic:nvPicPr>
+                    <pic:cNvPr id="0" name="Picture 3"/>
+                    <pic:cNvPicPr>
+                      <a:picLocks noChangeAspect="1" noChangeArrowheads="1"/>
+                    </pic:cNvPicPr>
+                  </pic:nvPicPr>
+                  <pic:blipFill>
+                    <a:blip r:embed="rId17">
+                      <a:extLst>
+                        <a:ext uri="{28A0092B-C50C-407E-A947-70E740481C1C}">
+                          <a14:useLocalDpi xmlns:a14="http://schemas.microsoft.com/office/drawing/2010/main" val="0"/>
+                        </a:ext>
+                      </a:extLst>
+                    </a:blip>
+                    <a:srcRect/>
+                    <a:stretch>
+                      <a:fillRect/>
+                    </a:stretch>
+                  </pic:blipFill>
+                  <pic:spPr bwMode="auto">
+                    <a:xfrm>
+                      <a:off x="0" y="0"/>
+                      <a:ext cx="5455920" cy="5478780"/>
+                    </a:xfrm>
+                    <a:prstGeom prst="rect">
+                      <a:avLst/>
+                    </a:prstGeom>
+                    <a:noFill/>
+                    <a:ln>
+                      <a:noFill/>
+                    </a:ln>
+                  </pic:spPr>
+                </pic:pic>
+              </a:graphicData>
+            </a:graphic>
+          </wp:inline>
+        </w:drawing>
+      </w:r>
+    </w:p>
+    <w:p>
+      <w:pPr>
+        <w:spacing w:after="240"/>
+        <w:jc w:val="center"/>
         <w:rPr>
           <w:i/>
           <w:iCs/>
@@ -10260,8 +11183,219 @@
           <w:i/>
           <w:iCs/>
         </w:rPr>
-        <w:t>Bảng 3.1. Phân tích các tác nhân của hệ thống</w:t>
-      </w:r>
+        <w:t xml:space="preserve">Hình 3.1. Sơ đồ Use-case tổng quan </w:t>
+      </w:r>
+      <w:proofErr w:type="spellStart"/>
+      <w:r>
+        <w:rPr>
+          <w:i/>
+          <w:iCs/>
+        </w:rPr>
+        <w:t>của</w:t>
+      </w:r>
+      <w:proofErr w:type="spellEnd"/>
+      <w:r>
+        <w:rPr>
+          <w:i/>
+          <w:iCs/>
+        </w:rPr>
+        <w:t xml:space="preserve"> </w:t>
+      </w:r>
+      <w:proofErr w:type="spellStart"/>
+      <w:r>
+        <w:rPr>
+          <w:i/>
+          <w:iCs/>
+        </w:rPr>
+        <w:t>hệ</w:t>
+      </w:r>
+      <w:proofErr w:type="spellEnd"/>
+      <w:r>
+        <w:rPr>
+          <w:i/>
+          <w:iCs/>
+        </w:rPr>
+        <w:t xml:space="preserve"> </w:t>
+      </w:r>
+      <w:proofErr w:type="spellStart"/>
+      <w:r>
+        <w:rPr>
+          <w:i/>
+          <w:iCs/>
+        </w:rPr>
+        <w:t>thống</w:t>
+      </w:r>
+      <w:proofErr w:type="spellEnd"/>
+      <w:r>
+        <w:rPr>
+          <w:i/>
+          <w:iCs/>
+        </w:rPr>
+        <w:t xml:space="preserve"> </w:t>
+      </w:r>
+      <w:proofErr w:type="spellStart"/>
+      <w:r>
+        <w:rPr>
+          <w:i/>
+          <w:iCs/>
+        </w:rPr>
+        <w:t>LinVNix</w:t>
+      </w:r>
+      <w:proofErr w:type="spellEnd"/>
+      <w:r>
+        <w:rPr>
+          <w:i/>
+          <w:iCs/>
+        </w:rPr>
+        <w:t>.</w:t>
+      </w:r>
+    </w:p>
+    <w:p>
+      <w:pPr>
+        <w:spacing w:before="120" w:after="60"/>
+        <w:jc w:val="center"/>
+        <w:rPr>
+          <w:i/>
+          <w:iCs/>
+        </w:rPr>
+      </w:pPr>
+      <w:proofErr w:type="spellStart"/>
+      <w:r>
+        <w:rPr>
+          <w:i/>
+          <w:iCs/>
+        </w:rPr>
+        <w:t>Bảng</w:t>
+      </w:r>
+      <w:proofErr w:type="spellEnd"/>
+      <w:r>
+        <w:rPr>
+          <w:i/>
+          <w:iCs/>
+        </w:rPr>
+        <w:t xml:space="preserve"> 3.1. </w:t>
+      </w:r>
+      <w:proofErr w:type="spellStart"/>
+      <w:r>
+        <w:rPr>
+          <w:i/>
+          <w:iCs/>
+        </w:rPr>
+        <w:t>Phân</w:t>
+      </w:r>
+      <w:proofErr w:type="spellEnd"/>
+      <w:r>
+        <w:rPr>
+          <w:i/>
+          <w:iCs/>
+        </w:rPr>
+        <w:t xml:space="preserve"> </w:t>
+      </w:r>
+      <w:proofErr w:type="spellStart"/>
+      <w:r>
+        <w:rPr>
+          <w:i/>
+          <w:iCs/>
+        </w:rPr>
+        <w:t>tích</w:t>
+      </w:r>
+      <w:proofErr w:type="spellEnd"/>
+      <w:r>
+        <w:rPr>
+          <w:i/>
+          <w:iCs/>
+        </w:rPr>
+        <w:t xml:space="preserve"> </w:t>
+      </w:r>
+      <w:proofErr w:type="spellStart"/>
+      <w:r>
+        <w:rPr>
+          <w:i/>
+          <w:iCs/>
+        </w:rPr>
+        <w:t>các</w:t>
+      </w:r>
+      <w:proofErr w:type="spellEnd"/>
+      <w:r>
+        <w:rPr>
+          <w:i/>
+          <w:iCs/>
+        </w:rPr>
+        <w:t xml:space="preserve"> </w:t>
+      </w:r>
+      <w:proofErr w:type="spellStart"/>
+      <w:r>
+        <w:rPr>
+          <w:i/>
+          <w:iCs/>
+        </w:rPr>
+        <w:t>tác</w:t>
+      </w:r>
+      <w:proofErr w:type="spellEnd"/>
+      <w:r>
+        <w:rPr>
+          <w:i/>
+          <w:iCs/>
+        </w:rPr>
+        <w:t xml:space="preserve"> </w:t>
+      </w:r>
+      <w:proofErr w:type="spellStart"/>
+      <w:r>
+        <w:rPr>
+          <w:i/>
+          <w:iCs/>
+        </w:rPr>
+        <w:t>nhân</w:t>
+      </w:r>
+      <w:proofErr w:type="spellEnd"/>
+      <w:r>
+        <w:rPr>
+          <w:i/>
+          <w:iCs/>
+        </w:rPr>
+        <w:t xml:space="preserve"> </w:t>
+      </w:r>
+      <w:proofErr w:type="spellStart"/>
+      <w:r>
+        <w:rPr>
+          <w:i/>
+          <w:iCs/>
+        </w:rPr>
+        <w:t>của</w:t>
+      </w:r>
+      <w:proofErr w:type="spellEnd"/>
+      <w:r>
+        <w:rPr>
+          <w:i/>
+          <w:iCs/>
+        </w:rPr>
+        <w:t xml:space="preserve"> </w:t>
+      </w:r>
+      <w:proofErr w:type="spellStart"/>
+      <w:r>
+        <w:rPr>
+          <w:i/>
+          <w:iCs/>
+        </w:rPr>
+        <w:t>hệ</w:t>
+      </w:r>
+      <w:proofErr w:type="spellEnd"/>
+      <w:r>
+        <w:rPr>
+          <w:i/>
+          <w:iCs/>
+        </w:rPr>
+        <w:t xml:space="preserve"> </w:t>
+      </w:r>
+      <w:proofErr w:type="spellStart"/>
+      <w:r>
+        <w:rPr>
+          <w:i/>
+          <w:iCs/>
+        </w:rPr>
+        <w:t>thống</w:t>
+      </w:r>
+      <w:proofErr w:type="spellEnd"/>
     </w:p>
     <w:tbl>
       <w:tblPr>
@@ -10271,9 +11405,9 @@
         <w:tblLook w:val="04A0" w:firstRow="1" w:lastRow="0" w:firstColumn="1" w:lastColumn="0" w:noHBand="0" w:noVBand="1"/>
       </w:tblPr>
       <w:tblGrid>
-        <w:gridCol w:w="700"/>
-        <w:gridCol w:w="2200"/>
-        <w:gridCol w:w="6000"/>
+        <w:gridCol w:w="708"/>
+        <w:gridCol w:w="2198"/>
+        <w:gridCol w:w="5994"/>
       </w:tblGrid>
       <w:tr>
         <w:trPr>
@@ -10309,32 +11443,91 @@
               <w:spacing w:before="120" w:after="120"/>
               <w:jc w:val="center"/>
             </w:pPr>
+            <w:proofErr w:type="spellStart"/>
             <w:r>
               <w:rPr>
                 <w:b/>
                 <w:bCs/>
               </w:rPr>
-              <w:t>Tác nhân</w:t>
-            </w:r>
-          </w:p>
-        </w:tc>
-        <w:tc>
-          <w:tcPr>
-            <w:tcW w:w="6000" w:type="dxa"/>
-            <w:vAlign w:val="center"/>
-          </w:tcPr>
-          <w:p>
-            <w:pPr>
-              <w:spacing w:before="120" w:after="120"/>
-              <w:jc w:val="center"/>
-            </w:pPr>
+              <w:t>Tác</w:t>
+            </w:r>
+            <w:proofErr w:type="spellEnd"/>
             <w:r>
               <w:rPr>
                 <w:b/>
                 <w:bCs/>
               </w:rPr>
-              <w:t>Ý nghĩa và Vai trò</w:t>
-            </w:r>
+              <w:t xml:space="preserve"> </w:t>
+            </w:r>
+            <w:proofErr w:type="spellStart"/>
+            <w:r>
+              <w:rPr>
+                <w:b/>
+                <w:bCs/>
+              </w:rPr>
+              <w:t>nhân</w:t>
+            </w:r>
+            <w:proofErr w:type="spellEnd"/>
+          </w:p>
+        </w:tc>
+        <w:tc>
+          <w:tcPr>
+            <w:tcW w:w="6000" w:type="dxa"/>
+            <w:vAlign w:val="center"/>
+          </w:tcPr>
+          <w:p>
+            <w:pPr>
+              <w:spacing w:before="120" w:after="120"/>
+              <w:jc w:val="center"/>
+            </w:pPr>
+            <w:r>
+              <w:rPr>
+                <w:b/>
+                <w:bCs/>
+              </w:rPr>
+              <w:t xml:space="preserve">Ý </w:t>
+            </w:r>
+            <w:proofErr w:type="spellStart"/>
+            <w:r>
+              <w:rPr>
+                <w:b/>
+                <w:bCs/>
+              </w:rPr>
+              <w:t>nghĩa</w:t>
+            </w:r>
+            <w:proofErr w:type="spellEnd"/>
+            <w:r>
+              <w:rPr>
+                <w:b/>
+                <w:bCs/>
+              </w:rPr>
+              <w:t xml:space="preserve"> </w:t>
+            </w:r>
+            <w:proofErr w:type="spellStart"/>
+            <w:r>
+              <w:rPr>
+                <w:b/>
+                <w:bCs/>
+              </w:rPr>
+              <w:t>và</w:t>
+            </w:r>
+            <w:proofErr w:type="spellEnd"/>
+            <w:r>
+              <w:rPr>
+                <w:b/>
+                <w:bCs/>
+              </w:rPr>
+              <w:t xml:space="preserve"> Vai </w:t>
+            </w:r>
+            <w:proofErr w:type="spellStart"/>
+            <w:r>
+              <w:rPr>
+                <w:b/>
+                <w:bCs/>
+              </w:rPr>
+              <w:t>trò</w:t>
+            </w:r>
+            <w:proofErr w:type="spellEnd"/>
           </w:p>
         </w:tc>
       </w:tr>
@@ -10365,10 +11558,16 @@
           <w:p>
             <w:pPr>
               <w:spacing w:before="120" w:after="120"/>
-            </w:pPr>
-            <w:r>
-              <w:t>Học viên (User)</w:t>
-            </w:r>
+              <w:jc w:val="left"/>
+            </w:pPr>
+            <w:r>
+              <w:t xml:space="preserve">Học </w:t>
+            </w:r>
+            <w:proofErr w:type="spellStart"/>
+            <w:r>
+              <w:t>viên</w:t>
+            </w:r>
+            <w:proofErr w:type="spellEnd"/>
           </w:p>
         </w:tc>
         <w:tc>
@@ -10380,8 +11579,221 @@
             <w:pPr>
               <w:spacing w:before="120" w:after="120"/>
             </w:pPr>
-            <w:r>
-              <w:t>Người nước ngoài học tiếng Việt. Truy cập qua ứng dụng di động để học lý thuyết, làm bài tập, theo dõi tiến độ và sử dụng các tính năng AI.</w:t>
+            <w:proofErr w:type="spellStart"/>
+            <w:r>
+              <w:t>Người</w:t>
+            </w:r>
+            <w:proofErr w:type="spellEnd"/>
+            <w:r>
+              <w:t xml:space="preserve"> </w:t>
+            </w:r>
+            <w:proofErr w:type="spellStart"/>
+            <w:r>
+              <w:t>nước</w:t>
+            </w:r>
+            <w:proofErr w:type="spellEnd"/>
+            <w:r>
+              <w:t xml:space="preserve"> </w:t>
+            </w:r>
+            <w:proofErr w:type="spellStart"/>
+            <w:r>
+              <w:t>ngoài</w:t>
+            </w:r>
+            <w:proofErr w:type="spellEnd"/>
+            <w:r>
+              <w:t xml:space="preserve"> </w:t>
+            </w:r>
+            <w:proofErr w:type="spellStart"/>
+            <w:r>
+              <w:t>học</w:t>
+            </w:r>
+            <w:proofErr w:type="spellEnd"/>
+            <w:r>
+              <w:t xml:space="preserve"> </w:t>
+            </w:r>
+            <w:proofErr w:type="spellStart"/>
+            <w:r>
+              <w:t>tiếng</w:t>
+            </w:r>
+            <w:proofErr w:type="spellEnd"/>
+            <w:r>
+              <w:t xml:space="preserve"> Việt. </w:t>
+            </w:r>
+            <w:proofErr w:type="spellStart"/>
+            <w:r>
+              <w:t>Truy</w:t>
+            </w:r>
+            <w:proofErr w:type="spellEnd"/>
+            <w:r>
+              <w:t xml:space="preserve"> </w:t>
+            </w:r>
+            <w:proofErr w:type="spellStart"/>
+            <w:r>
+              <w:t>cập</w:t>
+            </w:r>
+            <w:proofErr w:type="spellEnd"/>
+            <w:r>
+              <w:t xml:space="preserve"> qua </w:t>
+            </w:r>
+            <w:proofErr w:type="spellStart"/>
+            <w:r>
+              <w:t>ứng</w:t>
+            </w:r>
+            <w:proofErr w:type="spellEnd"/>
+            <w:r>
+              <w:t xml:space="preserve"> </w:t>
+            </w:r>
+            <w:proofErr w:type="spellStart"/>
+            <w:r>
+              <w:t>dụng</w:t>
+            </w:r>
+            <w:proofErr w:type="spellEnd"/>
+            <w:r>
+              <w:t xml:space="preserve"> di </w:t>
+            </w:r>
+            <w:proofErr w:type="spellStart"/>
+            <w:r>
+              <w:t>động</w:t>
+            </w:r>
+            <w:proofErr w:type="spellEnd"/>
+            <w:r>
+              <w:t xml:space="preserve"> </w:t>
+            </w:r>
+            <w:proofErr w:type="spellStart"/>
+            <w:r>
+              <w:t>để</w:t>
+            </w:r>
+            <w:proofErr w:type="spellEnd"/>
+            <w:r>
+              <w:t xml:space="preserve"> </w:t>
+            </w:r>
+            <w:proofErr w:type="spellStart"/>
+            <w:r>
+              <w:t>học</w:t>
+            </w:r>
+            <w:proofErr w:type="spellEnd"/>
+            <w:r>
+              <w:t xml:space="preserve"> </w:t>
+            </w:r>
+            <w:proofErr w:type="spellStart"/>
+            <w:r>
+              <w:t>lý</w:t>
+            </w:r>
+            <w:proofErr w:type="spellEnd"/>
+            <w:r>
+              <w:t xml:space="preserve"> </w:t>
+            </w:r>
+            <w:proofErr w:type="spellStart"/>
+            <w:r>
+              <w:t>thuyết</w:t>
+            </w:r>
+            <w:proofErr w:type="spellEnd"/>
+            <w:r>
+              <w:t xml:space="preserve">, </w:t>
+            </w:r>
+            <w:proofErr w:type="spellStart"/>
+            <w:r>
+              <w:t>làm</w:t>
+            </w:r>
+            <w:proofErr w:type="spellEnd"/>
+            <w:r>
+              <w:t xml:space="preserve"> </w:t>
+            </w:r>
+            <w:proofErr w:type="spellStart"/>
+            <w:r>
+              <w:t>bài</w:t>
+            </w:r>
+            <w:proofErr w:type="spellEnd"/>
+            <w:r>
+              <w:t xml:space="preserve"> </w:t>
+            </w:r>
+            <w:proofErr w:type="spellStart"/>
+            <w:r>
+              <w:t>tập</w:t>
+            </w:r>
+            <w:proofErr w:type="spellEnd"/>
+            <w:r>
+              <w:t xml:space="preserve">, </w:t>
+            </w:r>
+            <w:proofErr w:type="spellStart"/>
+            <w:r>
+              <w:t>theo</w:t>
+            </w:r>
+            <w:proofErr w:type="spellEnd"/>
+            <w:r>
+              <w:t xml:space="preserve"> </w:t>
+            </w:r>
+            <w:proofErr w:type="spellStart"/>
+            <w:r>
+              <w:t>dõi</w:t>
+            </w:r>
+            <w:proofErr w:type="spellEnd"/>
+            <w:r>
+              <w:t xml:space="preserve"> </w:t>
+            </w:r>
+            <w:proofErr w:type="spellStart"/>
+            <w:r>
+              <w:t>tiến</w:t>
+            </w:r>
+            <w:proofErr w:type="spellEnd"/>
+            <w:r>
+              <w:t xml:space="preserve"> </w:t>
+            </w:r>
+            <w:proofErr w:type="spellStart"/>
+            <w:r>
+              <w:t>độ</w:t>
+            </w:r>
+            <w:proofErr w:type="spellEnd"/>
+            <w:r>
+              <w:t xml:space="preserve"> </w:t>
+            </w:r>
+            <w:proofErr w:type="spellStart"/>
+            <w:r>
+              <w:t>và</w:t>
+            </w:r>
+            <w:proofErr w:type="spellEnd"/>
+            <w:r>
+              <w:t xml:space="preserve"> </w:t>
+            </w:r>
+            <w:proofErr w:type="spellStart"/>
+            <w:r>
+              <w:t>sử</w:t>
+            </w:r>
+            <w:proofErr w:type="spellEnd"/>
+            <w:r>
+              <w:t xml:space="preserve"> </w:t>
+            </w:r>
+            <w:proofErr w:type="spellStart"/>
+            <w:r>
+              <w:t>dụng</w:t>
+            </w:r>
+            <w:proofErr w:type="spellEnd"/>
+            <w:r>
+              <w:t xml:space="preserve"> </w:t>
+            </w:r>
+            <w:proofErr w:type="spellStart"/>
+            <w:r>
+              <w:t>các</w:t>
+            </w:r>
+            <w:proofErr w:type="spellEnd"/>
+            <w:r>
+              <w:t xml:space="preserve"> </w:t>
+            </w:r>
+            <w:proofErr w:type="spellStart"/>
+            <w:r>
+              <w:t>tính</w:t>
+            </w:r>
+            <w:proofErr w:type="spellEnd"/>
+            <w:r>
+              <w:t xml:space="preserve"> </w:t>
+            </w:r>
+            <w:proofErr w:type="spellStart"/>
+            <w:r>
+              <w:t>năng</w:t>
+            </w:r>
+            <w:proofErr w:type="spellEnd"/>
+            <w:r>
+              <w:t xml:space="preserve"> AI.</w:t>
             </w:r>
           </w:p>
         </w:tc>
@@ -10401,6 +11813,7 @@
               <w:jc w:val="center"/>
             </w:pPr>
             <w:r>
+              <w:lastRenderedPageBreak/>
               <w:t>2</w:t>
             </w:r>
           </w:p>
@@ -10413,10 +11826,24 @@
           <w:p>
             <w:pPr>
               <w:spacing w:before="120" w:after="120"/>
-            </w:pPr>
-            <w:r>
-              <w:t>Quản trị viên (Admin)</w:t>
-            </w:r>
+              <w:jc w:val="left"/>
+            </w:pPr>
+            <w:r>
+              <w:t xml:space="preserve">Quản </w:t>
+            </w:r>
+            <w:proofErr w:type="spellStart"/>
+            <w:r>
+              <w:t>trị</w:t>
+            </w:r>
+            <w:proofErr w:type="spellEnd"/>
+            <w:r>
+              <w:t xml:space="preserve"> </w:t>
+            </w:r>
+            <w:proofErr w:type="spellStart"/>
+            <w:r>
+              <w:t>viên</w:t>
+            </w:r>
+            <w:proofErr w:type="spellEnd"/>
           </w:p>
         </w:tc>
         <w:tc>
@@ -10428,8 +11855,245 @@
             <w:pPr>
               <w:spacing w:before="120" w:after="120"/>
             </w:pPr>
-            <w:r>
-              <w:t>Người quản lý nội dung và vận hành. Truy cập qua nền tảng Web để biên soạn học liệu, cấu hình AI và theo dõi thống kê toàn hệ thống.</w:t>
+            <w:proofErr w:type="spellStart"/>
+            <w:r>
+              <w:t>Người</w:t>
+            </w:r>
+            <w:proofErr w:type="spellEnd"/>
+            <w:r>
+              <w:t xml:space="preserve"> </w:t>
+            </w:r>
+            <w:proofErr w:type="spellStart"/>
+            <w:r>
+              <w:t>quản</w:t>
+            </w:r>
+            <w:proofErr w:type="spellEnd"/>
+            <w:r>
+              <w:t xml:space="preserve"> </w:t>
+            </w:r>
+            <w:proofErr w:type="spellStart"/>
+            <w:r>
+              <w:t>lý</w:t>
+            </w:r>
+            <w:proofErr w:type="spellEnd"/>
+            <w:r>
+              <w:t xml:space="preserve"> </w:t>
+            </w:r>
+            <w:proofErr w:type="spellStart"/>
+            <w:r>
+              <w:t>nội</w:t>
+            </w:r>
+            <w:proofErr w:type="spellEnd"/>
+            <w:r>
+              <w:t xml:space="preserve"> dung </w:t>
+            </w:r>
+            <w:proofErr w:type="spellStart"/>
+            <w:r>
+              <w:t>và</w:t>
+            </w:r>
+            <w:proofErr w:type="spellEnd"/>
+            <w:r>
+              <w:t xml:space="preserve"> </w:t>
+            </w:r>
+            <w:proofErr w:type="spellStart"/>
+            <w:r>
+              <w:t>vận</w:t>
+            </w:r>
+            <w:proofErr w:type="spellEnd"/>
+            <w:r>
+              <w:t xml:space="preserve"> </w:t>
+            </w:r>
+            <w:proofErr w:type="spellStart"/>
+            <w:r>
+              <w:t>hành</w:t>
+            </w:r>
+            <w:proofErr w:type="spellEnd"/>
+            <w:r>
+              <w:t xml:space="preserve">. </w:t>
+            </w:r>
+            <w:proofErr w:type="spellStart"/>
+            <w:r>
+              <w:t>Truy</w:t>
+            </w:r>
+            <w:proofErr w:type="spellEnd"/>
+            <w:r>
+              <w:t xml:space="preserve"> </w:t>
+            </w:r>
+            <w:proofErr w:type="spellStart"/>
+            <w:r>
+              <w:t>cập</w:t>
+            </w:r>
+            <w:proofErr w:type="spellEnd"/>
+            <w:r>
+              <w:t xml:space="preserve"> qua </w:t>
+            </w:r>
+            <w:proofErr w:type="spellStart"/>
+            <w:r>
+              <w:t>nền</w:t>
+            </w:r>
+            <w:proofErr w:type="spellEnd"/>
+            <w:r>
+              <w:t xml:space="preserve"> </w:t>
+            </w:r>
+            <w:proofErr w:type="spellStart"/>
+            <w:r>
+              <w:t>tảng</w:t>
+            </w:r>
+            <w:proofErr w:type="spellEnd"/>
+            <w:r>
+              <w:t xml:space="preserve"> Web </w:t>
+            </w:r>
+            <w:proofErr w:type="spellStart"/>
+            <w:r>
+              <w:t>để</w:t>
+            </w:r>
+            <w:proofErr w:type="spellEnd"/>
+            <w:r>
+              <w:t xml:space="preserve"> </w:t>
+            </w:r>
+            <w:proofErr w:type="spellStart"/>
+            <w:r>
+              <w:t>biên</w:t>
+            </w:r>
+            <w:proofErr w:type="spellEnd"/>
+            <w:r>
+              <w:t xml:space="preserve"> </w:t>
+            </w:r>
+            <w:proofErr w:type="spellStart"/>
+            <w:r>
+              <w:t>soạn</w:t>
+            </w:r>
+            <w:proofErr w:type="spellEnd"/>
+            <w:r>
+              <w:t xml:space="preserve"> </w:t>
+            </w:r>
+            <w:proofErr w:type="spellStart"/>
+            <w:r>
+              <w:t>học</w:t>
+            </w:r>
+            <w:proofErr w:type="spellEnd"/>
+            <w:r>
+              <w:t xml:space="preserve"> </w:t>
+            </w:r>
+            <w:proofErr w:type="spellStart"/>
+            <w:r>
+              <w:t>liệu</w:t>
+            </w:r>
+            <w:proofErr w:type="spellEnd"/>
+            <w:r>
+              <w:t xml:space="preserve"> </w:t>
+            </w:r>
+            <w:proofErr w:type="spellStart"/>
+            <w:r>
+              <w:t>và</w:t>
+            </w:r>
+            <w:proofErr w:type="spellEnd"/>
+            <w:r>
+              <w:t xml:space="preserve"> </w:t>
+            </w:r>
+            <w:proofErr w:type="spellStart"/>
+            <w:r>
+              <w:t>quản</w:t>
+            </w:r>
+            <w:proofErr w:type="spellEnd"/>
+            <w:r>
+              <w:t xml:space="preserve"> </w:t>
+            </w:r>
+            <w:proofErr w:type="spellStart"/>
+            <w:r>
+              <w:t>lý</w:t>
+            </w:r>
+            <w:proofErr w:type="spellEnd"/>
+            <w:r>
+              <w:t xml:space="preserve"> </w:t>
+            </w:r>
+            <w:proofErr w:type="spellStart"/>
+            <w:r>
+              <w:t>kịch</w:t>
+            </w:r>
+            <w:proofErr w:type="spellEnd"/>
+            <w:r>
+              <w:t xml:space="preserve"> </w:t>
+            </w:r>
+            <w:proofErr w:type="spellStart"/>
+            <w:r>
+              <w:t>bản</w:t>
+            </w:r>
+            <w:proofErr w:type="spellEnd"/>
+            <w:r>
+              <w:t xml:space="preserve"> </w:t>
+            </w:r>
+            <w:proofErr w:type="spellStart"/>
+            <w:r>
+              <w:t>tình</w:t>
+            </w:r>
+            <w:proofErr w:type="spellEnd"/>
+            <w:r>
+              <w:t xml:space="preserve"> </w:t>
+            </w:r>
+            <w:proofErr w:type="spellStart"/>
+            <w:r>
+              <w:t>huống</w:t>
+            </w:r>
+            <w:proofErr w:type="spellEnd"/>
+            <w:r>
+              <w:t xml:space="preserve"> </w:t>
+            </w:r>
+            <w:proofErr w:type="spellStart"/>
+            <w:r>
+              <w:t>cho</w:t>
+            </w:r>
+            <w:proofErr w:type="spellEnd"/>
+            <w:r>
+              <w:t xml:space="preserve"> </w:t>
+            </w:r>
+            <w:proofErr w:type="spellStart"/>
+            <w:r>
+              <w:t>chức</w:t>
+            </w:r>
+            <w:proofErr w:type="spellEnd"/>
+            <w:r>
+              <w:t xml:space="preserve"> </w:t>
+            </w:r>
+            <w:proofErr w:type="spellStart"/>
+            <w:r>
+              <w:t>năng</w:t>
+            </w:r>
+            <w:proofErr w:type="spellEnd"/>
+            <w:r>
+              <w:t xml:space="preserve"> </w:t>
+            </w:r>
+            <w:proofErr w:type="spellStart"/>
+            <w:r>
+              <w:t>hội</w:t>
+            </w:r>
+            <w:proofErr w:type="spellEnd"/>
+            <w:r>
+              <w:t xml:space="preserve"> </w:t>
+            </w:r>
+            <w:proofErr w:type="spellStart"/>
+            <w:r>
+              <w:t>thoại</w:t>
+            </w:r>
+            <w:proofErr w:type="spellEnd"/>
+            <w:r>
+              <w:t xml:space="preserve"> </w:t>
+            </w:r>
+            <w:proofErr w:type="spellStart"/>
+            <w:r>
+              <w:t>mô</w:t>
+            </w:r>
+            <w:proofErr w:type="spellEnd"/>
+            <w:r>
+              <w:t xml:space="preserve"> </w:t>
+            </w:r>
+            <w:proofErr w:type="spellStart"/>
+            <w:r>
+              <w:t>phỏng</w:t>
+            </w:r>
+            <w:proofErr w:type="spellEnd"/>
+            <w:r>
+              <w:t>.</w:t>
             </w:r>
           </w:p>
         </w:tc>
@@ -10437,23 +12101,541 @@
     </w:tbl>
     <w:p>
       <w:pPr>
-        <w:spacing w:after="120"/>
-      </w:pPr>
+        <w:pStyle w:val="BodyText1"/>
+      </w:pPr>
+      <w:proofErr w:type="spellStart"/>
+      <w:r>
+        <w:t>Dưới</w:t>
+      </w:r>
+      <w:proofErr w:type="spellEnd"/>
+      <w:r>
+        <w:t xml:space="preserve"> đây là chi tiết các ca sử dụng cốt lõi định hình nên luồng tương tác chính của ứng dụng:</w:t>
+      </w:r>
     </w:p>
     <w:p>
       <w:pPr>
         <w:spacing w:before="120" w:after="60"/>
         <w:jc w:val="center"/>
+        <w:rPr>
+          <w:i/>
+          <w:iCs/>
+        </w:rPr>
+      </w:pPr>
+      <w:r>
+        <w:rPr>
+          <w:i/>
+          <w:iCs/>
+        </w:rPr>
+        <w:t xml:space="preserve">Bảng 3.2. Mô tả các ca </w:t>
+      </w:r>
+      <w:proofErr w:type="spellStart"/>
+      <w:r>
+        <w:rPr>
+          <w:i/>
+          <w:iCs/>
+        </w:rPr>
+        <w:t>sử</w:t>
+      </w:r>
+      <w:proofErr w:type="spellEnd"/>
+      <w:r>
+        <w:rPr>
+          <w:i/>
+          <w:iCs/>
+        </w:rPr>
+        <w:t xml:space="preserve"> </w:t>
+      </w:r>
+      <w:proofErr w:type="spellStart"/>
+      <w:r>
+        <w:rPr>
+          <w:i/>
+          <w:iCs/>
+        </w:rPr>
+        <w:t>dụng</w:t>
+      </w:r>
+      <w:proofErr w:type="spellEnd"/>
+      <w:r>
+        <w:rPr>
+          <w:i/>
+          <w:iCs/>
+        </w:rPr>
+        <w:t xml:space="preserve"> </w:t>
+      </w:r>
+      <w:proofErr w:type="spellStart"/>
+      <w:r>
+        <w:rPr>
+          <w:i/>
+          <w:iCs/>
+        </w:rPr>
+        <w:t>chính</w:t>
+      </w:r>
+      <w:proofErr w:type="spellEnd"/>
+    </w:p>
+    <w:tbl>
+      <w:tblPr>
+        <w:tblStyle w:val="TableGrid"/>
+        <w:tblW w:w="8900" w:type="dxa"/>
+        <w:jc w:val="center"/>
+        <w:tblLook w:val="04A0" w:firstRow="1" w:lastRow="0" w:firstColumn="1" w:lastColumn="0" w:noHBand="0" w:noVBand="1"/>
+      </w:tblPr>
+      <w:tblGrid>
+        <w:gridCol w:w="708"/>
+        <w:gridCol w:w="2198"/>
+        <w:gridCol w:w="5994"/>
+      </w:tblGrid>
+      <w:tr>
+        <w:trPr>
+          <w:tblHeader/>
+          <w:jc w:val="center"/>
+        </w:trPr>
+        <w:tc>
+          <w:tcPr>
+            <w:tcW w:w="700" w:type="dxa"/>
+            <w:vAlign w:val="center"/>
+          </w:tcPr>
+          <w:p>
+            <w:pPr>
+              <w:spacing w:before="120" w:after="120"/>
+              <w:jc w:val="center"/>
+            </w:pPr>
+            <w:r>
+              <w:rPr>
+                <w:b/>
+                <w:bCs/>
+              </w:rPr>
+              <w:t>STT</w:t>
+            </w:r>
+          </w:p>
+        </w:tc>
+        <w:tc>
+          <w:tcPr>
+            <w:tcW w:w="2200" w:type="dxa"/>
+            <w:vAlign w:val="center"/>
+          </w:tcPr>
+          <w:p>
+            <w:pPr>
+              <w:spacing w:before="120" w:after="120"/>
+              <w:jc w:val="center"/>
+            </w:pPr>
+            <w:r>
+              <w:rPr>
+                <w:b/>
+                <w:bCs/>
+              </w:rPr>
+              <w:t>Tên ca sử dụng</w:t>
+            </w:r>
+          </w:p>
+        </w:tc>
+        <w:tc>
+          <w:tcPr>
+            <w:tcW w:w="6000" w:type="dxa"/>
+            <w:vAlign w:val="center"/>
+          </w:tcPr>
+          <w:p>
+            <w:pPr>
+              <w:spacing w:before="120" w:after="120"/>
+              <w:jc w:val="center"/>
+            </w:pPr>
+            <w:r>
+              <w:rPr>
+                <w:b/>
+                <w:bCs/>
+              </w:rPr>
+              <w:t>Mô tả</w:t>
+            </w:r>
+          </w:p>
+        </w:tc>
+      </w:tr>
+      <w:tr>
+        <w:trPr>
+          <w:jc w:val="center"/>
+        </w:trPr>
+        <w:tc>
+          <w:tcPr>
+            <w:tcW w:w="700" w:type="dxa"/>
+            <w:vAlign w:val="center"/>
+          </w:tcPr>
+          <w:p>
+            <w:pPr>
+              <w:spacing w:before="120" w:after="120"/>
+              <w:jc w:val="center"/>
+            </w:pPr>
+            <w:r>
+              <w:t>1</w:t>
+            </w:r>
+          </w:p>
+        </w:tc>
+        <w:tc>
+          <w:tcPr>
+            <w:tcW w:w="2200" w:type="dxa"/>
+            <w:vAlign w:val="center"/>
+          </w:tcPr>
+          <w:p>
+            <w:pPr>
+              <w:spacing w:before="120" w:after="120"/>
+              <w:jc w:val="left"/>
+            </w:pPr>
+            <w:proofErr w:type="spellStart"/>
+            <w:r>
+              <w:t>Đăng</w:t>
+            </w:r>
+            <w:proofErr w:type="spellEnd"/>
+            <w:r>
+              <w:t xml:space="preserve"> </w:t>
+            </w:r>
+            <w:proofErr w:type="spellStart"/>
+            <w:r>
+              <w:t>ký</w:t>
+            </w:r>
+            <w:proofErr w:type="spellEnd"/>
+            <w:r>
+              <w:t xml:space="preserve">, </w:t>
+            </w:r>
+            <w:proofErr w:type="spellStart"/>
+            <w:r>
+              <w:t>đăng</w:t>
+            </w:r>
+            <w:proofErr w:type="spellEnd"/>
+            <w:r>
+              <w:t xml:space="preserve"> </w:t>
+            </w:r>
+            <w:proofErr w:type="spellStart"/>
+            <w:r>
+              <w:t>nhập</w:t>
+            </w:r>
+            <w:proofErr w:type="spellEnd"/>
+          </w:p>
+        </w:tc>
+        <w:tc>
+          <w:tcPr>
+            <w:tcW w:w="6000" w:type="dxa"/>
+            <w:vAlign w:val="center"/>
+          </w:tcPr>
+          <w:p>
+            <w:pPr>
+              <w:spacing w:before="120" w:after="120"/>
+            </w:pPr>
+            <w:r>
+              <w:t>Cho phép đăng ký, đăng nhập bằng Email/Mật khẩu hoặc Google OAuth. Hệ thống cấp phát JWT token để duy trì phiên.</w:t>
+            </w:r>
+          </w:p>
+        </w:tc>
+      </w:tr>
+      <w:tr>
+        <w:trPr>
+          <w:jc w:val="center"/>
+        </w:trPr>
+        <w:tc>
+          <w:tcPr>
+            <w:tcW w:w="700" w:type="dxa"/>
+            <w:vAlign w:val="center"/>
+          </w:tcPr>
+          <w:p>
+            <w:pPr>
+              <w:spacing w:before="120" w:after="120"/>
+              <w:jc w:val="center"/>
+            </w:pPr>
+            <w:r>
+              <w:t>2</w:t>
+            </w:r>
+          </w:p>
+        </w:tc>
+        <w:tc>
+          <w:tcPr>
+            <w:tcW w:w="2200" w:type="dxa"/>
+            <w:vAlign w:val="center"/>
+          </w:tcPr>
+          <w:p>
+            <w:pPr>
+              <w:spacing w:before="120" w:after="120"/>
+              <w:jc w:val="left"/>
+            </w:pPr>
+            <w:r>
+              <w:t>Học bài và làm bài tập</w:t>
+            </w:r>
+          </w:p>
+        </w:tc>
+        <w:tc>
+          <w:tcPr>
+            <w:tcW w:w="6000" w:type="dxa"/>
+            <w:vAlign w:val="center"/>
+          </w:tcPr>
+          <w:p>
+            <w:pPr>
+              <w:spacing w:before="120" w:after="120"/>
+            </w:pPr>
+            <w:r>
+              <w:t xml:space="preserve">Học viên xem nội dung bài học theo tiến trình, nghe phát âm. Sau đó làm bài tập tương tác. Hệ thống tự động chấm điểm và cập </w:t>
+            </w:r>
+            <w:proofErr w:type="spellStart"/>
+            <w:r>
+              <w:t>nhật</w:t>
+            </w:r>
+            <w:proofErr w:type="spellEnd"/>
+            <w:r>
+              <w:t xml:space="preserve"> </w:t>
+            </w:r>
+            <w:proofErr w:type="spellStart"/>
+            <w:r>
+              <w:t>chuỗi</w:t>
+            </w:r>
+            <w:proofErr w:type="spellEnd"/>
+            <w:r>
+              <w:t xml:space="preserve"> </w:t>
+            </w:r>
+            <w:proofErr w:type="spellStart"/>
+            <w:r>
+              <w:t>ngày</w:t>
+            </w:r>
+            <w:proofErr w:type="spellEnd"/>
+            <w:r>
+              <w:t xml:space="preserve"> </w:t>
+            </w:r>
+            <w:proofErr w:type="spellStart"/>
+            <w:r>
+              <w:t>học</w:t>
+            </w:r>
+            <w:proofErr w:type="spellEnd"/>
+            <w:r>
+              <w:t>.</w:t>
+            </w:r>
+          </w:p>
+        </w:tc>
+      </w:tr>
+      <w:tr>
+        <w:trPr>
+          <w:jc w:val="center"/>
+        </w:trPr>
+        <w:tc>
+          <w:tcPr>
+            <w:tcW w:w="700" w:type="dxa"/>
+            <w:vAlign w:val="center"/>
+          </w:tcPr>
+          <w:p>
+            <w:pPr>
+              <w:spacing w:before="120" w:after="120"/>
+              <w:jc w:val="center"/>
+            </w:pPr>
+            <w:r>
+              <w:t>3</w:t>
+            </w:r>
+          </w:p>
+        </w:tc>
+        <w:tc>
+          <w:tcPr>
+            <w:tcW w:w="2200" w:type="dxa"/>
+            <w:vAlign w:val="center"/>
+          </w:tcPr>
+          <w:p>
+            <w:pPr>
+              <w:spacing w:before="120" w:after="120"/>
+              <w:jc w:val="left"/>
+            </w:pPr>
+            <w:r>
+              <w:t>Hỏi Trợ lý AI</w:t>
+            </w:r>
+          </w:p>
+        </w:tc>
+        <w:tc>
+          <w:tcPr>
+            <w:tcW w:w="6000" w:type="dxa"/>
+            <w:vAlign w:val="center"/>
+          </w:tcPr>
+          <w:p>
+            <w:pPr>
+              <w:spacing w:before="120" w:after="120"/>
+            </w:pPr>
+            <w:r>
+              <w:t>Học viên mở khung chat trợ lý AI. Ứng dụng tự động đính kèm ngữ cảnh màn hình hiện tại (từ vựng đang xem, bài tập đang làm sai) để AI giải thích chính xác.</w:t>
+            </w:r>
+          </w:p>
+        </w:tc>
+      </w:tr>
+      <w:tr>
+        <w:trPr>
+          <w:jc w:val="center"/>
+        </w:trPr>
+        <w:tc>
+          <w:tcPr>
+            <w:tcW w:w="700" w:type="dxa"/>
+            <w:vAlign w:val="center"/>
+          </w:tcPr>
+          <w:p>
+            <w:pPr>
+              <w:spacing w:before="120" w:after="120"/>
+              <w:jc w:val="center"/>
+            </w:pPr>
+            <w:r>
+              <w:t>4</w:t>
+            </w:r>
+          </w:p>
+        </w:tc>
+        <w:tc>
+          <w:tcPr>
+            <w:tcW w:w="2200" w:type="dxa"/>
+            <w:vAlign w:val="center"/>
+          </w:tcPr>
+          <w:p>
+            <w:pPr>
+              <w:spacing w:before="120" w:after="120"/>
+              <w:jc w:val="left"/>
+            </w:pPr>
+            <w:r>
+              <w:t>Khám phá ảnh</w:t>
+            </w:r>
+          </w:p>
+        </w:tc>
+        <w:tc>
+          <w:tcPr>
+            <w:tcW w:w="6000" w:type="dxa"/>
+            <w:vAlign w:val="center"/>
+          </w:tcPr>
+          <w:p>
+            <w:pPr>
+              <w:spacing w:before="120" w:after="120"/>
+            </w:pPr>
+            <w:r>
+              <w:t>Học viên chụp ảnh từ camera. AI phân tích hình ảnh, trả về từ vựng tiếng Việt tương ứng kèm câu ví dụ và phát âm.</w:t>
+            </w:r>
+          </w:p>
+        </w:tc>
+      </w:tr>
+      <w:tr>
+        <w:trPr>
+          <w:jc w:val="center"/>
+        </w:trPr>
+        <w:tc>
+          <w:tcPr>
+            <w:tcW w:w="700" w:type="dxa"/>
+            <w:vAlign w:val="center"/>
+          </w:tcPr>
+          <w:p>
+            <w:pPr>
+              <w:spacing w:before="120" w:after="120"/>
+              <w:jc w:val="center"/>
+            </w:pPr>
+            <w:r>
+              <w:t>5</w:t>
+            </w:r>
+          </w:p>
+        </w:tc>
+        <w:tc>
+          <w:tcPr>
+            <w:tcW w:w="2200" w:type="dxa"/>
+            <w:vAlign w:val="center"/>
+          </w:tcPr>
+          <w:p>
+            <w:pPr>
+              <w:spacing w:before="120" w:after="120"/>
+              <w:jc w:val="left"/>
+            </w:pPr>
+            <w:r>
+              <w:t>Hội thoại mô phỏng</w:t>
+            </w:r>
+          </w:p>
+        </w:tc>
+        <w:tc>
+          <w:tcPr>
+            <w:tcW w:w="6000" w:type="dxa"/>
+            <w:vAlign w:val="center"/>
+          </w:tcPr>
+          <w:p>
+            <w:pPr>
+              <w:spacing w:before="120" w:after="120"/>
+            </w:pPr>
+            <w:r>
+              <w:t>Học viên chọn tình huống (ví dụ: mua sắm). AI đóng vai nhân viên bán hàng. Hai bên nhắn tin qua lại. Kết thúc phiên, AI chấm điểm dựa trên tiêu chí từ vựng và ngữ pháp.</w:t>
+            </w:r>
+          </w:p>
+        </w:tc>
+      </w:tr>
+      <w:tr>
+        <w:trPr>
+          <w:jc w:val="center"/>
+        </w:trPr>
+        <w:tc>
+          <w:tcPr>
+            <w:tcW w:w="700" w:type="dxa"/>
+            <w:vAlign w:val="center"/>
+          </w:tcPr>
+          <w:p>
+            <w:pPr>
+              <w:spacing w:before="120" w:after="120"/>
+              <w:jc w:val="center"/>
+            </w:pPr>
+            <w:r>
+              <w:t>6</w:t>
+            </w:r>
+          </w:p>
+        </w:tc>
+        <w:tc>
+          <w:tcPr>
+            <w:tcW w:w="2200" w:type="dxa"/>
+            <w:vAlign w:val="center"/>
+          </w:tcPr>
+          <w:p>
+            <w:pPr>
+              <w:spacing w:before="120" w:after="120"/>
+              <w:jc w:val="left"/>
+            </w:pPr>
+            <w:r>
+              <w:t>Quản lý học liệu</w:t>
+            </w:r>
+          </w:p>
+        </w:tc>
+        <w:tc>
+          <w:tcPr>
+            <w:tcW w:w="6000" w:type="dxa"/>
+            <w:vAlign w:val="center"/>
+          </w:tcPr>
+          <w:p>
+            <w:pPr>
+              <w:spacing w:before="120" w:after="120"/>
+            </w:pPr>
+            <w:r>
+              <w:t>Quản trị viên sử dụng trang web để tạo mới, chỉnh sửa khóa học, bài học, nhập liệu ngân hàng từ vựng và cấu hình prompt cho các tình huống AI.</w:t>
+            </w:r>
+          </w:p>
+        </w:tc>
+      </w:tr>
+    </w:tbl>
+    <w:p>
+      <w:pPr>
+        <w:spacing w:after="120"/>
+      </w:pPr>
+    </w:p>
+    <w:p>
+      <w:pPr>
+        <w:pStyle w:val="Heading3"/>
+      </w:pPr>
+      <w:bookmarkStart w:id="29" w:name="_LinVNix_new_104"/>
+      <w:r>
+        <w:t>3.2.2 Kiến trúc hệ thống tổng thể</w:t>
+      </w:r>
+      <w:bookmarkEnd w:id="29"/>
+    </w:p>
+    <w:p>
+      <w:pPr>
+        <w:pStyle w:val="BodyText1"/>
+      </w:pPr>
+      <w:r>
+        <w:t>Kiến trúc LinVNix tuân thủ mô hình phân tầng Client-Server, tách bạch hoàn toàn giữa giao diện, logic nghiệp vụ và dữ liệu. Mô hình này giúp các đội nhóm có thể phát triển song song, dễ dàng nâng cấp hoặc thay thế một thành phần mà không làm sập toàn bộ hệ thống.</w:t>
+      </w:r>
+    </w:p>
+    <w:p>
+      <w:pPr>
+        <w:spacing w:before="120" w:after="60"/>
+        <w:jc w:val="center"/>
       </w:pPr>
       <w:r>
         <w:rPr>
           <w:noProof/>
         </w:rPr>
+        <w:lastRenderedPageBreak/>
         <w:drawing>
-          <wp:inline distT="0" distB="0" distL="0" distR="0">
-            <wp:extent cx="5486400" cy="2502995"/>
+          <wp:inline distT="0" distB="0" distL="0" distR="0" wp14:anchorId="5AA028CD" wp14:editId="4D4A30A4">
+            <wp:extent cx="5029200" cy="4439663"/>
             <wp:effectExtent l="0" t="0" r="0" b="0"/>
-            <wp:docPr id="200" name="Picture 200"/>
+            <wp:docPr id="201" name="Picture 201"/>
             <wp:cNvGraphicFramePr>
               <a:graphicFrameLocks xmlns:a="http://schemas.openxmlformats.org/drawingml/2006/main" noChangeAspect="1"/>
             </wp:cNvGraphicFramePr>
@@ -10465,7 +12647,7 @@
                     <pic:cNvPicPr/>
                   </pic:nvPicPr>
                   <pic:blipFill>
-                    <a:blip r:embed="rId17"/>
+                    <a:blip r:embed="rId18"/>
                     <a:stretch>
                       <a:fillRect/>
                     </a:stretch>
@@ -10473,7 +12655,7 @@
                   <pic:spPr>
                     <a:xfrm>
                       <a:off x="0" y="0"/>
-                      <a:ext cx="5486400" cy="2502995"/>
+                      <a:ext cx="5029200" cy="4439663"/>
                     </a:xfrm>
                     <a:prstGeom prst="rect">
                       <a:avLst/>
@@ -10500,7 +12682,7 @@
           <w:i/>
           <w:iCs/>
         </w:rPr>
-        <w:t>Hình 3.1. Sơ đồ Use-case tổng quan của hệ thống LinVNix.</w:t>
+        <w:t>Hình 3.2. Sơ đồ kiến trúc toàn cảnh hệ thống LinVNix.</w:t>
       </w:r>
     </w:p>
     <w:p>
@@ -10508,427 +12690,289 @@
         <w:pStyle w:val="BodyText1"/>
       </w:pPr>
       <w:r>
-        <w:t>Dưới đây là chi tiết các ca sử dụng cốt lõi định hình nên luồng tương tác chính của ứng dụng:</w:t>
+        <w:t>Kiến trúc bao gồm ba khối chính:</w:t>
+      </w:r>
+    </w:p>
+    <w:p>
+      <w:pPr>
+        <w:pStyle w:val="BodyText1"/>
+        <w:ind w:firstLine="0"/>
+      </w:pPr>
+      <w:r>
+        <w:rPr>
+          <w:b/>
+          <w:bCs/>
+        </w:rPr>
+        <w:t>1. Tầng Client (Giao diện người dùng)</w:t>
+      </w:r>
+    </w:p>
+    <w:p>
+      <w:pPr>
+        <w:pStyle w:val="BodyText1"/>
+        <w:numPr>
+          <w:ilvl w:val="0"/>
+          <w:numId w:val="18"/>
+        </w:numPr>
+      </w:pPr>
+      <w:r>
+        <w:rPr>
+          <w:b/>
+          <w:bCs/>
+        </w:rPr>
+        <w:t>Ứng dụng di động (Học viên):</w:t>
+      </w:r>
+      <w:r>
+        <w:t xml:space="preserve"> Xây dựng bằng Flutter, chung một mã nguồn cho cả iOS và Android. Cấu trúc chia theo Clean Architecture gồm lớp nền tảng (router, local storage, API client) và lớp tính năng (onboarding, courses, ai_assistant). Quản lý trạng thái bằng Riverpod.</w:t>
+      </w:r>
+    </w:p>
+    <w:p>
+      <w:pPr>
+        <w:pStyle w:val="BodyText1"/>
+        <w:numPr>
+          <w:ilvl w:val="0"/>
+          <w:numId w:val="18"/>
+        </w:numPr>
+      </w:pPr>
+      <w:r>
+        <w:rPr>
+          <w:b/>
+          <w:bCs/>
+        </w:rPr>
+        <w:t>Trang quản trị (Admin):</w:t>
+      </w:r>
+      <w:r>
+        <w:t xml:space="preserve"> Xây dựng bằng React.js, đóng gói thành ứng dụng desktop qua Electron hoặc chạy web tĩnh. Sử dụng Tailwind CSS và Shadcn/ui cho giao diện, Zustand quản lý trạng thái cục bộ và TanStack Query để đồng bộ dữ liệu từ API.</w:t>
+      </w:r>
+    </w:p>
+    <w:p>
+      <w:pPr>
+        <w:pStyle w:val="BodyText1"/>
+        <w:ind w:firstLine="0"/>
+      </w:pPr>
+      <w:r>
+        <w:rPr>
+          <w:b/>
+          <w:bCs/>
+        </w:rPr>
+        <w:t>2. Tầng Server (Backend API)</w:t>
+      </w:r>
+    </w:p>
+    <w:p>
+      <w:pPr>
+        <w:pStyle w:val="BodyText1"/>
+      </w:pPr>
+      <w:r>
+        <w:t>Backend được viết bằng TypeScript chạy trên framework NestJS. Tổ chức mã nguồn theo hướng module hóa (Module-based Architecture).</w:t>
+      </w:r>
+    </w:p>
+    <w:p>
+      <w:pPr>
+        <w:pStyle w:val="BodyText1"/>
+        <w:numPr>
+          <w:ilvl w:val="0"/>
+          <w:numId w:val="18"/>
+        </w:numPr>
+      </w:pPr>
+      <w:r>
+        <w:rPr>
+          <w:b/>
+          <w:bCs/>
+        </w:rPr>
+        <w:lastRenderedPageBreak/>
+        <w:t>Lớp Cổng vào (API Gateway):</w:t>
+      </w:r>
+      <w:r>
+        <w:t xml:space="preserve"> Tiếp nhận HTTP request, đi qua các Guard để giải mã JWT, kiểm tra phân quyền (RBAC) và xác thực dữ liệu đầu vào bằng class-validator.</w:t>
+      </w:r>
+    </w:p>
+    <w:p>
+      <w:pPr>
+        <w:pStyle w:val="BodyText1"/>
+        <w:numPr>
+          <w:ilvl w:val="0"/>
+          <w:numId w:val="18"/>
+        </w:numPr>
+      </w:pPr>
+      <w:r>
+        <w:rPr>
+          <w:b/>
+          <w:bCs/>
+        </w:rPr>
+        <w:t>Lớp Nghiệp vụ (Services):</w:t>
+      </w:r>
+      <w:r>
+        <w:t xml:space="preserve"> Chứa logic lõi của 17 module (auth, courses, vocabularies, agent, simulations...).</w:t>
+      </w:r>
+    </w:p>
+    <w:p>
+      <w:pPr>
+        <w:pStyle w:val="BodyText1"/>
+        <w:numPr>
+          <w:ilvl w:val="0"/>
+          <w:numId w:val="18"/>
+        </w:numPr>
+      </w:pPr>
+      <w:r>
+        <w:rPr>
+          <w:b/>
+          <w:bCs/>
+        </w:rPr>
+        <w:t>Lớp Hạ tầng nền (Infrastructure):</w:t>
+      </w:r>
+      <w:r>
+        <w:t xml:space="preserve"> Chạy các tác vụ bất đồng bộ. Sử dụng Bull queue cho hàng đợi công việc và Redis để làm bộ nhớ đệm (caching), giúp giảm tải cho database khi truy xuất học liệu tĩnh.</w:t>
+      </w:r>
+    </w:p>
+    <w:p>
+      <w:pPr>
+        <w:pStyle w:val="BodyText1"/>
+        <w:ind w:firstLine="0"/>
+      </w:pPr>
+      <w:r>
+        <w:rPr>
+          <w:b/>
+          <w:bCs/>
+        </w:rPr>
+        <w:t>3. Tầng Dữ liệu và Dịch vụ ngoài</w:t>
+      </w:r>
+    </w:p>
+    <w:p>
+      <w:pPr>
+        <w:pStyle w:val="BodyText1"/>
+        <w:numPr>
+          <w:ilvl w:val="0"/>
+          <w:numId w:val="18"/>
+        </w:numPr>
+      </w:pPr>
+      <w:r>
+        <w:rPr>
+          <w:b/>
+          <w:bCs/>
+        </w:rPr>
+        <w:t>Cơ sở dữ liệu chính:</w:t>
+      </w:r>
+      <w:r>
+        <w:t xml:space="preserve"> PostgreSQL. Lưu trữ toàn bộ dữ liệu quan hệ chặt chẽ (học viên, khóa học) và dữ liệu bán cấu trúc dạng JSONB (lịch sử chat AI, cấu hình bài tập).</w:t>
+      </w:r>
+    </w:p>
+    <w:p>
+      <w:pPr>
+        <w:pStyle w:val="BodyText1"/>
+        <w:numPr>
+          <w:ilvl w:val="0"/>
+          <w:numId w:val="18"/>
+        </w:numPr>
+      </w:pPr>
+      <w:r>
+        <w:rPr>
+          <w:b/>
+          <w:bCs/>
+        </w:rPr>
+        <w:t>Tích hợp bên thứ ba:</w:t>
+      </w:r>
+      <w:r>
+        <w:t xml:space="preserve"> Kết nối với Google OAuth để xác thực và gọi API tới nhà cung cấp Mô hình ngôn ngữ lớn đa phương thức (Multimodal LLM) để xử lý văn bản và phân tích hình ảnh.</w:t>
+      </w:r>
+    </w:p>
+    <w:p>
+      <w:pPr>
+        <w:pStyle w:val="Heading3"/>
+      </w:pPr>
+      <w:bookmarkStart w:id="30" w:name="_LinVNix_new_105"/>
+      <w:r>
+        <w:t>3.2.3 Quy trình tương tác cốt lõi của tính năng AI</w:t>
+      </w:r>
+      <w:bookmarkEnd w:id="30"/>
+    </w:p>
+    <w:p>
+      <w:pPr>
+        <w:pStyle w:val="BodyText1"/>
+      </w:pPr>
+      <w:r>
+        <w:t>Khác với các ứng dụng CRUD thông thường, trái tim của LinVNix nằm ở luồng tương tác với Trí tuệ nhân tạo.</w:t>
+      </w:r>
+    </w:p>
+    <w:p>
+      <w:pPr>
+        <w:pStyle w:val="BodyText1"/>
+        <w:ind w:firstLine="0"/>
+      </w:pPr>
+      <w:r>
+        <w:rPr>
+          <w:b/>
+          <w:bCs/>
+        </w:rPr>
+        <w:t>Tiến trình Trợ lý AI theo ngữ cảnh (Function Calling)</w:t>
+      </w:r>
+    </w:p>
+    <w:p>
+      <w:pPr>
+        <w:pStyle w:val="BodyText1"/>
+      </w:pPr>
+      <w:r>
+        <w:t>Trợ lý AI hoạt động theo vòng lặp tác tử (agent loop). Nó không chỉ trả lời văn bản mà còn có quyền gọi ngược lại các công cụ hệ thống để tra cứu thông tin cá nhân của người dùng.</w:t>
+      </w:r>
+    </w:p>
+    <w:p>
+      <w:pPr>
+        <w:pStyle w:val="BodyText1"/>
+        <w:ind w:left="720" w:hanging="360"/>
+      </w:pPr>
+      <w:r>
+        <w:t>1. Học viên gửi câu hỏi. Ứng dụng di động ngầm đính kèm screenContext (màn hình hiện tại).</w:t>
+      </w:r>
+    </w:p>
+    <w:p>
+      <w:pPr>
+        <w:pStyle w:val="BodyText1"/>
+        <w:ind w:left="720" w:hanging="360"/>
+      </w:pPr>
+      <w:r>
+        <w:t>2. Backend tạo phiên hội thoại và gửi sang dịch vụ AI.</w:t>
+      </w:r>
+    </w:p>
+    <w:p>
+      <w:pPr>
+        <w:pStyle w:val="BodyText1"/>
+        <w:ind w:left="720" w:hanging="360"/>
+      </w:pPr>
+      <w:r>
+        <w:t>3. Nếu câu hỏi yêu cầu dữ liệu hệ thống (ví dụ: “Tiến độ học của tôi tới đâu rồi?”), AI đề xuất gọi công cụ get_progress_overview.</w:t>
+      </w:r>
+    </w:p>
+    <w:p>
+      <w:pPr>
+        <w:pStyle w:val="BodyText1"/>
+        <w:ind w:left="720" w:hanging="360"/>
+      </w:pPr>
+      <w:r>
+        <w:t>4. Backend nhận diện yêu cầu, thực thi hàm truy vấn PostgreSQL, sau đó nạp kết quả trả lại cho AI.</w:t>
+      </w:r>
+    </w:p>
+    <w:p>
+      <w:pPr>
+        <w:pStyle w:val="BodyText1"/>
+        <w:ind w:left="720" w:hanging="360"/>
+      </w:pPr>
+      <w:r>
+        <w:lastRenderedPageBreak/>
+        <w:t>5. AI tổng hợp dữ liệu, tạo câu trả lời bằng tiếng Việt và đẩy về ứng dụng di động dưới dạng luồng dữ liệu (Stream) để render markdown theo thời gian thực.</w:t>
       </w:r>
     </w:p>
     <w:p>
       <w:pPr>
         <w:spacing w:before="120" w:after="60"/>
         <w:jc w:val="center"/>
-        <w:rPr>
-          <w:i/>
-          <w:iCs/>
-        </w:rPr>
-      </w:pPr>
-      <w:r>
-        <w:rPr>
-          <w:i/>
-          <w:iCs/>
-        </w:rPr>
-        <w:t>Bảng 3.2. Mô tả các ca sử dụng chính</w:t>
-      </w:r>
-    </w:p>
-    <w:tbl>
-      <w:tblPr>
-        <w:tblStyle w:val="TableGrid"/>
-        <w:tblW w:w="8900" w:type="dxa"/>
-        <w:jc w:val="center"/>
-        <w:tblLook w:val="04A0" w:firstRow="1" w:lastRow="0" w:firstColumn="1" w:lastColumn="0" w:noHBand="0" w:noVBand="1"/>
-      </w:tblPr>
-      <w:tblGrid>
-        <w:gridCol w:w="700"/>
-        <w:gridCol w:w="2200"/>
-        <w:gridCol w:w="6000"/>
-      </w:tblGrid>
-      <w:tr>
-        <w:trPr>
-          <w:tblHeader/>
-          <w:jc w:val="center"/>
-        </w:trPr>
-        <w:tc>
-          <w:tcPr>
-            <w:tcW w:w="700" w:type="dxa"/>
-            <w:vAlign w:val="center"/>
-          </w:tcPr>
-          <w:p>
-            <w:pPr>
-              <w:spacing w:before="120" w:after="120"/>
-              <w:jc w:val="center"/>
-            </w:pPr>
-            <w:r>
-              <w:rPr>
-                <w:b/>
-                <w:bCs/>
-              </w:rPr>
-              <w:t>STT</w:t>
-            </w:r>
-          </w:p>
-        </w:tc>
-        <w:tc>
-          <w:tcPr>
-            <w:tcW w:w="2200" w:type="dxa"/>
-            <w:vAlign w:val="center"/>
-          </w:tcPr>
-          <w:p>
-            <w:pPr>
-              <w:spacing w:before="120" w:after="120"/>
-              <w:jc w:val="center"/>
-            </w:pPr>
-            <w:r>
-              <w:rPr>
-                <w:b/>
-                <w:bCs/>
-              </w:rPr>
-              <w:t>Tên ca sử dụng</w:t>
-            </w:r>
-          </w:p>
-        </w:tc>
-        <w:tc>
-          <w:tcPr>
-            <w:tcW w:w="6000" w:type="dxa"/>
-            <w:vAlign w:val="center"/>
-          </w:tcPr>
-          <w:p>
-            <w:pPr>
-              <w:spacing w:before="120" w:after="120"/>
-              <w:jc w:val="center"/>
-            </w:pPr>
-            <w:r>
-              <w:rPr>
-                <w:b/>
-                <w:bCs/>
-              </w:rPr>
-              <w:t>Mô tả</w:t>
-            </w:r>
-          </w:p>
-        </w:tc>
-      </w:tr>
-      <w:tr>
-        <w:trPr>
-          <w:jc w:val="center"/>
-        </w:trPr>
-        <w:tc>
-          <w:tcPr>
-            <w:tcW w:w="700" w:type="dxa"/>
-            <w:vAlign w:val="center"/>
-          </w:tcPr>
-          <w:p>
-            <w:pPr>
-              <w:spacing w:before="120" w:after="120"/>
-              <w:jc w:val="center"/>
-            </w:pPr>
-            <w:r>
-              <w:t>1</w:t>
-            </w:r>
-          </w:p>
-        </w:tc>
-        <w:tc>
-          <w:tcPr>
-            <w:tcW w:w="2200" w:type="dxa"/>
-            <w:vAlign w:val="center"/>
-          </w:tcPr>
-          <w:p>
-            <w:pPr>
-              <w:spacing w:before="120" w:after="120"/>
-            </w:pPr>
-            <w:r>
-              <w:t>Xác thực người dùng</w:t>
-            </w:r>
-          </w:p>
-        </w:tc>
-        <w:tc>
-          <w:tcPr>
-            <w:tcW w:w="6000" w:type="dxa"/>
-            <w:vAlign w:val="center"/>
-          </w:tcPr>
-          <w:p>
-            <w:pPr>
-              <w:spacing w:before="120" w:after="120"/>
-            </w:pPr>
-            <w:r>
-              <w:t>Cho phép đăng ký, đăng nhập bằng Email/Mật khẩu hoặc Google OAuth. Hệ thống cấp phát JWT token để duy trì phiên.</w:t>
-            </w:r>
-          </w:p>
-        </w:tc>
-      </w:tr>
-      <w:tr>
-        <w:trPr>
-          <w:jc w:val="center"/>
-        </w:trPr>
-        <w:tc>
-          <w:tcPr>
-            <w:tcW w:w="700" w:type="dxa"/>
-            <w:vAlign w:val="center"/>
-          </w:tcPr>
-          <w:p>
-            <w:pPr>
-              <w:spacing w:before="120" w:after="120"/>
-              <w:jc w:val="center"/>
-            </w:pPr>
-            <w:r>
-              <w:t>2</w:t>
-            </w:r>
-          </w:p>
-        </w:tc>
-        <w:tc>
-          <w:tcPr>
-            <w:tcW w:w="2200" w:type="dxa"/>
-            <w:vAlign w:val="center"/>
-          </w:tcPr>
-          <w:p>
-            <w:pPr>
-              <w:spacing w:before="120" w:after="120"/>
-            </w:pPr>
-            <w:r>
-              <w:t>Học bài và làm bài tập</w:t>
-            </w:r>
-          </w:p>
-        </w:tc>
-        <w:tc>
-          <w:tcPr>
-            <w:tcW w:w="6000" w:type="dxa"/>
-            <w:vAlign w:val="center"/>
-          </w:tcPr>
-          <w:p>
-            <w:pPr>
-              <w:spacing w:before="120" w:after="120"/>
-            </w:pPr>
-            <w:r>
-              <w:t>Học viên xem nội dung bài học theo tiến trình, nghe phát âm. Sau đó làm bài tập tương tác. Hệ thống tự động chấm điểm và cập nhật chuỗi ngày học (streak).</w:t>
-            </w:r>
-          </w:p>
-        </w:tc>
-      </w:tr>
-      <w:tr>
-        <w:trPr>
-          <w:jc w:val="center"/>
-        </w:trPr>
-        <w:tc>
-          <w:tcPr>
-            <w:tcW w:w="700" w:type="dxa"/>
-            <w:vAlign w:val="center"/>
-          </w:tcPr>
-          <w:p>
-            <w:pPr>
-              <w:spacing w:before="120" w:after="120"/>
-              <w:jc w:val="center"/>
-            </w:pPr>
-            <w:r>
-              <w:t>3</w:t>
-            </w:r>
-          </w:p>
-        </w:tc>
-        <w:tc>
-          <w:tcPr>
-            <w:tcW w:w="2200" w:type="dxa"/>
-            <w:vAlign w:val="center"/>
-          </w:tcPr>
-          <w:p>
-            <w:pPr>
-              <w:spacing w:before="120" w:after="120"/>
-            </w:pPr>
-            <w:r>
-              <w:t>Hỏi Trợ lý AI</w:t>
-            </w:r>
-          </w:p>
-        </w:tc>
-        <w:tc>
-          <w:tcPr>
-            <w:tcW w:w="6000" w:type="dxa"/>
-            <w:vAlign w:val="center"/>
-          </w:tcPr>
-          <w:p>
-            <w:pPr>
-              <w:spacing w:before="120" w:after="120"/>
-            </w:pPr>
-            <w:r>
-              <w:t>Học viên mở khung chat trợ lý AI. Ứng dụng tự động đính kèm ngữ cảnh màn hình hiện tại (từ vựng đang xem, bài tập đang làm sai) để AI giải thích chính xác.</w:t>
-            </w:r>
-          </w:p>
-        </w:tc>
-      </w:tr>
-      <w:tr>
-        <w:trPr>
-          <w:jc w:val="center"/>
-        </w:trPr>
-        <w:tc>
-          <w:tcPr>
-            <w:tcW w:w="700" w:type="dxa"/>
-            <w:vAlign w:val="center"/>
-          </w:tcPr>
-          <w:p>
-            <w:pPr>
-              <w:spacing w:before="120" w:after="120"/>
-              <w:jc w:val="center"/>
-            </w:pPr>
-            <w:r>
-              <w:t>4</w:t>
-            </w:r>
-          </w:p>
-        </w:tc>
-        <w:tc>
-          <w:tcPr>
-            <w:tcW w:w="2200" w:type="dxa"/>
-            <w:vAlign w:val="center"/>
-          </w:tcPr>
-          <w:p>
-            <w:pPr>
-              <w:spacing w:before="120" w:after="120"/>
-            </w:pPr>
-            <w:r>
-              <w:t>Khám phá ảnh</w:t>
-            </w:r>
-          </w:p>
-        </w:tc>
-        <w:tc>
-          <w:tcPr>
-            <w:tcW w:w="6000" w:type="dxa"/>
-            <w:vAlign w:val="center"/>
-          </w:tcPr>
-          <w:p>
-            <w:pPr>
-              <w:spacing w:before="120" w:after="120"/>
-            </w:pPr>
-            <w:r>
-              <w:t>Học viên chụp ảnh từ camera. AI phân tích hình ảnh, trả về từ vựng tiếng Việt tương ứng kèm câu ví dụ và phát âm.</w:t>
-            </w:r>
-          </w:p>
-        </w:tc>
-      </w:tr>
-      <w:tr>
-        <w:trPr>
-          <w:jc w:val="center"/>
-        </w:trPr>
-        <w:tc>
-          <w:tcPr>
-            <w:tcW w:w="700" w:type="dxa"/>
-            <w:vAlign w:val="center"/>
-          </w:tcPr>
-          <w:p>
-            <w:pPr>
-              <w:spacing w:before="120" w:after="120"/>
-              <w:jc w:val="center"/>
-            </w:pPr>
-            <w:r>
-              <w:t>5</w:t>
-            </w:r>
-          </w:p>
-        </w:tc>
-        <w:tc>
-          <w:tcPr>
-            <w:tcW w:w="2200" w:type="dxa"/>
-            <w:vAlign w:val="center"/>
-          </w:tcPr>
-          <w:p>
-            <w:pPr>
-              <w:spacing w:before="120" w:after="120"/>
-            </w:pPr>
-            <w:r>
-              <w:t>Hội thoại mô phỏng</w:t>
-            </w:r>
-          </w:p>
-        </w:tc>
-        <w:tc>
-          <w:tcPr>
-            <w:tcW w:w="6000" w:type="dxa"/>
-            <w:vAlign w:val="center"/>
-          </w:tcPr>
-          <w:p>
-            <w:pPr>
-              <w:spacing w:before="120" w:after="120"/>
-            </w:pPr>
-            <w:r>
-              <w:t>Học viên chọn tình huống (ví dụ: mua sắm). AI đóng vai nhân viên bán hàng. Hai bên nhắn tin qua lại. Kết thúc phiên, AI chấm điểm dựa trên tiêu chí từ vựng và ngữ pháp.</w:t>
-            </w:r>
-          </w:p>
-        </w:tc>
-      </w:tr>
-      <w:tr>
-        <w:trPr>
-          <w:jc w:val="center"/>
-        </w:trPr>
-        <w:tc>
-          <w:tcPr>
-            <w:tcW w:w="700" w:type="dxa"/>
-            <w:vAlign w:val="center"/>
-          </w:tcPr>
-          <w:p>
-            <w:pPr>
-              <w:spacing w:before="120" w:after="120"/>
-              <w:jc w:val="center"/>
-            </w:pPr>
-            <w:r>
-              <w:t>6</w:t>
-            </w:r>
-          </w:p>
-        </w:tc>
-        <w:tc>
-          <w:tcPr>
-            <w:tcW w:w="2200" w:type="dxa"/>
-            <w:vAlign w:val="center"/>
-          </w:tcPr>
-          <w:p>
-            <w:pPr>
-              <w:spacing w:before="120" w:after="120"/>
-            </w:pPr>
-            <w:r>
-              <w:t>Quản lý học liệu</w:t>
-            </w:r>
-          </w:p>
-        </w:tc>
-        <w:tc>
-          <w:tcPr>
-            <w:tcW w:w="6000" w:type="dxa"/>
-            <w:vAlign w:val="center"/>
-          </w:tcPr>
-          <w:p>
-            <w:pPr>
-              <w:spacing w:before="120" w:after="120"/>
-            </w:pPr>
-            <w:r>
-              <w:t>Quản trị viên sử dụng trang web để tạo mới, chỉnh sửa khóa học, bài học, nhập liệu ngân hàng từ vựng và cấu hình prompt cho các tình huống AI.</w:t>
-            </w:r>
-          </w:p>
-        </w:tc>
-      </w:tr>
-    </w:tbl>
-    <w:p>
-      <w:pPr>
-        <w:spacing w:after="120"/>
-      </w:pPr>
-    </w:p>
-    <w:p>
-      <w:pPr>
-        <w:pStyle w:val="Heading3"/>
-      </w:pPr>
-      <w:bookmarkStart w:id="104" w:name="_LinVNix_new_104"/>
-      <w:r>
-        <w:t>3.2.2 Kiến trúc hệ thống tổng thể</w:t>
-      </w:r>
-      <w:bookmarkEnd w:id="104"/>
-    </w:p>
-    <w:p>
-      <w:pPr>
-        <w:pStyle w:val="BodyText1"/>
-      </w:pPr>
-      <w:r>
-        <w:t>Kiến trúc LinVNix tuân thủ mô hình phân tầng Client-Server, tách bạch hoàn toàn giữa giao diện, logic nghiệp vụ và dữ liệu. Mô hình này giúp các đội nhóm có thể phát triển song song, dễ dàng nâng cấp hoặc thay thế một thành phần mà không làm sập toàn bộ hệ thống.</w:t>
-      </w:r>
-    </w:p>
-    <w:p>
-      <w:pPr>
-        <w:spacing w:before="120" w:after="60"/>
-        <w:jc w:val="center"/>
       </w:pPr>
       <w:r>
         <w:rPr>
           <w:noProof/>
         </w:rPr>
         <w:drawing>
-          <wp:inline distT="0" distB="0" distL="0" distR="0">
-            <wp:extent cx="5029200" cy="4439663"/>
+          <wp:inline distT="0" distB="0" distL="0" distR="0" wp14:anchorId="3238DA32" wp14:editId="4A17891B">
+            <wp:extent cx="5486400" cy="2459032"/>
             <wp:effectExtent l="0" t="0" r="0" b="0"/>
-            <wp:docPr id="201" name="Picture 201"/>
+            <wp:docPr id="202" name="Picture 202"/>
             <wp:cNvGraphicFramePr>
               <a:graphicFrameLocks xmlns:a="http://schemas.openxmlformats.org/drawingml/2006/main" noChangeAspect="1"/>
             </wp:cNvGraphicFramePr>
@@ -10948,7 +12992,7 @@
                   <pic:spPr>
                     <a:xfrm>
                       <a:off x="0" y="0"/>
-                      <a:ext cx="5029200" cy="4439663"/>
+                      <a:ext cx="5486400" cy="2459032"/>
                     </a:xfrm>
                     <a:prstGeom prst="rect">
                       <a:avLst/>
@@ -10975,15 +13019,7 @@
           <w:i/>
           <w:iCs/>
         </w:rPr>
-        <w:t>Hình 3.2. Sơ đồ kiến trúc toàn cảnh hệ thống LinVNix.</w:t>
-      </w:r>
-    </w:p>
-    <w:p>
-      <w:pPr>
-        <w:pStyle w:val="BodyText1"/>
-      </w:pPr>
-      <w:r>
-        <w:t>Kiến trúc bao gồm ba khối chính:</w:t>
+        <w:t>Hình 3.3. Sơ đồ tuần tự của một lượt hỏi Trợ lý AI.</w:t>
       </w:r>
     </w:p>
     <w:p>
@@ -10996,258 +13032,69 @@
           <w:b/>
           <w:bCs/>
         </w:rPr>
-        <w:t>1. Tầng Client (Giao diện người dùng)</w:t>
+        <w:t>Tiến trình Hội thoại mô phỏng (Roleplay)</w:t>
       </w:r>
     </w:p>
     <w:p>
       <w:pPr>
         <w:pStyle w:val="BodyText1"/>
-        <w:numPr>
-          <w:ilvl w:val="0"/>
-          <w:numId w:val="18"/>
-        </w:numPr>
-      </w:pPr>
-      <w:r>
-        <w:rPr>
-          <w:b/>
-          <w:bCs/>
-        </w:rPr>
-        <w:t>Ứng dụng di động (Học viên):</w:t>
-      </w:r>
-      <w:r>
-        <w:t xml:space="preserve"> Xây dựng bằng Flutter, chung một mã nguồn cho cả iOS và Android. Cấu trúc chia theo Clean Architecture gồm lớp nền tảng (router, local storage, API client) và lớp tính năng (onboarding, courses, ai_assistant). Quản lý trạng thái bằng Riverpod.</w:t>
+      </w:pPr>
+      <w:r>
+        <w:t>Tính năng này đặt người dùng vào một môi trường chat có kiểm soát quy tắc.</w:t>
       </w:r>
     </w:p>
     <w:p>
       <w:pPr>
         <w:pStyle w:val="BodyText1"/>
-        <w:numPr>
-          <w:ilvl w:val="0"/>
-          <w:numId w:val="18"/>
-        </w:numPr>
-      </w:pPr>
-      <w:r>
-        <w:rPr>
-          <w:b/>
-          <w:bCs/>
-        </w:rPr>
-        <w:t>Trang quản trị (Admin):</w:t>
-      </w:r>
-      <w:r>
-        <w:t xml:space="preserve"> Xây dựng bằng React.js, đóng gói thành ứng dụng desktop qua Electron hoặc chạy web tĩnh. Sử dụng Tailwind CSS và Shadcn/ui cho giao diện, Zustand quản lý trạng thái cục bộ và TanStack Query để đồng bộ dữ liệu từ API.</w:t>
+        <w:ind w:left="720" w:hanging="360"/>
+      </w:pPr>
+      <w:r>
+        <w:t>1. Học viên chọn kịch bản (ví dụ: Trả giá ngoài chợ) và nhân vật hóa thân.</w:t>
       </w:r>
     </w:p>
     <w:p>
       <w:pPr>
         <w:pStyle w:val="BodyText1"/>
-        <w:ind w:firstLine="0"/>
-      </w:pPr>
-      <w:r>
-        <w:rPr>
-          <w:b/>
-          <w:bCs/>
-        </w:rPr>
-        <w:t>2. Tầng Server (Backend API)</w:t>
+        <w:ind w:left="720" w:hanging="360"/>
+      </w:pPr>
+      <w:r>
+        <w:t>2. Máy chủ khởi tạo bản ghi session ở trạng thái ACTIVE và chèn system_prompt định hình tính cách cho AI.</w:t>
       </w:r>
     </w:p>
     <w:p>
       <w:pPr>
         <w:pStyle w:val="BodyText1"/>
-      </w:pPr>
-      <w:r>
-        <w:t>Backend được viết bằng TypeScript chạy trên framework NestJS. Tổ chức mã nguồn theo hướng module hóa (Module-based Architecture).</w:t>
+        <w:ind w:left="720" w:hanging="360"/>
+      </w:pPr>
+      <w:r>
+        <w:t>3. AI sinh tin nhắn mở màn (hoặc dùng tin nhắn tĩnh có sẵn).</w:t>
       </w:r>
     </w:p>
     <w:p>
       <w:pPr>
         <w:pStyle w:val="BodyText1"/>
-        <w:numPr>
-          <w:ilvl w:val="0"/>
-          <w:numId w:val="18"/>
-        </w:numPr>
-      </w:pPr>
-      <w:r>
-        <w:rPr>
-          <w:b/>
-          <w:bCs/>
-        </w:rPr>
-        <w:t>Lớp Cổng vào (API Gateway):</w:t>
-      </w:r>
-      <w:r>
-        <w:t xml:space="preserve"> Tiếp nhận HTTP request, đi qua các Guard để giải mã JWT, kiểm tra phân quyền (RBAC) và xác thực dữ liệu đầu vào bằng class-validator.</w:t>
+        <w:ind w:left="720" w:hanging="360"/>
+      </w:pPr>
+      <w:r>
+        <w:t>4. Học viên nhập câu trả lời.</w:t>
       </w:r>
     </w:p>
     <w:p>
       <w:pPr>
         <w:pStyle w:val="BodyText1"/>
-        <w:numPr>
-          <w:ilvl w:val="0"/>
-          <w:numId w:val="18"/>
-        </w:numPr>
-      </w:pPr>
-      <w:r>
-        <w:rPr>
-          <w:b/>
-          <w:bCs/>
-        </w:rPr>
-        <w:t>Lớp Nghiệp vụ (Services):</w:t>
-      </w:r>
-      <w:r>
-        <w:t xml:space="preserve"> Chứa logic lõi của 17 module (auth, courses, vocabularies, agent, simulations...).</w:t>
+        <w:ind w:left="720" w:hanging="360"/>
+      </w:pPr>
+      <w:r>
+        <w:t>5. Backend truyền tham số nextTurnCharacterId để định tuyến luồng. AI sẽ kiểm tra ngữ pháp trong câu của học viên, sinh nhận xét ẩn (inline correction) và trả lời tiếp theo đúng vai.</w:t>
       </w:r>
     </w:p>
     <w:p>
       <w:pPr>
         <w:pStyle w:val="BodyText1"/>
-        <w:numPr>
-          <w:ilvl w:val="0"/>
-          <w:numId w:val="18"/>
-        </w:numPr>
-      </w:pPr>
-      <w:r>
-        <w:rPr>
-          <w:b/>
-          <w:bCs/>
-        </w:rPr>
-        <w:t>Lớp Hạ tầng nền (Infrastructure):</w:t>
-      </w:r>
-      <w:r>
-        <w:t xml:space="preserve"> Chạy các tác vụ bất đồng bộ. Sử dụng Bull queue cho hàng đợi công việc và Redis để làm bộ nhớ đệm (caching), giúp giảm tải cho database khi truy xuất học liệu tĩnh.</w:t>
-      </w:r>
-    </w:p>
-    <w:p>
-      <w:pPr>
-        <w:pStyle w:val="BodyText1"/>
-        <w:ind w:firstLine="0"/>
-      </w:pPr>
-      <w:r>
-        <w:rPr>
-          <w:b/>
-          <w:bCs/>
-        </w:rPr>
-        <w:t>3. Tầng Dữ liệu và Dịch vụ ngoài</w:t>
-      </w:r>
-    </w:p>
-    <w:p>
-      <w:pPr>
-        <w:pStyle w:val="BodyText1"/>
-        <w:numPr>
-          <w:ilvl w:val="0"/>
-          <w:numId w:val="18"/>
-        </w:numPr>
-      </w:pPr>
-      <w:r>
-        <w:rPr>
-          <w:b/>
-          <w:bCs/>
-        </w:rPr>
-        <w:t>Cơ sở dữ liệu chính:</w:t>
-      </w:r>
-      <w:r>
-        <w:t xml:space="preserve"> PostgreSQL. Lưu trữ toàn bộ dữ liệu quan hệ chặt chẽ (học viên, khóa học) và dữ liệu bán cấu trúc dạng JSONB (lịch sử chat AI, cấu hình bài tập).</w:t>
-      </w:r>
-    </w:p>
-    <w:p>
-      <w:pPr>
-        <w:pStyle w:val="BodyText1"/>
-        <w:numPr>
-          <w:ilvl w:val="0"/>
-          <w:numId w:val="18"/>
-        </w:numPr>
-      </w:pPr>
-      <w:r>
-        <w:rPr>
-          <w:b/>
-          <w:bCs/>
-        </w:rPr>
-        <w:t>Tích hợp bên thứ ba:</w:t>
-      </w:r>
-      <w:r>
-        <w:t xml:space="preserve"> Kết nối với Google OAuth để xác thực và gọi API tới nhà cung cấp Mô hình ngôn ngữ lớn đa phương thức (Multimodal LLM) để xử lý văn bản và phân tích hình ảnh.</w:t>
-      </w:r>
-    </w:p>
-    <w:p>
-      <w:pPr>
-        <w:pStyle w:val="Heading3"/>
-      </w:pPr>
-      <w:bookmarkStart w:id="105" w:name="_LinVNix_new_105"/>
-      <w:r>
-        <w:t>3.2.3 Quy trình tương tác cốt lõi của tính năng AI</w:t>
-      </w:r>
-      <w:bookmarkEnd w:id="105"/>
-    </w:p>
-    <w:p>
-      <w:pPr>
-        <w:pStyle w:val="BodyText1"/>
-      </w:pPr>
-      <w:r>
-        <w:t>Khác với các ứng dụng CRUD thông thường, trái tim của LinVNix nằm ở luồng tương tác với Trí tuệ nhân tạo.</w:t>
-      </w:r>
-    </w:p>
-    <w:p>
-      <w:pPr>
-        <w:pStyle w:val="BodyText1"/>
-        <w:ind w:firstLine="0"/>
-      </w:pPr>
-      <w:r>
-        <w:rPr>
-          <w:b/>
-          <w:bCs/>
-        </w:rPr>
-        <w:t>Tiến trình Trợ lý AI theo ngữ cảnh (Function Calling)</w:t>
-      </w:r>
-    </w:p>
-    <w:p>
-      <w:pPr>
-        <w:pStyle w:val="BodyText1"/>
-      </w:pPr>
-      <w:r>
-        <w:t>Trợ lý AI hoạt động theo vòng lặp tác tử (agent loop). Nó không chỉ trả lời văn bản mà còn có quyền gọi ngược lại các công cụ hệ thống để tra cứu thông tin cá nhân của người dùng.</w:t>
-      </w:r>
-    </w:p>
-    <w:p>
-      <w:pPr>
-        <w:pStyle w:val="BodyText1"/>
-        <w:ind w:firstLine="0" w:left="720" w:hanging="360"/>
-      </w:pPr>
-      <w:r>
-        <w:t>1. Học viên gửi câu hỏi. Ứng dụng di động ngầm đính kèm screenContext (màn hình hiện tại).</w:t>
-      </w:r>
-    </w:p>
-    <w:p>
-      <w:pPr>
-        <w:pStyle w:val="BodyText1"/>
-        <w:ind w:firstLine="0" w:left="720" w:hanging="360"/>
-      </w:pPr>
-      <w:r>
-        <w:t>2. Backend tạo phiên hội thoại và gửi sang dịch vụ AI.</w:t>
-      </w:r>
-    </w:p>
-    <w:p>
-      <w:pPr>
-        <w:pStyle w:val="BodyText1"/>
-        <w:ind w:firstLine="0" w:left="720" w:hanging="360"/>
-      </w:pPr>
-      <w:r>
-        <w:t>3. Nếu câu hỏi yêu cầu dữ liệu hệ thống (ví dụ: “Tiến độ học của tôi tới đâu rồi?”), AI đề xuất gọi công cụ get_progress_overview.</w:t>
-      </w:r>
-    </w:p>
-    <w:p>
-      <w:pPr>
-        <w:pStyle w:val="BodyText1"/>
-        <w:ind w:firstLine="0" w:left="720" w:hanging="360"/>
-      </w:pPr>
-      <w:r>
-        <w:t>4. Backend nhận diện yêu cầu, thực thi hàm truy vấn PostgreSQL, sau đó nạp kết quả trả lại cho AI.</w:t>
-      </w:r>
-    </w:p>
-    <w:p>
-      <w:pPr>
-        <w:pStyle w:val="BodyText1"/>
-        <w:ind w:firstLine="0" w:left="720" w:hanging="360"/>
-      </w:pPr>
-      <w:r>
-        <w:t>5. AI tổng hợp dữ liệu, tạo câu trả lời bằng tiếng Việt và đẩy về ứng dụng di động dưới dạng luồng dữ liệu (Stream) để render markdown theo thời gian thực.</w:t>
+        <w:ind w:left="720" w:hanging="360"/>
+      </w:pPr>
+      <w:r>
+        <w:t>6. Khi đạt giới hạn số lượt (max_turns), Backend gắn cờ sessionEnded. AI tiến hành chấm điểm từ 0-100 dựa trên các tiêu chí khai báo trước trong kịch bản. Lưu kết quả vĩnh viễn vào hệ thống.</w:t>
       </w:r>
     </w:p>
     <w:p>
@@ -11259,11 +13106,12 @@
         <w:rPr>
           <w:noProof/>
         </w:rPr>
+        <w:lastRenderedPageBreak/>
         <w:drawing>
-          <wp:inline distT="0" distB="0" distL="0" distR="0">
-            <wp:extent cx="5486400" cy="2459032"/>
+          <wp:inline distT="0" distB="0" distL="0" distR="0" wp14:anchorId="03F39B97" wp14:editId="33A4ADF9">
+            <wp:extent cx="5029200" cy="3496865"/>
             <wp:effectExtent l="0" t="0" r="0" b="0"/>
-            <wp:docPr id="202" name="Picture 202"/>
+            <wp:docPr id="203" name="Picture 203"/>
             <wp:cNvGraphicFramePr>
               <a:graphicFrameLocks xmlns:a="http://schemas.openxmlformats.org/drawingml/2006/main" noChangeAspect="1"/>
             </wp:cNvGraphicFramePr>
@@ -11283,7 +13131,7 @@
                   <pic:spPr>
                     <a:xfrm>
                       <a:off x="0" y="0"/>
-                      <a:ext cx="5486400" cy="2459032"/>
+                      <a:ext cx="5029200" cy="3496865"/>
                     </a:xfrm>
                     <a:prstGeom prst="rect">
                       <a:avLst/>
@@ -11310,20 +13158,25 @@
           <w:i/>
           <w:iCs/>
         </w:rPr>
-        <w:t>Hình 3.3. Sơ đồ tuần tự của một lượt hỏi Trợ lý AI.</w:t>
-      </w:r>
+        <w:t>Hình 3.4. Sơ đồ tuần tự quá trình Hội thoại mô phỏng.</w:t>
+      </w:r>
+    </w:p>
+    <w:p>
+      <w:pPr>
+        <w:pStyle w:val="Heading2"/>
+      </w:pPr>
+      <w:bookmarkStart w:id="31" w:name="_LinVNix_new_106"/>
+      <w:r>
+        <w:t>3.3 Thiết kế dữ liệu</w:t>
+      </w:r>
+      <w:bookmarkEnd w:id="31"/>
     </w:p>
     <w:p>
       <w:pPr>
         <w:pStyle w:val="BodyText1"/>
-        <w:ind w:firstLine="0"/>
-      </w:pPr>
-      <w:r>
-        <w:rPr>
-          <w:b/>
-          <w:bCs/>
-        </w:rPr>
-        <w:t>Tiến trình Hội thoại mô phỏng (Roleplay)</w:t>
+      </w:pPr>
+      <w:r>
+        <w:t>Hệ thống LinVNix sử dụng PostgreSQL làm cơ sở dữ liệu quan hệ duy nhất cho toàn bộ các phân hệ. Lựa chọn này giúp đảm bảo tính toàn vẹn tham chiếu (Referential Integrity) giữa các thực thể có quan hệ chéo phức tạp (khóa học, từ vựng, tiến trình, lịch sử AI). Đặc biệt, hệ thống tận dụng tối đa kiểu dữ liệu JSONB của PostgreSQL để lưu trữ các cấu trúc dữ liệu linh hoạt (biến thể phương ngữ, tiêu chí chấm điểm AI, nội dung chat) mà không cần thay đổi lược đồ cơ sở dữ liệu.</w:t>
       </w:r>
     </w:p>
     <w:p>
@@ -11331,61 +13184,25 @@
         <w:pStyle w:val="BodyText1"/>
       </w:pPr>
       <w:r>
-        <w:t>Tính năng này đặt người dùng vào một môi trường chat có kiểm soát quy tắc.</w:t>
-      </w:r>
+        <w:t>Quy ước chung: Mọi bảng trong lược đồ đều kế thừa ba trường thời gian tiêu chuẩn (created_at, updated_at, deleted_at). Hệ thống áp dụng cơ chế xóa mềm (Soft Delete) đồng nhất để hỗ trợ phục hồi dữ liệu khi cần thiết.</w:t>
+      </w:r>
+    </w:p>
+    <w:p>
+      <w:pPr>
+        <w:pStyle w:val="Heading3"/>
+      </w:pPr>
+      <w:bookmarkStart w:id="32" w:name="_LinVNix_new_107"/>
+      <w:r>
+        <w:t>3.3.1 Lược đồ cơ sở dữ liệu</w:t>
+      </w:r>
+      <w:bookmarkEnd w:id="32"/>
     </w:p>
     <w:p>
       <w:pPr>
         <w:pStyle w:val="BodyText1"/>
-        <w:ind w:firstLine="0" w:left="720" w:hanging="360"/>
-      </w:pPr>
-      <w:r>
-        <w:t>1. Học viên chọn kịch bản (ví dụ: Trả giá ngoài chợ) và nhân vật hóa thân.</w:t>
-      </w:r>
-    </w:p>
-    <w:p>
-      <w:pPr>
-        <w:pStyle w:val="BodyText1"/>
-        <w:ind w:firstLine="0" w:left="720" w:hanging="360"/>
-      </w:pPr>
-      <w:r>
-        <w:t>2. Máy chủ khởi tạo bản ghi session ở trạng thái ACTIVE và chèn system_prompt định hình tính cách cho AI.</w:t>
-      </w:r>
-    </w:p>
-    <w:p>
-      <w:pPr>
-        <w:pStyle w:val="BodyText1"/>
-        <w:ind w:firstLine="0" w:left="720" w:hanging="360"/>
-      </w:pPr>
-      <w:r>
-        <w:t>3. AI sinh tin nhắn mở màn (hoặc dùng tin nhắn tĩnh có sẵn).</w:t>
-      </w:r>
-    </w:p>
-    <w:p>
-      <w:pPr>
-        <w:pStyle w:val="BodyText1"/>
-        <w:ind w:firstLine="0" w:left="720" w:hanging="360"/>
-      </w:pPr>
-      <w:r>
-        <w:t>4. Học viên nhập câu trả lời.</w:t>
-      </w:r>
-    </w:p>
-    <w:p>
-      <w:pPr>
-        <w:pStyle w:val="BodyText1"/>
-        <w:ind w:firstLine="0" w:left="720" w:hanging="360"/>
-      </w:pPr>
-      <w:r>
-        <w:t>5. Backend truyền tham số nextTurnCharacterId để định tuyến luồng. AI sẽ kiểm tra ngữ pháp trong câu của học viên, sinh nhận xét ẩn (inline correction) và trả lời tiếp theo đúng vai.</w:t>
-      </w:r>
-    </w:p>
-    <w:p>
-      <w:pPr>
-        <w:pStyle w:val="BodyText1"/>
-        <w:ind w:firstLine="0" w:left="720" w:hanging="360"/>
-      </w:pPr>
-      <w:r>
-        <w:t>6. Khi đạt giới hạn số lượt (max_turns), Backend gắn cờ sessionEnded. AI tiến hành chấm điểm từ 0-100 dựa trên các tiêu chí khai báo trước trong kịch bản. Lưu kết quả vĩnh viễn vào hệ thống.</w:t>
+      </w:pPr>
+      <w:r>
+        <w:t>Lược đồ thực thể liên kết (ERD) của hệ thống bao gồm 27 bảng, được nhóm thành các cụm nghiệp vụ: Tài khoản, Học liệu, Luyện tập, Tiến trình và Tương tác AI. Hình 3.5 dưới đây thể hiện các bảng nghiệp vụ cốt lõi và các mối quan hệ (chuẩn Crow’s foot), các bảng phụ trợ (token, media) đã được lược bỏ để sơ đồ rõ ràng.</w:t>
       </w:r>
     </w:p>
     <w:p>
@@ -11397,11 +13214,12 @@
         <w:rPr>
           <w:noProof/>
         </w:rPr>
+        <w:lastRenderedPageBreak/>
         <w:drawing>
-          <wp:inline distT="0" distB="0" distL="0" distR="0">
-            <wp:extent cx="5029200" cy="3496865"/>
+          <wp:inline distT="0" distB="0" distL="0" distR="0" wp14:anchorId="4FB2F330" wp14:editId="1F284817">
+            <wp:extent cx="5669280" cy="2657818"/>
             <wp:effectExtent l="0" t="0" r="0" b="0"/>
-            <wp:docPr id="203" name="Picture 203"/>
+            <wp:docPr id="204" name="Picture 204"/>
             <wp:cNvGraphicFramePr>
               <a:graphicFrameLocks xmlns:a="http://schemas.openxmlformats.org/drawingml/2006/main" noChangeAspect="1"/>
             </wp:cNvGraphicFramePr>
@@ -11421,113 +13239,6 @@
                   <pic:spPr>
                     <a:xfrm>
                       <a:off x="0" y="0"/>
-                      <a:ext cx="5029200" cy="3496865"/>
-                    </a:xfrm>
-                    <a:prstGeom prst="rect">
-                      <a:avLst/>
-                    </a:prstGeom>
-                  </pic:spPr>
-                </pic:pic>
-              </a:graphicData>
-            </a:graphic>
-          </wp:inline>
-        </w:drawing>
-      </w:r>
-    </w:p>
-    <w:p>
-      <w:pPr>
-        <w:spacing w:after="240"/>
-        <w:jc w:val="center"/>
-        <w:rPr>
-          <w:i/>
-          <w:iCs/>
-        </w:rPr>
-      </w:pPr>
-      <w:r>
-        <w:rPr>
-          <w:i/>
-          <w:iCs/>
-        </w:rPr>
-        <w:t>Hình 3.4. Sơ đồ tuần tự quá trình Hội thoại mô phỏng.</w:t>
-      </w:r>
-    </w:p>
-    <w:p>
-      <w:pPr>
-        <w:pStyle w:val="Heading2"/>
-      </w:pPr>
-      <w:bookmarkStart w:id="106" w:name="_LinVNix_new_106"/>
-      <w:r>
-        <w:t>3.3 Thiết kế dữ liệu</w:t>
-      </w:r>
-      <w:bookmarkEnd w:id="106"/>
-    </w:p>
-    <w:p>
-      <w:pPr>
-        <w:pStyle w:val="BodyText1"/>
-      </w:pPr>
-      <w:r>
-        <w:t>Hệ thống LinVNix sử dụng PostgreSQL làm cơ sở dữ liệu quan hệ duy nhất cho toàn bộ các phân hệ. Lựa chọn này giúp đảm bảo tính toàn vẹn tham chiếu (Referential Integrity) giữa các thực thể có quan hệ chéo phức tạp (khóa học, từ vựng, tiến trình, lịch sử AI). Đặc biệt, hệ thống tận dụng tối đa kiểu dữ liệu JSONB của PostgreSQL để lưu trữ các cấu trúc dữ liệu linh hoạt (biến thể phương ngữ, tiêu chí chấm điểm AI, nội dung chat) mà không cần thay đổi lược đồ cơ sở dữ liệu.</w:t>
-      </w:r>
-    </w:p>
-    <w:p>
-      <w:pPr>
-        <w:pStyle w:val="BodyText1"/>
-      </w:pPr>
-      <w:r>
-        <w:t>Quy ước chung: Mọi bảng trong lược đồ đều kế thừa ba trường thời gian tiêu chuẩn (created_at, updated_at, deleted_at). Hệ thống áp dụng cơ chế xóa mềm (Soft Delete) đồng nhất để hỗ trợ phục hồi dữ liệu khi cần thiết.</w:t>
-      </w:r>
-    </w:p>
-    <w:p>
-      <w:pPr>
-        <w:pStyle w:val="Heading3"/>
-      </w:pPr>
-      <w:bookmarkStart w:id="107" w:name="_LinVNix_new_107"/>
-      <w:r>
-        <w:t>3.3.1 Lược đồ cơ sở dữ liệu</w:t>
-      </w:r>
-      <w:bookmarkEnd w:id="107"/>
-    </w:p>
-    <w:p>
-      <w:pPr>
-        <w:pStyle w:val="BodyText1"/>
-      </w:pPr>
-      <w:r>
-        <w:t>Lược đồ thực thể liên kết (ERD) của hệ thống bao gồm 27 bảng, được nhóm thành các cụm nghiệp vụ: Tài khoản, Học liệu, Luyện tập, Tiến trình và Tương tác AI. Hình 3.5 dưới đây thể hiện các bảng nghiệp vụ cốt lõi và các mối quan hệ (chuẩn Crow’s foot), các bảng phụ trợ (token, media) đã được lược bỏ để sơ đồ rõ ràng.</w:t>
-      </w:r>
-    </w:p>
-    <w:p>
-      <w:pPr>
-        <w:spacing w:before="120" w:after="60"/>
-        <w:jc w:val="center"/>
-      </w:pPr>
-      <w:r>
-        <w:rPr>
-          <w:noProof/>
-        </w:rPr>
-        <w:drawing>
-          <wp:inline distT="0" distB="0" distL="0" distR="0">
-            <wp:extent cx="5669280" cy="2657818"/>
-            <wp:effectExtent l="0" t="0" r="0" b="0"/>
-            <wp:docPr id="204" name="Picture 204"/>
-            <wp:cNvGraphicFramePr>
-              <a:graphicFrameLocks xmlns:a="http://schemas.openxmlformats.org/drawingml/2006/main" noChangeAspect="1"/>
-            </wp:cNvGraphicFramePr>
-            <a:graphic xmlns:a="http://schemas.openxmlformats.org/drawingml/2006/main">
-              <a:graphicData uri="http://schemas.openxmlformats.org/drawingml/2006/picture">
-                <pic:pic xmlns:pic="http://schemas.openxmlformats.org/drawingml/2006/picture">
-                  <pic:nvPicPr>
-                    <pic:cNvPr id="0" name=""/>
-                    <pic:cNvPicPr/>
-                  </pic:nvPicPr>
-                  <pic:blipFill>
-                    <a:blip r:embed="rId18"/>
-                    <a:stretch>
-                      <a:fillRect/>
-                    </a:stretch>
-                  </pic:blipFill>
-                  <pic:spPr>
-                    <a:xfrm>
-                      <a:off x="0" y="0"/>
                       <a:ext cx="5669280" cy="2657818"/>
                     </a:xfrm>
                     <a:prstGeom prst="rect">
@@ -11562,11 +13273,11 @@
       <w:pPr>
         <w:pStyle w:val="Heading3"/>
       </w:pPr>
-      <w:bookmarkStart w:id="108" w:name="_LinVNix_new_108"/>
+      <w:bookmarkStart w:id="33" w:name="_LinVNix_new_108"/>
       <w:r>
         <w:t>3.3.2 Chi tiết các thực thể chính</w:t>
       </w:r>
-      <w:bookmarkEnd w:id="108"/>
+      <w:bookmarkEnd w:id="33"/>
     </w:p>
     <w:p>
       <w:pPr>
@@ -11601,11 +13312,11 @@
         <w:tblLook w:val="04A0" w:firstRow="1" w:lastRow="0" w:firstColumn="1" w:lastColumn="0" w:noHBand="0" w:noVBand="1"/>
       </w:tblPr>
       <w:tblGrid>
-        <w:gridCol w:w="600"/>
-        <w:gridCol w:w="1900"/>
-        <w:gridCol w:w="1500"/>
-        <w:gridCol w:w="1900"/>
-        <w:gridCol w:w="3000"/>
+        <w:gridCol w:w="708"/>
+        <w:gridCol w:w="1992"/>
+        <w:gridCol w:w="1469"/>
+        <w:gridCol w:w="1841"/>
+        <w:gridCol w:w="2890"/>
       </w:tblGrid>
       <w:tr>
         <w:trPr>
@@ -12271,11 +13982,11 @@
         <w:tblLook w:val="04A0" w:firstRow="1" w:lastRow="0" w:firstColumn="1" w:lastColumn="0" w:noHBand="0" w:noVBand="1"/>
       </w:tblPr>
       <w:tblGrid>
-        <w:gridCol w:w="600"/>
-        <w:gridCol w:w="1900"/>
-        <w:gridCol w:w="1500"/>
-        <w:gridCol w:w="1900"/>
-        <w:gridCol w:w="3000"/>
+        <w:gridCol w:w="708"/>
+        <w:gridCol w:w="1889"/>
+        <w:gridCol w:w="1487"/>
+        <w:gridCol w:w="1878"/>
+        <w:gridCol w:w="2938"/>
       </w:tblGrid>
       <w:tr>
         <w:trPr>
@@ -12865,11 +14576,11 @@
         <w:tblLook w:val="04A0" w:firstRow="1" w:lastRow="0" w:firstColumn="1" w:lastColumn="0" w:noHBand="0" w:noVBand="1"/>
       </w:tblPr>
       <w:tblGrid>
-        <w:gridCol w:w="600"/>
-        <w:gridCol w:w="1900"/>
-        <w:gridCol w:w="1500"/>
-        <w:gridCol w:w="1900"/>
-        <w:gridCol w:w="3000"/>
+        <w:gridCol w:w="708"/>
+        <w:gridCol w:w="1899"/>
+        <w:gridCol w:w="1485"/>
+        <w:gridCol w:w="1867"/>
+        <w:gridCol w:w="2941"/>
       </w:tblGrid>
       <w:tr>
         <w:trPr>
@@ -13459,11 +15170,11 @@
         <w:tblLook w:val="04A0" w:firstRow="1" w:lastRow="0" w:firstColumn="1" w:lastColumn="0" w:noHBand="0" w:noVBand="1"/>
       </w:tblPr>
       <w:tblGrid>
-        <w:gridCol w:w="600"/>
-        <w:gridCol w:w="1900"/>
-        <w:gridCol w:w="1500"/>
-        <w:gridCol w:w="1900"/>
-        <w:gridCol w:w="3000"/>
+        <w:gridCol w:w="709"/>
+        <w:gridCol w:w="1898"/>
+        <w:gridCol w:w="1483"/>
+        <w:gridCol w:w="1864"/>
+        <w:gridCol w:w="2946"/>
       </w:tblGrid>
       <w:tr>
         <w:trPr>
@@ -13485,6 +15196,7 @@
                 <w:b/>
                 <w:bCs/>
               </w:rPr>
+              <w:lastRenderedPageBreak/>
               <w:t>STT</w:t>
             </w:r>
           </w:p>
@@ -13977,11 +15689,11 @@
         <w:tblLook w:val="04A0" w:firstRow="1" w:lastRow="0" w:firstColumn="1" w:lastColumn="0" w:noHBand="0" w:noVBand="1"/>
       </w:tblPr>
       <w:tblGrid>
-        <w:gridCol w:w="600"/>
-        <w:gridCol w:w="1900"/>
-        <w:gridCol w:w="1500"/>
-        <w:gridCol w:w="1900"/>
-        <w:gridCol w:w="3000"/>
+        <w:gridCol w:w="708"/>
+        <w:gridCol w:w="1893"/>
+        <w:gridCol w:w="1477"/>
+        <w:gridCol w:w="1870"/>
+        <w:gridCol w:w="2952"/>
       </w:tblGrid>
       <w:tr>
         <w:trPr>
@@ -14626,11 +16338,11 @@
       <w:pPr>
         <w:pStyle w:val="Heading2"/>
       </w:pPr>
-      <w:bookmarkStart w:id="109" w:name="_LinVNix_new_109"/>
+      <w:bookmarkStart w:id="34" w:name="_LinVNix_new_109"/>
       <w:r>
         <w:t>3.4 Triển khai hệ thống</w:t>
       </w:r>
-      <w:bookmarkEnd w:id="109"/>
+      <w:bookmarkEnd w:id="34"/>
     </w:p>
     <w:p>
       <w:pPr>
@@ -14644,11 +16356,11 @@
       <w:pPr>
         <w:pStyle w:val="Heading3"/>
       </w:pPr>
-      <w:bookmarkStart w:id="110" w:name="_LinVNix_new_110"/>
+      <w:bookmarkStart w:id="35" w:name="_LinVNix_new_110"/>
       <w:r>
         <w:t>3.4.1 Môi trường phát triển cục bộ (Local Environment)</w:t>
       </w:r>
-      <w:bookmarkEnd w:id="110"/>
+      <w:bookmarkEnd w:id="35"/>
     </w:p>
     <w:p>
       <w:pPr>
@@ -14727,11 +16439,11 @@
       <w:pPr>
         <w:pStyle w:val="Heading3"/>
       </w:pPr>
-      <w:bookmarkStart w:id="111" w:name="_LinVNix_new_111"/>
+      <w:bookmarkStart w:id="36" w:name="_LinVNix_new_111"/>
       <w:r>
         <w:t>3.4.2 Kiến trúc triển khai sản phẩm (Production Deployment)</w:t>
       </w:r>
-      <w:bookmarkEnd w:id="111"/>
+      <w:bookmarkEnd w:id="36"/>
     </w:p>
     <w:p>
       <w:pPr>
@@ -14750,8 +16462,9 @@
         <w:rPr>
           <w:noProof/>
         </w:rPr>
+        <w:lastRenderedPageBreak/>
         <w:drawing>
-          <wp:inline distT="0" distB="0" distL="0" distR="0">
+          <wp:inline distT="0" distB="0" distL="0" distR="0" wp14:anchorId="6762510D" wp14:editId="41CC507D">
             <wp:extent cx="5486400" cy="2142617"/>
             <wp:effectExtent l="0" t="0" r="0" b="0"/>
             <wp:docPr id="205" name="Picture 205"/>
@@ -14917,37 +16630,213 @@
         <w:t>Ứng dụng di động:</w:t>
       </w:r>
       <w:r>
-        <w:t xml:space="preserve"> Mã nguồn Flutter được biên dịch ra định dạng .apk (Android) và .ipa (iOS). Toàn bộ tham số nhạy cảm (API Keys, Database URI) được ẩn hoàn toàn và chỉ cấu hình qua biến môi trường tại server, đảm bảo ứng dụng Client không bị lộ khóa bảo mật khi dịch ngược.</w:t>
+        <w:t xml:space="preserve"> Mã nguồn Flutter được biên dịch ra định dạng .apk (Android) và .ipa (iOS). Toàn bộ tham số nhạy cảm (API Keys, Database URI) được ẩn hoàn toàn và chỉ cấu hình qua biến môi trường </w:t>
+      </w:r>
+      <w:r>
+        <w:lastRenderedPageBreak/>
+        <w:t>tại server, đảm bảo ứng dụng Client không bị lộ khóa bảo mật khi dịch ngược.</w:t>
       </w:r>
     </w:p>
     <w:p>
       <w:pPr>
         <w:pStyle w:val="Heading1"/>
       </w:pPr>
-      <w:bookmarkStart w:id="47" w:name="_LinVNix537"/>
+      <w:bookmarkStart w:id="37" w:name="_LinVNix537"/>
       <w:r>
         <w:lastRenderedPageBreak/>
         <w:t>KẾT QUẢ NGHIÊN CỨU</w:t>
       </w:r>
+      <w:bookmarkEnd w:id="37"/>
+    </w:p>
+    <w:p>
+      <w:pPr>
+        <w:pStyle w:val="Heading2"/>
+      </w:pPr>
+      <w:bookmarkStart w:id="38" w:name="_LinVNix538"/>
+      <w:r>
+        <w:t>4.1 Kiểm thử API với Postman</w:t>
+      </w:r>
+      <w:bookmarkEnd w:id="38"/>
+    </w:p>
+    <w:p>
+      <w:pPr>
+        <w:pStyle w:val="Heading3"/>
+      </w:pPr>
+      <w:bookmarkStart w:id="39" w:name="_LinVNix539"/>
+      <w:r>
+        <w:t>4.1.1 API xác thực người dùng</w:t>
+      </w:r>
+      <w:bookmarkEnd w:id="39"/>
+    </w:p>
+    <w:p>
+      <w:pPr>
+        <w:pStyle w:val="BodyText1"/>
+      </w:pPr>
+      <w:r>
+        <w:t>(Nội dung sẽ được trình bày)</w:t>
+      </w:r>
+    </w:p>
+    <w:p>
+      <w:pPr>
+        <w:pStyle w:val="Heading3"/>
+      </w:pPr>
+      <w:bookmarkStart w:id="40" w:name="_LinVNix540"/>
+      <w:r>
+        <w:t>4.1.2 API quản lý học liệu</w:t>
+      </w:r>
+      <w:bookmarkEnd w:id="40"/>
+    </w:p>
+    <w:p>
+      <w:pPr>
+        <w:pStyle w:val="BodyText1"/>
+      </w:pPr>
+      <w:r>
+        <w:t>(Nội dung sẽ được trình bày)</w:t>
+      </w:r>
+    </w:p>
+    <w:p>
+      <w:pPr>
+        <w:pStyle w:val="Heading3"/>
+      </w:pPr>
+      <w:bookmarkStart w:id="41" w:name="_LinVNix541"/>
+      <w:r>
+        <w:t>4.1.3 API tiến trình học và mục tiêu hằng ngày</w:t>
+      </w:r>
+      <w:bookmarkEnd w:id="41"/>
+    </w:p>
+    <w:p>
+      <w:pPr>
+        <w:pStyle w:val="BodyText1"/>
+      </w:pPr>
+      <w:r>
+        <w:t>(Nội dung sẽ được trình bày)</w:t>
+      </w:r>
+    </w:p>
+    <w:p>
+      <w:pPr>
+        <w:pStyle w:val="Heading3"/>
+      </w:pPr>
+      <w:bookmarkStart w:id="42" w:name="_LinVNix542"/>
+      <w:r>
+        <w:t>4.1.4 API sinh bài tập tự động</w:t>
+      </w:r>
+      <w:bookmarkEnd w:id="42"/>
+    </w:p>
+    <w:p>
+      <w:pPr>
+        <w:pStyle w:val="BodyText1"/>
+      </w:pPr>
+      <w:r>
+        <w:t>(Nội dung sẽ được trình bày)</w:t>
+      </w:r>
+    </w:p>
+    <w:p>
+      <w:pPr>
+        <w:pStyle w:val="Heading3"/>
+      </w:pPr>
+      <w:bookmarkStart w:id="43" w:name="_LinVNix543"/>
+      <w:r>
+        <w:t>4.1.5 API khám phá ảnh</w:t>
+      </w:r>
+      <w:bookmarkEnd w:id="43"/>
+    </w:p>
+    <w:p>
+      <w:pPr>
+        <w:pStyle w:val="BodyText1"/>
+      </w:pPr>
+      <w:r>
+        <w:t>(Nội dung sẽ được trình bày)</w:t>
+      </w:r>
+    </w:p>
+    <w:p>
+      <w:pPr>
+        <w:pStyle w:val="Heading3"/>
+      </w:pPr>
+      <w:bookmarkStart w:id="44" w:name="_LinVNix544"/>
+      <w:r>
+        <w:t>4.1.6 API hội thoại mô phỏng</w:t>
+      </w:r>
+      <w:bookmarkEnd w:id="44"/>
+    </w:p>
+    <w:p>
+      <w:pPr>
+        <w:pStyle w:val="BodyText1"/>
+      </w:pPr>
+      <w:r>
+        <w:t>(Nội dung sẽ được trình bày)</w:t>
+      </w:r>
+    </w:p>
+    <w:p>
+      <w:pPr>
+        <w:pStyle w:val="Heading3"/>
+      </w:pPr>
+      <w:bookmarkStart w:id="45" w:name="_LinVNix545"/>
+      <w:r>
+        <w:t>4.1.7 API trợ lý AI</w:t>
+      </w:r>
+      <w:bookmarkEnd w:id="45"/>
+    </w:p>
+    <w:p>
+      <w:pPr>
+        <w:pStyle w:val="BodyText1"/>
+      </w:pPr>
+      <w:r>
+        <w:t>(Nội dung sẽ được trình bày)</w:t>
+      </w:r>
+    </w:p>
+    <w:p>
+      <w:pPr>
+        <w:pStyle w:val="Heading2"/>
+      </w:pPr>
+      <w:bookmarkStart w:id="46" w:name="_LinVNix546"/>
+      <w:r>
+        <w:t>4.2 Giao diện ứng dụng di động cho học viên</w:t>
+      </w:r>
+      <w:bookmarkEnd w:id="46"/>
+    </w:p>
+    <w:p>
+      <w:pPr>
+        <w:pStyle w:val="Heading3"/>
+      </w:pPr>
+      <w:bookmarkStart w:id="47" w:name="_LinVNix547"/>
+      <w:r>
+        <w:t>4.2.1 Đăng nhập, đăng ký</w:t>
+      </w:r>
       <w:bookmarkEnd w:id="47"/>
     </w:p>
     <w:p>
       <w:pPr>
-        <w:pStyle w:val="Heading2"/>
-      </w:pPr>
-      <w:bookmarkStart w:id="48" w:name="_LinVNix538"/>
-      <w:r>
-        <w:t>4.1 Kiểm thử API với Postman</w:t>
+        <w:pStyle w:val="BodyText1"/>
+      </w:pPr>
+      <w:r>
+        <w:t>(Nội dung sẽ được trình bày)</w:t>
+      </w:r>
+    </w:p>
+    <w:p>
+      <w:pPr>
+        <w:pStyle w:val="Heading3"/>
+      </w:pPr>
+      <w:bookmarkStart w:id="48" w:name="_LinVNix548"/>
+      <w:r>
+        <w:t>4.2.2 Trang chủ và danh sách khóa học</w:t>
       </w:r>
       <w:bookmarkEnd w:id="48"/>
     </w:p>
     <w:p>
       <w:pPr>
+        <w:pStyle w:val="BodyText1"/>
+      </w:pPr>
+      <w:r>
+        <w:t>(Nội dung sẽ được trình bày)</w:t>
+      </w:r>
+    </w:p>
+    <w:p>
+      <w:pPr>
         <w:pStyle w:val="Heading3"/>
       </w:pPr>
-      <w:bookmarkStart w:id="49" w:name="_LinVNix539"/>
-      <w:r>
-        <w:t>4.1.1 API xác thực người dùng</w:t>
+      <w:bookmarkStart w:id="49" w:name="_LinVNix549"/>
+      <w:r>
+        <w:t>4.2.3 Chi tiết bài học</w:t>
       </w:r>
       <w:bookmarkEnd w:id="49"/>
     </w:p>
@@ -14963,9 +16852,9 @@
       <w:pPr>
         <w:pStyle w:val="Heading3"/>
       </w:pPr>
-      <w:bookmarkStart w:id="50" w:name="_LinVNix540"/>
-      <w:r>
-        <w:t>4.1.2 API quản lý học liệu</w:t>
+      <w:bookmarkStart w:id="50" w:name="_LinVNix550"/>
+      <w:r>
+        <w:t>4.2.4 Làm bài tập</w:t>
       </w:r>
       <w:bookmarkEnd w:id="50"/>
     </w:p>
@@ -14981,183 +16870,183 @@
       <w:pPr>
         <w:pStyle w:val="Heading3"/>
       </w:pPr>
-      <w:bookmarkStart w:id="51" w:name="_LinVNix541"/>
-      <w:r>
-        <w:t>4.1.3 API tiến trình học và mục tiêu hằng ngày</w:t>
-      </w:r>
-      <w:bookmarkEnd w:id="51"/>
-    </w:p>
-    <w:p>
-      <w:pPr>
-        <w:pStyle w:val="BodyText1"/>
-      </w:pPr>
-      <w:r>
-        <w:t>(Nội dung sẽ được trình bày)</w:t>
-      </w:r>
-    </w:p>
-    <w:p>
-      <w:pPr>
-        <w:pStyle w:val="Heading3"/>
-      </w:pPr>
-      <w:bookmarkStart w:id="52" w:name="_LinVNix542"/>
-      <w:r>
-        <w:t>4.1.4 API sinh bài tập tự động</w:t>
-      </w:r>
-      <w:bookmarkEnd w:id="52"/>
-    </w:p>
-    <w:p>
-      <w:pPr>
-        <w:pStyle w:val="BodyText1"/>
-      </w:pPr>
-      <w:r>
-        <w:t>(Nội dung sẽ được trình bày)</w:t>
-      </w:r>
-    </w:p>
-    <w:p>
-      <w:pPr>
-        <w:pStyle w:val="Heading3"/>
-      </w:pPr>
-      <w:bookmarkStart w:id="53" w:name="_LinVNix543"/>
-      <w:r>
-        <w:t>4.1.5 API khám phá ảnh</w:t>
-      </w:r>
-      <w:bookmarkEnd w:id="53"/>
-    </w:p>
-    <w:p>
-      <w:pPr>
-        <w:pStyle w:val="BodyText1"/>
-      </w:pPr>
-      <w:r>
-        <w:t>(Nội dung sẽ được trình bày)</w:t>
-      </w:r>
-    </w:p>
-    <w:p>
-      <w:pPr>
-        <w:pStyle w:val="Heading3"/>
-      </w:pPr>
-      <w:bookmarkStart w:id="54" w:name="_LinVNix544"/>
-      <w:r>
-        <w:t>4.1.6 API hội thoại mô phỏng</w:t>
-      </w:r>
-      <w:bookmarkEnd w:id="54"/>
-    </w:p>
-    <w:p>
-      <w:pPr>
-        <w:pStyle w:val="BodyText1"/>
-      </w:pPr>
-      <w:r>
-        <w:t>(Nội dung sẽ được trình bày)</w:t>
-      </w:r>
-    </w:p>
-    <w:p>
-      <w:pPr>
-        <w:pStyle w:val="Heading3"/>
-      </w:pPr>
-      <w:bookmarkStart w:id="55" w:name="_LinVNix545"/>
-      <w:r>
-        <w:t>4.1.7 API trợ lý AI</w:t>
-      </w:r>
-      <w:bookmarkEnd w:id="55"/>
-    </w:p>
-    <w:p>
-      <w:pPr>
-        <w:pStyle w:val="BodyText1"/>
-      </w:pPr>
-      <w:r>
-        <w:t>(Nội dung sẽ được trình bày)</w:t>
-      </w:r>
-    </w:p>
-    <w:p>
-      <w:pPr>
-        <w:pStyle w:val="Heading2"/>
-      </w:pPr>
-      <w:bookmarkStart w:id="56" w:name="_LinVNix546"/>
-      <w:r>
-        <w:t>4.2 Giao diện ứng dụng di động cho học viên</w:t>
-      </w:r>
-      <w:bookmarkEnd w:id="56"/>
-    </w:p>
-    <w:p>
-      <w:pPr>
-        <w:pStyle w:val="Heading3"/>
-      </w:pPr>
-      <w:bookmarkStart w:id="57" w:name="_LinVNix547"/>
-      <w:r>
-        <w:t>4.2.1 Đăng nhập, đăng ký</w:t>
-      </w:r>
-      <w:bookmarkEnd w:id="57"/>
-    </w:p>
-    <w:p>
-      <w:pPr>
-        <w:pStyle w:val="BodyText1"/>
-      </w:pPr>
-      <w:r>
-        <w:t>(Nội dung sẽ được trình bày)</w:t>
-      </w:r>
-    </w:p>
-    <w:p>
-      <w:pPr>
-        <w:pStyle w:val="Heading3"/>
-      </w:pPr>
-      <w:bookmarkStart w:id="58" w:name="_LinVNix548"/>
-      <w:r>
-        <w:t>4.2.2 Trang chủ và danh sách khóa học</w:t>
-      </w:r>
-      <w:bookmarkEnd w:id="58"/>
-    </w:p>
-    <w:p>
-      <w:pPr>
-        <w:pStyle w:val="BodyText1"/>
-      </w:pPr>
-      <w:r>
-        <w:t>(Nội dung sẽ được trình bày)</w:t>
-      </w:r>
-    </w:p>
-    <w:p>
-      <w:pPr>
-        <w:pStyle w:val="Heading3"/>
-      </w:pPr>
-      <w:bookmarkStart w:id="59" w:name="_LinVNix549"/>
-      <w:r>
-        <w:t>4.2.3 Chi tiết bài học</w:t>
-      </w:r>
-      <w:bookmarkEnd w:id="59"/>
-    </w:p>
-    <w:p>
-      <w:pPr>
-        <w:pStyle w:val="BodyText1"/>
-      </w:pPr>
-      <w:r>
-        <w:t>(Nội dung sẽ được trình bày)</w:t>
-      </w:r>
-    </w:p>
-    <w:p>
-      <w:pPr>
-        <w:pStyle w:val="Heading3"/>
-      </w:pPr>
-      <w:bookmarkStart w:id="60" w:name="_LinVNix550"/>
-      <w:r>
-        <w:t>4.2.4 Làm bài tập</w:t>
-      </w:r>
-      <w:bookmarkEnd w:id="60"/>
-    </w:p>
-    <w:p>
-      <w:pPr>
-        <w:pStyle w:val="BodyText1"/>
-      </w:pPr>
-      <w:r>
-        <w:t>(Nội dung sẽ được trình bày)</w:t>
-      </w:r>
-    </w:p>
-    <w:p>
-      <w:pPr>
-        <w:pStyle w:val="Heading3"/>
-      </w:pPr>
-      <w:bookmarkStart w:id="61" w:name="_LinVNix551"/>
+      <w:bookmarkStart w:id="51" w:name="_LinVNix551"/>
       <w:r>
         <w:lastRenderedPageBreak/>
         <w:t>4.2.5 Mục tiêu hằng ngày và chuỗi mục tiêu</w:t>
       </w:r>
+      <w:bookmarkEnd w:id="51"/>
+    </w:p>
+    <w:p>
+      <w:pPr>
+        <w:pStyle w:val="BodyText1"/>
+      </w:pPr>
+      <w:r>
+        <w:t>(Nội dung sẽ được trình bày)</w:t>
+      </w:r>
+    </w:p>
+    <w:p>
+      <w:pPr>
+        <w:pStyle w:val="Heading3"/>
+      </w:pPr>
+      <w:bookmarkStart w:id="52" w:name="_LinVNix552"/>
+      <w:r>
+        <w:t>4.2.6 Lướt yêu sách</w:t>
+      </w:r>
+      <w:bookmarkEnd w:id="52"/>
+    </w:p>
+    <w:p>
+      <w:pPr>
+        <w:pStyle w:val="BodyText1"/>
+      </w:pPr>
+      <w:r>
+        <w:t>(Nội dung sẽ được trình bày)</w:t>
+      </w:r>
+    </w:p>
+    <w:p>
+      <w:pPr>
+        <w:pStyle w:val="Heading3"/>
+      </w:pPr>
+      <w:bookmarkStart w:id="53" w:name="_LinVNix553"/>
+      <w:r>
+        <w:t>4.2.7 Khám phá ảnh</w:t>
+      </w:r>
+      <w:bookmarkEnd w:id="53"/>
+    </w:p>
+    <w:p>
+      <w:pPr>
+        <w:pStyle w:val="BodyText1"/>
+      </w:pPr>
+      <w:r>
+        <w:t>(Nội dung sẽ được trình bày)</w:t>
+      </w:r>
+    </w:p>
+    <w:p>
+      <w:pPr>
+        <w:pStyle w:val="Heading3"/>
+      </w:pPr>
+      <w:bookmarkStart w:id="54" w:name="_LinVNix554"/>
+      <w:r>
+        <w:t>4.2.8 Hội thoại mô phỏng</w:t>
+      </w:r>
+      <w:bookmarkEnd w:id="54"/>
+    </w:p>
+    <w:p>
+      <w:pPr>
+        <w:pStyle w:val="BodyText1"/>
+      </w:pPr>
+      <w:r>
+        <w:t>(Nội dung sẽ được trình bày)</w:t>
+      </w:r>
+    </w:p>
+    <w:p>
+      <w:pPr>
+        <w:pStyle w:val="Heading3"/>
+      </w:pPr>
+      <w:bookmarkStart w:id="55" w:name="_LinVNix555"/>
+      <w:r>
+        <w:t>4.2.9 Trợ lý AI</w:t>
+      </w:r>
+      <w:bookmarkEnd w:id="55"/>
+    </w:p>
+    <w:p>
+      <w:pPr>
+        <w:pStyle w:val="BodyText1"/>
+      </w:pPr>
+      <w:r>
+        <w:t>(Nội dung sẽ được trình bày)</w:t>
+      </w:r>
+    </w:p>
+    <w:p>
+      <w:pPr>
+        <w:pStyle w:val="Heading3"/>
+      </w:pPr>
+      <w:bookmarkStart w:id="56" w:name="_LinVNix556"/>
+      <w:r>
+        <w:t>4.2.10 Hồ sơ và phương ngữ</w:t>
+      </w:r>
+      <w:bookmarkEnd w:id="56"/>
+    </w:p>
+    <w:p>
+      <w:pPr>
+        <w:pStyle w:val="BodyText1"/>
+      </w:pPr>
+      <w:r>
+        <w:t>(Nội dung sẽ được trình bày)</w:t>
+      </w:r>
+    </w:p>
+    <w:p>
+      <w:pPr>
+        <w:pStyle w:val="Heading2"/>
+      </w:pPr>
+      <w:bookmarkStart w:id="57" w:name="_LinVNix557"/>
+      <w:r>
+        <w:t>4.3 Giao diện trang quản trị cho quản trị viên</w:t>
+      </w:r>
+      <w:bookmarkEnd w:id="57"/>
+    </w:p>
+    <w:p>
+      <w:pPr>
+        <w:pStyle w:val="Heading3"/>
+      </w:pPr>
+      <w:bookmarkStart w:id="58" w:name="_LinVNix558"/>
+      <w:r>
+        <w:t>4.3.1 Quản lý khóa học, chủ đề, bài học</w:t>
+      </w:r>
+      <w:bookmarkEnd w:id="58"/>
+    </w:p>
+    <w:p>
+      <w:pPr>
+        <w:pStyle w:val="BodyText1"/>
+      </w:pPr>
+      <w:r>
+        <w:t>(Nội dung sẽ được trình bày)</w:t>
+      </w:r>
+    </w:p>
+    <w:p>
+      <w:pPr>
+        <w:pStyle w:val="Heading3"/>
+      </w:pPr>
+      <w:bookmarkStart w:id="59" w:name="_LinVNix559"/>
+      <w:r>
+        <w:t>4.3.2 Quản lý từ vựng và quy tắc ngữ pháp</w:t>
+      </w:r>
+      <w:bookmarkEnd w:id="59"/>
+    </w:p>
+    <w:p>
+      <w:pPr>
+        <w:pStyle w:val="BodyText1"/>
+      </w:pPr>
+      <w:r>
+        <w:t>(Nội dung sẽ được trình bày)</w:t>
+      </w:r>
+    </w:p>
+    <w:p>
+      <w:pPr>
+        <w:pStyle w:val="Heading3"/>
+      </w:pPr>
+      <w:bookmarkStart w:id="60" w:name="_LinVNix560"/>
+      <w:r>
+        <w:t>4.3.3 Quản lý câu hỏi và bài tập</w:t>
+      </w:r>
+      <w:bookmarkEnd w:id="60"/>
+    </w:p>
+    <w:p>
+      <w:pPr>
+        <w:pStyle w:val="BodyText1"/>
+      </w:pPr>
+      <w:r>
+        <w:t>(Nội dung sẽ được trình bày)</w:t>
+      </w:r>
+    </w:p>
+    <w:p>
+      <w:pPr>
+        <w:pStyle w:val="Heading3"/>
+      </w:pPr>
+      <w:bookmarkStart w:id="61" w:name="_LinVNix561"/>
+      <w:r>
+        <w:t>4.3.4 Quản lý tình huống hội thoại</w:t>
+      </w:r>
       <w:bookmarkEnd w:id="61"/>
     </w:p>
     <w:p>
@@ -15172,9 +17061,9 @@
       <w:pPr>
         <w:pStyle w:val="Heading3"/>
       </w:pPr>
-      <w:bookmarkStart w:id="62" w:name="_LinVNix552"/>
-      <w:r>
-        <w:t>4.2.6 Lướt yêu sách</w:t>
+      <w:bookmarkStart w:id="62" w:name="_LinVNix562"/>
+      <w:r>
+        <w:t>4.3.5 Quản lý học viên</w:t>
       </w:r>
       <w:bookmarkEnd w:id="62"/>
     </w:p>
@@ -15190,9 +17079,9 @@
       <w:pPr>
         <w:pStyle w:val="Heading3"/>
       </w:pPr>
-      <w:bookmarkStart w:id="63" w:name="_LinVNix553"/>
-      <w:r>
-        <w:t>4.2.7 Khám phá ảnh</w:t>
+      <w:bookmarkStart w:id="63" w:name="_LinVNix563"/>
+      <w:r>
+        <w:t>4.3.6 Thống kê tổng quan</w:t>
       </w:r>
       <w:bookmarkEnd w:id="63"/>
     </w:p>
@@ -15206,196 +17095,24 @@
     </w:p>
     <w:p>
       <w:pPr>
-        <w:pStyle w:val="Heading3"/>
-      </w:pPr>
-      <w:bookmarkStart w:id="64" w:name="_LinVNix554"/>
-      <w:r>
-        <w:t>4.2.8 Hội thoại mô phỏng</w:t>
-      </w:r>
-      <w:bookmarkEnd w:id="64"/>
-    </w:p>
-    <w:p>
-      <w:pPr>
-        <w:pStyle w:val="BodyText1"/>
-      </w:pPr>
-      <w:r>
-        <w:t>(Nội dung sẽ được trình bày)</w:t>
-      </w:r>
-    </w:p>
-    <w:p>
-      <w:pPr>
-        <w:pStyle w:val="Heading3"/>
-      </w:pPr>
-      <w:bookmarkStart w:id="65" w:name="_LinVNix555"/>
-      <w:r>
-        <w:t>4.2.9 Trợ lý AI</w:t>
-      </w:r>
-      <w:bookmarkEnd w:id="65"/>
-    </w:p>
-    <w:p>
-      <w:pPr>
-        <w:pStyle w:val="BodyText1"/>
-      </w:pPr>
-      <w:r>
-        <w:t>(Nội dung sẽ được trình bày)</w:t>
-      </w:r>
-    </w:p>
-    <w:p>
-      <w:pPr>
-        <w:pStyle w:val="Heading3"/>
-      </w:pPr>
-      <w:bookmarkStart w:id="66" w:name="_LinVNix556"/>
-      <w:r>
-        <w:t>4.2.10 Hồ sơ và phương ngữ</w:t>
-      </w:r>
-      <w:bookmarkEnd w:id="66"/>
-    </w:p>
-    <w:p>
-      <w:pPr>
-        <w:pStyle w:val="BodyText1"/>
-      </w:pPr>
-      <w:r>
-        <w:t>(Nội dung sẽ được trình bày)</w:t>
-      </w:r>
-    </w:p>
-    <w:p>
-      <w:pPr>
-        <w:pStyle w:val="Heading2"/>
-      </w:pPr>
-      <w:bookmarkStart w:id="67" w:name="_LinVNix557"/>
-      <w:r>
-        <w:t>4.3 Giao diện trang quản trị cho quản trị viên</w:t>
-      </w:r>
-      <w:bookmarkEnd w:id="67"/>
-    </w:p>
-    <w:p>
-      <w:pPr>
-        <w:pStyle w:val="Heading3"/>
-      </w:pPr>
-      <w:bookmarkStart w:id="68" w:name="_LinVNix558"/>
-      <w:r>
-        <w:t>4.3.1 Quản lý khóa học, chủ đề, bài học</w:t>
-      </w:r>
-      <w:bookmarkEnd w:id="68"/>
-    </w:p>
-    <w:p>
-      <w:pPr>
-        <w:pStyle w:val="BodyText1"/>
-      </w:pPr>
-      <w:r>
-        <w:t>(Nội dung sẽ được trình bày)</w:t>
-      </w:r>
-    </w:p>
-    <w:p>
-      <w:pPr>
-        <w:pStyle w:val="Heading3"/>
-      </w:pPr>
-      <w:bookmarkStart w:id="69" w:name="_LinVNix559"/>
-      <w:r>
-        <w:t>4.3.2 Quản lý từ vựng và quy tắc ngữ pháp</w:t>
-      </w:r>
-      <w:bookmarkEnd w:id="69"/>
-    </w:p>
-    <w:p>
-      <w:pPr>
-        <w:pStyle w:val="BodyText1"/>
-      </w:pPr>
-      <w:r>
-        <w:t>(Nội dung sẽ được trình bày)</w:t>
-      </w:r>
-    </w:p>
-    <w:p>
-      <w:pPr>
-        <w:pStyle w:val="Heading3"/>
-      </w:pPr>
-      <w:bookmarkStart w:id="70" w:name="_LinVNix560"/>
-      <w:r>
-        <w:t>4.3.3 Quản lý câu hỏi và bài tập</w:t>
-      </w:r>
-      <w:bookmarkEnd w:id="70"/>
-    </w:p>
-    <w:p>
-      <w:pPr>
-        <w:pStyle w:val="BodyText1"/>
-      </w:pPr>
-      <w:r>
-        <w:t>(Nội dung sẽ được trình bày)</w:t>
-      </w:r>
-    </w:p>
-    <w:p>
-      <w:pPr>
-        <w:pStyle w:val="Heading3"/>
-      </w:pPr>
-      <w:bookmarkStart w:id="71" w:name="_LinVNix561"/>
-      <w:r>
-        <w:t>4.3.4 Quản lý tình huống hội thoại</w:t>
-      </w:r>
-      <w:bookmarkEnd w:id="71"/>
-    </w:p>
-    <w:p>
-      <w:pPr>
-        <w:pStyle w:val="BodyText1"/>
-      </w:pPr>
-      <w:r>
-        <w:t>(Nội dung sẽ được trình bày)</w:t>
-      </w:r>
-    </w:p>
-    <w:p>
-      <w:pPr>
-        <w:pStyle w:val="Heading3"/>
-      </w:pPr>
-      <w:bookmarkStart w:id="72" w:name="_LinVNix562"/>
-      <w:r>
-        <w:t>4.3.5 Quản lý học viên</w:t>
-      </w:r>
-      <w:bookmarkEnd w:id="72"/>
-    </w:p>
-    <w:p>
-      <w:pPr>
-        <w:pStyle w:val="BodyText1"/>
-      </w:pPr>
-      <w:r>
-        <w:t>(Nội dung sẽ được trình bày)</w:t>
-      </w:r>
-    </w:p>
-    <w:p>
-      <w:pPr>
-        <w:pStyle w:val="Heading3"/>
-      </w:pPr>
-      <w:bookmarkStart w:id="73" w:name="_LinVNix563"/>
-      <w:r>
-        <w:t>4.3.6 Thống kê tổng quan</w:t>
-      </w:r>
-      <w:bookmarkEnd w:id="73"/>
-    </w:p>
-    <w:p>
-      <w:pPr>
-        <w:pStyle w:val="BodyText1"/>
-      </w:pPr>
-      <w:r>
-        <w:t>(Nội dung sẽ được trình bày)</w:t>
-      </w:r>
-    </w:p>
-    <w:p>
-      <w:pPr>
         <w:pStyle w:val="Heading1"/>
       </w:pPr>
-      <w:bookmarkStart w:id="74" w:name="_Toc187270209"/>
+      <w:bookmarkStart w:id="64" w:name="_Toc187270209"/>
       <w:r>
         <w:lastRenderedPageBreak/>
         <w:t>KẾT LUẬN VÀ HƯỚNG PHÁT TRIỂN</w:t>
       </w:r>
-      <w:bookmarkEnd w:id="74"/>
+      <w:bookmarkEnd w:id="64"/>
     </w:p>
     <w:p>
       <w:pPr>
         <w:pStyle w:val="Heading2"/>
       </w:pPr>
-      <w:bookmarkStart w:id="75" w:name="_LinVNix920"/>
+      <w:bookmarkStart w:id="65" w:name="_LinVNix920"/>
       <w:r>
         <w:t>5.1 Kết quả đạt được</w:t>
       </w:r>
-      <w:bookmarkEnd w:id="75"/>
+      <w:bookmarkEnd w:id="65"/>
     </w:p>
     <w:p>
       <w:pPr>
@@ -15485,11 +17202,11 @@
       <w:pPr>
         <w:pStyle w:val="Heading2"/>
       </w:pPr>
-      <w:bookmarkStart w:id="76" w:name="_LinVNix921"/>
+      <w:bookmarkStart w:id="66" w:name="_LinVNix921"/>
       <w:r>
         <w:t>5.2 Hướng phát triển</w:t>
       </w:r>
-      <w:bookmarkEnd w:id="76"/>
+      <w:bookmarkEnd w:id="66"/>
     </w:p>
     <w:p>
       <w:pPr>
@@ -15557,7 +17274,7 @@
         <w:t xml:space="preserve"> viết kiểm thử đầu cuối cho các luồng cốt lõi; bổ sung ghi log có cấu trúc và bộ chỉ số; mở rộng khả năng làm việc khi mất kết nối; hoàn tất thủ tục phát hành lên Google Play Store và Apple App Store.</w:t>
       </w:r>
     </w:p>
-    <w:bookmarkStart w:id="77" w:name="_Toc187270214" w:displacedByCustomXml="next"/>
+    <w:bookmarkStart w:id="67" w:name="_Toc187270214" w:displacedByCustomXml="next"/>
     <w:sdt>
       <w:sdtPr>
         <w:id w:val="1069540551"/>
@@ -15674,7 +17391,7 @@
             <w:lastRenderedPageBreak/>
             <w:t>DANH MỤC TÀI LIỆU THAM KHẢO</w:t>
           </w:r>
-          <w:bookmarkEnd w:id="77"/>
+          <w:bookmarkEnd w:id="67"/>
         </w:p>
         <w:sdt>
           <w:sdtPr>
@@ -17722,7 +19439,7 @@
         <w:rFonts w:ascii="Sylfaen" w:hAnsi="Sylfaen" w:hint="default"/>
       </w:rPr>
     </w:lvl>
-    <w:lvl w:ilvl="1" w:tplc="04090003" w:tentative="1">
+    <w:lvl w:ilvl="1" w:tplc="04090003">
       <w:start w:val="1"/>
       <w:numFmt w:val="bullet"/>
       <w:lvlText w:val="o"/>
